--- a/Sustav za upravljanje dostavama i logistikom - dokumentacija.docx
+++ b/Sustav za upravljanje dostavama i logistikom - dokumentacija.docx
@@ -120,38 +120,6 @@
     <w:p>
       <w:pPr>
         <w:spacing w:after="0" w:line="256" w:lineRule="auto"/>
-        <w:ind w:left="566" w:right="0" w:firstLine="0"/>
-        <w:jc w:val="left"/>
-      </w:pPr>
-      <w:r>
-        <w:t xml:space="preserve"> </w:t>
-      </w:r>
-    </w:p>
-    <w:p>
-      <w:pPr>
-        <w:spacing w:after="0" w:line="256" w:lineRule="auto"/>
-        <w:ind w:left="518" w:right="3"/>
-        <w:jc w:val="center"/>
-        <w:rPr>
-          <w:b/>
-          <w:sz w:val="28"/>
-        </w:rPr>
-      </w:pPr>
-    </w:p>
-    <w:p>
-      <w:pPr>
-        <w:spacing w:after="0" w:line="256" w:lineRule="auto"/>
-        <w:ind w:left="518" w:right="3"/>
-        <w:jc w:val="center"/>
-        <w:rPr>
-          <w:b/>
-          <w:sz w:val="28"/>
-        </w:rPr>
-      </w:pPr>
-    </w:p>
-    <w:p>
-      <w:pPr>
-        <w:spacing w:after="0" w:line="256" w:lineRule="auto"/>
         <w:ind w:left="518" w:right="3"/>
         <w:jc w:val="center"/>
         <w:rPr>
@@ -210,6 +178,10 @@
         <w:spacing w:after="0" w:line="256" w:lineRule="auto"/>
         <w:ind w:right="3" w:firstLine="0"/>
         <w:jc w:val="center"/>
+        <w:rPr>
+          <w:b/>
+          <w:sz w:val="28"/>
+        </w:rPr>
       </w:pPr>
       <w:r>
         <w:rPr>
@@ -218,6 +190,26 @@
         </w:rPr>
         <w:t>Infrastruktura za podatke velikog obujma</w:t>
       </w:r>
+    </w:p>
+    <w:p>
+      <w:pPr>
+        <w:pStyle w:val="Odlomakpopisa"/>
+        <w:spacing w:after="0" w:line="256" w:lineRule="auto"/>
+        <w:ind w:right="3" w:firstLine="0"/>
+        <w:jc w:val="center"/>
+        <w:rPr>
+          <w:b/>
+          <w:sz w:val="28"/>
+        </w:rPr>
+      </w:pPr>
+    </w:p>
+    <w:p>
+      <w:pPr>
+        <w:pStyle w:val="Odlomakpopisa"/>
+        <w:spacing w:after="0" w:line="256" w:lineRule="auto"/>
+        <w:ind w:right="3" w:firstLine="0"/>
+        <w:jc w:val="center"/>
+      </w:pPr>
     </w:p>
     <w:p>
       <w:pPr>
@@ -397,6 +389,22 @@
     </w:p>
     <w:p>
       <w:pPr>
+        <w:pStyle w:val="Naslov1"/>
+        <w:rPr>
+          <w:lang w:eastAsia="hr-HR"/>
+        </w:rPr>
+      </w:pPr>
+    </w:p>
+    <w:p>
+      <w:pPr>
+        <w:pStyle w:val="Naslov1"/>
+        <w:rPr>
+          <w:lang w:eastAsia="hr-HR"/>
+        </w:rPr>
+      </w:pPr>
+    </w:p>
+    <w:p>
+      <w:pPr>
         <w:spacing w:after="0" w:line="256" w:lineRule="auto"/>
         <w:ind w:right="0"/>
         <w:rPr>
@@ -408,23 +416,50 @@
     <w:p>
       <w:pPr>
         <w:spacing w:after="0" w:line="256" w:lineRule="auto"/>
-        <w:ind w:right="0"/>
+        <w:ind w:left="1134" w:right="0" w:firstLine="0"/>
+        <w:jc w:val="left"/>
         <w:rPr>
-          <w:b/>
+          <w:bCs/>
           <w:sz w:val="28"/>
         </w:rPr>
       </w:pPr>
-    </w:p>
-    <w:p>
-      <w:pPr>
-        <w:spacing w:after="0" w:line="256" w:lineRule="auto"/>
-        <w:ind w:left="0" w:right="0" w:firstLine="0"/>
-        <w:jc w:val="left"/>
+      <w:r>
         <w:rPr>
-          <w:b/>
+          <w:bCs/>
           <w:sz w:val="28"/>
         </w:rPr>
-      </w:pPr>
+        <w:t xml:space="preserve">Poveznica na </w:t>
+      </w:r>
+      <w:proofErr w:type="spellStart"/>
+      <w:r>
+        <w:rPr>
+          <w:bCs/>
+          <w:sz w:val="28"/>
+        </w:rPr>
+        <w:t>GitHub</w:t>
+      </w:r>
+      <w:proofErr w:type="spellEnd"/>
+      <w:r>
+        <w:rPr>
+          <w:bCs/>
+          <w:sz w:val="28"/>
+        </w:rPr>
+        <w:t xml:space="preserve"> repozitorij:</w:t>
+      </w:r>
+      <w:r>
+        <w:rPr>
+          <w:bCs/>
+          <w:sz w:val="28"/>
+        </w:rPr>
+        <w:t xml:space="preserve"> </w:t>
+      </w:r>
+      <w:r>
+        <w:rPr>
+          <w:bCs/>
+          <w:sz w:val="28"/>
+        </w:rPr>
+        <w:t>https://github.com/ddino7/delivery-logistics-demo</w:t>
+      </w:r>
     </w:p>
     <w:p>
       <w:pPr>
@@ -446,24 +481,6 @@
     </w:p>
     <w:p>
       <w:pPr>
-        <w:pStyle w:val="Naslov1"/>
-        <w:rPr>
-          <w:lang w:eastAsia="hr-HR"/>
-        </w:rPr>
-      </w:pPr>
-    </w:p>
-    <w:p>
-      <w:pPr>
-        <w:spacing w:after="0" w:line="256" w:lineRule="auto"/>
-        <w:ind w:left="561" w:right="0"/>
-        <w:jc w:val="left"/>
-        <w:rPr>
-          <w:sz w:val="28"/>
-        </w:rPr>
-      </w:pPr>
-    </w:p>
-    <w:p>
-      <w:pPr>
         <w:spacing w:after="0" w:line="256" w:lineRule="auto"/>
         <w:ind w:left="0" w:right="0" w:firstLine="0"/>
         <w:jc w:val="left"/>
@@ -474,7 +491,17 @@
     </w:p>
     <w:p>
       <w:pPr>
-        <w:jc w:val="center"/>
+        <w:spacing w:after="0" w:line="256" w:lineRule="auto"/>
+        <w:ind w:left="0" w:right="0" w:firstLine="0"/>
+        <w:jc w:val="left"/>
+        <w:rPr>
+          <w:sz w:val="28"/>
+        </w:rPr>
+      </w:pPr>
+    </w:p>
+    <w:p>
+      <w:pPr>
+        <w:ind w:left="2160" w:firstLine="720"/>
         <w:sectPr>
           <w:headerReference w:type="default" r:id="rId8"/>
           <w:footerReference w:type="default" r:id="rId9"/>
@@ -486,6 +513,9 @@
           <w:docGrid w:linePitch="360"/>
         </w:sectPr>
       </w:pPr>
+      <w:r>
+        <w:t xml:space="preserve">    </w:t>
+      </w:r>
       <w:r>
         <w:t xml:space="preserve">U Rijeci, </w:t>
       </w:r>
@@ -622,7 +652,7 @@
             <w:rPr>
               <w:noProof/>
             </w:rPr>
-            <w:instrText xml:space="preserve"> PAGEREF _Toc219369969 \h </w:instrText>
+            <w:instrText xml:space="preserve"> PAGEREF _Toc220514058 \h </w:instrText>
           </w:r>
           <w:r>
             <w:rPr>
@@ -701,7 +731,7 @@
             <w:rPr>
               <w:noProof/>
             </w:rPr>
-            <w:instrText xml:space="preserve"> PAGEREF _Toc219369970 \h </w:instrText>
+            <w:instrText xml:space="preserve"> PAGEREF _Toc220514059 \h </w:instrText>
           </w:r>
           <w:r>
             <w:rPr>
@@ -780,7 +810,7 @@
             <w:rPr>
               <w:noProof/>
             </w:rPr>
-            <w:instrText xml:space="preserve"> PAGEREF _Toc219369971 \h </w:instrText>
+            <w:instrText xml:space="preserve"> PAGEREF _Toc220514060 \h </w:instrText>
           </w:r>
           <w:r>
             <w:rPr>
@@ -861,7 +891,7 @@
             <w:rPr>
               <w:noProof/>
             </w:rPr>
-            <w:instrText xml:space="preserve"> PAGEREF _Toc219369972 \h </w:instrText>
+            <w:instrText xml:space="preserve"> PAGEREF _Toc220514061 \h </w:instrText>
           </w:r>
           <w:r>
             <w:rPr>
@@ -878,7 +908,7 @@
             <w:rPr>
               <w:noProof/>
             </w:rPr>
-            <w:t>4</w:t>
+            <w:t>6</w:t>
           </w:r>
           <w:r>
             <w:rPr>
@@ -940,7 +970,7 @@
             <w:rPr>
               <w:noProof/>
             </w:rPr>
-            <w:instrText xml:space="preserve"> PAGEREF _Toc219369973 \h </w:instrText>
+            <w:instrText xml:space="preserve"> PAGEREF _Toc220514062 \h </w:instrText>
           </w:r>
           <w:r>
             <w:rPr>
@@ -957,7 +987,7 @@
             <w:rPr>
               <w:noProof/>
             </w:rPr>
-            <w:t>5</w:t>
+            <w:t>7</w:t>
           </w:r>
           <w:r>
             <w:rPr>
@@ -1001,7 +1031,7 @@
             <w:rPr>
               <w:noProof/>
             </w:rPr>
-            <w:t>USE-CASE SPECIFIKACIJA</w:t>
+            <w:t>POUZDANOST I TOLERANCIJA NA GREŠKE</w:t>
           </w:r>
           <w:r>
             <w:rPr>
@@ -1019,7 +1049,7 @@
             <w:rPr>
               <w:noProof/>
             </w:rPr>
-            <w:instrText xml:space="preserve"> PAGEREF _Toc219369974 \h </w:instrText>
+            <w:instrText xml:space="preserve"> PAGEREF _Toc220514063 \h </w:instrText>
           </w:r>
           <w:r>
             <w:rPr>
@@ -1036,7 +1066,250 @@
             <w:rPr>
               <w:noProof/>
             </w:rPr>
-            <w:t>7</w:t>
+            <w:t>9</w:t>
+          </w:r>
+          <w:r>
+            <w:rPr>
+              <w:noProof/>
+            </w:rPr>
+            <w:fldChar w:fldCharType="end"/>
+          </w:r>
+        </w:p>
+        <w:p>
+          <w:pPr>
+            <w:pStyle w:val="Sadraj2"/>
+            <w:rPr>
+              <w:rFonts w:asciiTheme="minorHAnsi" w:hAnsiTheme="minorHAnsi" w:cstheme="minorBidi"/>
+              <w:noProof/>
+              <w:kern w:val="2"/>
+              <w:sz w:val="24"/>
+              <w:szCs w:val="24"/>
+              <w:lang w:val="hr-HR" w:eastAsia="hr-HR"/>
+              <w14:ligatures w14:val="standardContextual"/>
+            </w:rPr>
+          </w:pPr>
+          <w:r>
+            <w:rPr>
+              <w:rFonts w:eastAsiaTheme="minorHAnsi"/>
+              <w:noProof/>
+            </w:rPr>
+            <w:t>3.1.</w:t>
+          </w:r>
+          <w:r>
+            <w:rPr>
+              <w:rFonts w:asciiTheme="minorHAnsi" w:hAnsiTheme="minorHAnsi" w:cstheme="minorBidi"/>
+              <w:noProof/>
+              <w:kern w:val="2"/>
+              <w:sz w:val="24"/>
+              <w:szCs w:val="24"/>
+              <w:lang w:val="hr-HR" w:eastAsia="hr-HR"/>
+              <w14:ligatures w14:val="standardContextual"/>
+            </w:rPr>
+            <w:tab/>
+          </w:r>
+          <w:r>
+            <w:rPr>
+              <w:rFonts w:eastAsiaTheme="minorHAnsi"/>
+              <w:noProof/>
+            </w:rPr>
+            <w:t>Sigurnost pohrane podataka (Durability)</w:t>
+          </w:r>
+          <w:r>
+            <w:rPr>
+              <w:noProof/>
+            </w:rPr>
+            <w:tab/>
+          </w:r>
+          <w:r>
+            <w:rPr>
+              <w:noProof/>
+            </w:rPr>
+            <w:fldChar w:fldCharType="begin"/>
+          </w:r>
+          <w:r>
+            <w:rPr>
+              <w:noProof/>
+            </w:rPr>
+            <w:instrText xml:space="preserve"> PAGEREF _Toc220514064 \h </w:instrText>
+          </w:r>
+          <w:r>
+            <w:rPr>
+              <w:noProof/>
+            </w:rPr>
+          </w:r>
+          <w:r>
+            <w:rPr>
+              <w:noProof/>
+            </w:rPr>
+            <w:fldChar w:fldCharType="separate"/>
+          </w:r>
+          <w:r>
+            <w:rPr>
+              <w:noProof/>
+            </w:rPr>
+            <w:t>9</w:t>
+          </w:r>
+          <w:r>
+            <w:rPr>
+              <w:noProof/>
+            </w:rPr>
+            <w:fldChar w:fldCharType="end"/>
+          </w:r>
+        </w:p>
+        <w:p>
+          <w:pPr>
+            <w:pStyle w:val="Sadraj2"/>
+            <w:rPr>
+              <w:rFonts w:asciiTheme="minorHAnsi" w:hAnsiTheme="minorHAnsi" w:cstheme="minorBidi"/>
+              <w:noProof/>
+              <w:kern w:val="2"/>
+              <w:sz w:val="24"/>
+              <w:szCs w:val="24"/>
+              <w:lang w:val="hr-HR" w:eastAsia="hr-HR"/>
+              <w14:ligatures w14:val="standardContextual"/>
+            </w:rPr>
+          </w:pPr>
+          <w:r>
+            <w:rPr>
+              <w:rFonts w:eastAsiaTheme="minorHAnsi"/>
+              <w:noProof/>
+            </w:rPr>
+            <w:t>3.2.</w:t>
+          </w:r>
+          <w:r>
+            <w:rPr>
+              <w:rFonts w:asciiTheme="minorHAnsi" w:hAnsiTheme="minorHAnsi" w:cstheme="minorBidi"/>
+              <w:noProof/>
+              <w:kern w:val="2"/>
+              <w:sz w:val="24"/>
+              <w:szCs w:val="24"/>
+              <w:lang w:val="hr-HR" w:eastAsia="hr-HR"/>
+              <w14:ligatures w14:val="standardContextual"/>
+            </w:rPr>
+            <w:tab/>
+          </w:r>
+          <w:r>
+            <w:rPr>
+              <w:rFonts w:eastAsiaTheme="minorHAnsi"/>
+              <w:noProof/>
+            </w:rPr>
+            <w:t>Konzistencija podataka (Data Consistency)</w:t>
+          </w:r>
+          <w:r>
+            <w:rPr>
+              <w:noProof/>
+            </w:rPr>
+            <w:tab/>
+          </w:r>
+          <w:r>
+            <w:rPr>
+              <w:noProof/>
+            </w:rPr>
+            <w:fldChar w:fldCharType="begin"/>
+          </w:r>
+          <w:r>
+            <w:rPr>
+              <w:noProof/>
+            </w:rPr>
+            <w:instrText xml:space="preserve"> PAGEREF _Toc220514065 \h </w:instrText>
+          </w:r>
+          <w:r>
+            <w:rPr>
+              <w:noProof/>
+            </w:rPr>
+          </w:r>
+          <w:r>
+            <w:rPr>
+              <w:noProof/>
+            </w:rPr>
+            <w:fldChar w:fldCharType="separate"/>
+          </w:r>
+          <w:r>
+            <w:rPr>
+              <w:noProof/>
+            </w:rPr>
+            <w:t>9</w:t>
+          </w:r>
+          <w:r>
+            <w:rPr>
+              <w:noProof/>
+            </w:rPr>
+            <w:fldChar w:fldCharType="end"/>
+          </w:r>
+        </w:p>
+        <w:p>
+          <w:pPr>
+            <w:pStyle w:val="Sadraj2"/>
+            <w:rPr>
+              <w:rFonts w:asciiTheme="minorHAnsi" w:hAnsiTheme="minorHAnsi" w:cstheme="minorBidi"/>
+              <w:noProof/>
+              <w:kern w:val="2"/>
+              <w:sz w:val="24"/>
+              <w:szCs w:val="24"/>
+              <w:lang w:val="hr-HR" w:eastAsia="hr-HR"/>
+              <w14:ligatures w14:val="standardContextual"/>
+            </w:rPr>
+          </w:pPr>
+          <w:r>
+            <w:rPr>
+              <w:rFonts w:eastAsiaTheme="minorHAnsi"/>
+              <w:noProof/>
+            </w:rPr>
+            <w:t>3.3.</w:t>
+          </w:r>
+          <w:r>
+            <w:rPr>
+              <w:rFonts w:asciiTheme="minorHAnsi" w:hAnsiTheme="minorHAnsi" w:cstheme="minorBidi"/>
+              <w:noProof/>
+              <w:kern w:val="2"/>
+              <w:sz w:val="24"/>
+              <w:szCs w:val="24"/>
+              <w:lang w:val="hr-HR" w:eastAsia="hr-HR"/>
+              <w14:ligatures w14:val="standardContextual"/>
+            </w:rPr>
+            <w:tab/>
+          </w:r>
+          <w:r>
+            <w:rPr>
+              <w:rFonts w:eastAsiaTheme="minorHAnsi"/>
+              <w:noProof/>
+            </w:rPr>
+            <w:t>Tolerancija na greške (Fault Tolerance)</w:t>
+          </w:r>
+          <w:r>
+            <w:rPr>
+              <w:noProof/>
+            </w:rPr>
+            <w:tab/>
+          </w:r>
+          <w:r>
+            <w:rPr>
+              <w:noProof/>
+            </w:rPr>
+            <w:fldChar w:fldCharType="begin"/>
+          </w:r>
+          <w:r>
+            <w:rPr>
+              <w:noProof/>
+            </w:rPr>
+            <w:instrText xml:space="preserve"> PAGEREF _Toc220514066 \h </w:instrText>
+          </w:r>
+          <w:r>
+            <w:rPr>
+              <w:noProof/>
+            </w:rPr>
+          </w:r>
+          <w:r>
+            <w:rPr>
+              <w:noProof/>
+            </w:rPr>
+            <w:fldChar w:fldCharType="separate"/>
+          </w:r>
+          <w:r>
+            <w:rPr>
+              <w:noProof/>
+            </w:rPr>
+            <w:t>10</w:t>
           </w:r>
           <w:r>
             <w:rPr>
@@ -1080,7 +1353,7 @@
             <w:rPr>
               <w:noProof/>
             </w:rPr>
-            <w:t>ODABRANE TEHNOLOGIJE</w:t>
+            <w:t>SKALABILNOST</w:t>
           </w:r>
           <w:r>
             <w:rPr>
@@ -1098,7 +1371,7 @@
             <w:rPr>
               <w:noProof/>
             </w:rPr>
-            <w:instrText xml:space="preserve"> PAGEREF _Toc219369975 \h </w:instrText>
+            <w:instrText xml:space="preserve"> PAGEREF _Toc220514067 \h </w:instrText>
           </w:r>
           <w:r>
             <w:rPr>
@@ -1115,7 +1388,331 @@
             <w:rPr>
               <w:noProof/>
             </w:rPr>
-            <w:t>8</w:t>
+            <w:t>11</w:t>
+          </w:r>
+          <w:r>
+            <w:rPr>
+              <w:noProof/>
+            </w:rPr>
+            <w:fldChar w:fldCharType="end"/>
+          </w:r>
+        </w:p>
+        <w:p>
+          <w:pPr>
+            <w:pStyle w:val="Sadraj2"/>
+            <w:rPr>
+              <w:rFonts w:asciiTheme="minorHAnsi" w:hAnsiTheme="minorHAnsi" w:cstheme="minorBidi"/>
+              <w:noProof/>
+              <w:kern w:val="2"/>
+              <w:sz w:val="24"/>
+              <w:szCs w:val="24"/>
+              <w:lang w:val="hr-HR" w:eastAsia="hr-HR"/>
+              <w14:ligatures w14:val="standardContextual"/>
+            </w:rPr>
+          </w:pPr>
+          <w:r>
+            <w:rPr>
+              <w:rFonts w:eastAsiaTheme="minorHAnsi"/>
+              <w:noProof/>
+            </w:rPr>
+            <w:t>4.1.</w:t>
+          </w:r>
+          <w:r>
+            <w:rPr>
+              <w:rFonts w:asciiTheme="minorHAnsi" w:hAnsiTheme="minorHAnsi" w:cstheme="minorBidi"/>
+              <w:noProof/>
+              <w:kern w:val="2"/>
+              <w:sz w:val="24"/>
+              <w:szCs w:val="24"/>
+              <w:lang w:val="hr-HR" w:eastAsia="hr-HR"/>
+              <w14:ligatures w14:val="standardContextual"/>
+            </w:rPr>
+            <w:tab/>
+          </w:r>
+          <w:r>
+            <w:rPr>
+              <w:rFonts w:eastAsiaTheme="minorHAnsi"/>
+              <w:noProof/>
+            </w:rPr>
+            <w:t>Horizontalno skaliranje aplikacijskog sloja</w:t>
+          </w:r>
+          <w:r>
+            <w:rPr>
+              <w:noProof/>
+            </w:rPr>
+            <w:tab/>
+          </w:r>
+          <w:r>
+            <w:rPr>
+              <w:noProof/>
+            </w:rPr>
+            <w:fldChar w:fldCharType="begin"/>
+          </w:r>
+          <w:r>
+            <w:rPr>
+              <w:noProof/>
+            </w:rPr>
+            <w:instrText xml:space="preserve"> PAGEREF _Toc220514068 \h </w:instrText>
+          </w:r>
+          <w:r>
+            <w:rPr>
+              <w:noProof/>
+            </w:rPr>
+          </w:r>
+          <w:r>
+            <w:rPr>
+              <w:noProof/>
+            </w:rPr>
+            <w:fldChar w:fldCharType="separate"/>
+          </w:r>
+          <w:r>
+            <w:rPr>
+              <w:noProof/>
+            </w:rPr>
+            <w:t>11</w:t>
+          </w:r>
+          <w:r>
+            <w:rPr>
+              <w:noProof/>
+            </w:rPr>
+            <w:fldChar w:fldCharType="end"/>
+          </w:r>
+        </w:p>
+        <w:p>
+          <w:pPr>
+            <w:pStyle w:val="Sadraj2"/>
+            <w:rPr>
+              <w:rFonts w:asciiTheme="minorHAnsi" w:hAnsiTheme="minorHAnsi" w:cstheme="minorBidi"/>
+              <w:noProof/>
+              <w:kern w:val="2"/>
+              <w:sz w:val="24"/>
+              <w:szCs w:val="24"/>
+              <w:lang w:val="hr-HR" w:eastAsia="hr-HR"/>
+              <w14:ligatures w14:val="standardContextual"/>
+            </w:rPr>
+          </w:pPr>
+          <w:r>
+            <w:rPr>
+              <w:rFonts w:eastAsiaTheme="minorHAnsi"/>
+              <w:noProof/>
+            </w:rPr>
+            <w:t>4.2.</w:t>
+          </w:r>
+          <w:r>
+            <w:rPr>
+              <w:rFonts w:asciiTheme="minorHAnsi" w:hAnsiTheme="minorHAnsi" w:cstheme="minorBidi"/>
+              <w:noProof/>
+              <w:kern w:val="2"/>
+              <w:sz w:val="24"/>
+              <w:szCs w:val="24"/>
+              <w:lang w:val="hr-HR" w:eastAsia="hr-HR"/>
+              <w14:ligatures w14:val="standardContextual"/>
+            </w:rPr>
+            <w:tab/>
+          </w:r>
+          <w:r>
+            <w:rPr>
+              <w:rFonts w:eastAsiaTheme="minorHAnsi"/>
+              <w:noProof/>
+            </w:rPr>
+            <w:t>Horizontalno skaliranje sloja podataka</w:t>
+          </w:r>
+          <w:r>
+            <w:rPr>
+              <w:noProof/>
+            </w:rPr>
+            <w:tab/>
+          </w:r>
+          <w:r>
+            <w:rPr>
+              <w:noProof/>
+            </w:rPr>
+            <w:fldChar w:fldCharType="begin"/>
+          </w:r>
+          <w:r>
+            <w:rPr>
+              <w:noProof/>
+            </w:rPr>
+            <w:instrText xml:space="preserve"> PAGEREF _Toc220514069 \h </w:instrText>
+          </w:r>
+          <w:r>
+            <w:rPr>
+              <w:noProof/>
+            </w:rPr>
+          </w:r>
+          <w:r>
+            <w:rPr>
+              <w:noProof/>
+            </w:rPr>
+            <w:fldChar w:fldCharType="separate"/>
+          </w:r>
+          <w:r>
+            <w:rPr>
+              <w:noProof/>
+            </w:rPr>
+            <w:t>11</w:t>
+          </w:r>
+          <w:r>
+            <w:rPr>
+              <w:noProof/>
+            </w:rPr>
+            <w:fldChar w:fldCharType="end"/>
+          </w:r>
+        </w:p>
+        <w:p>
+          <w:pPr>
+            <w:pStyle w:val="Sadraj2"/>
+            <w:rPr>
+              <w:rFonts w:asciiTheme="minorHAnsi" w:hAnsiTheme="minorHAnsi" w:cstheme="minorBidi"/>
+              <w:noProof/>
+              <w:kern w:val="2"/>
+              <w:sz w:val="24"/>
+              <w:szCs w:val="24"/>
+              <w:lang w:val="hr-HR" w:eastAsia="hr-HR"/>
+              <w14:ligatures w14:val="standardContextual"/>
+            </w:rPr>
+          </w:pPr>
+          <w:r>
+            <w:rPr>
+              <w:rFonts w:eastAsiaTheme="minorHAnsi"/>
+              <w:noProof/>
+            </w:rPr>
+            <w:t>4.3.</w:t>
+          </w:r>
+          <w:r>
+            <w:rPr>
+              <w:rFonts w:asciiTheme="minorHAnsi" w:hAnsiTheme="minorHAnsi" w:cstheme="minorBidi"/>
+              <w:noProof/>
+              <w:kern w:val="2"/>
+              <w:sz w:val="24"/>
+              <w:szCs w:val="24"/>
+              <w:lang w:val="hr-HR" w:eastAsia="hr-HR"/>
+              <w14:ligatures w14:val="standardContextual"/>
+            </w:rPr>
+            <w:tab/>
+          </w:r>
+          <w:r>
+            <w:rPr>
+              <w:rFonts w:eastAsiaTheme="minorHAnsi"/>
+              <w:noProof/>
+            </w:rPr>
+            <w:t>Particioniranje podataka (Sharding)</w:t>
+          </w:r>
+          <w:r>
+            <w:rPr>
+              <w:noProof/>
+            </w:rPr>
+            <w:tab/>
+          </w:r>
+          <w:r>
+            <w:rPr>
+              <w:noProof/>
+            </w:rPr>
+            <w:fldChar w:fldCharType="begin"/>
+          </w:r>
+          <w:r>
+            <w:rPr>
+              <w:noProof/>
+            </w:rPr>
+            <w:instrText xml:space="preserve"> PAGEREF _Toc220514070 \h </w:instrText>
+          </w:r>
+          <w:r>
+            <w:rPr>
+              <w:noProof/>
+            </w:rPr>
+          </w:r>
+          <w:r>
+            <w:rPr>
+              <w:noProof/>
+            </w:rPr>
+            <w:fldChar w:fldCharType="separate"/>
+          </w:r>
+          <w:r>
+            <w:rPr>
+              <w:noProof/>
+            </w:rPr>
+            <w:t>11</w:t>
+          </w:r>
+          <w:r>
+            <w:rPr>
+              <w:noProof/>
+            </w:rPr>
+            <w:fldChar w:fldCharType="end"/>
+          </w:r>
+        </w:p>
+        <w:p>
+          <w:pPr>
+            <w:pStyle w:val="Sadraj2"/>
+            <w:rPr>
+              <w:rFonts w:asciiTheme="minorHAnsi" w:hAnsiTheme="minorHAnsi" w:cstheme="minorBidi"/>
+              <w:noProof/>
+              <w:kern w:val="2"/>
+              <w:sz w:val="24"/>
+              <w:szCs w:val="24"/>
+              <w:lang w:val="hr-HR" w:eastAsia="hr-HR"/>
+              <w14:ligatures w14:val="standardContextual"/>
+            </w:rPr>
+          </w:pPr>
+          <w:r>
+            <w:rPr>
+              <w:rFonts w:eastAsiaTheme="minorHAnsi"/>
+              <w:noProof/>
+            </w:rPr>
+            <w:t>4.4.</w:t>
+          </w:r>
+          <w:r>
+            <w:rPr>
+              <w:rFonts w:asciiTheme="minorHAnsi" w:hAnsiTheme="minorHAnsi" w:cstheme="minorBidi"/>
+              <w:noProof/>
+              <w:kern w:val="2"/>
+              <w:sz w:val="24"/>
+              <w:szCs w:val="24"/>
+              <w:lang w:val="hr-HR" w:eastAsia="hr-HR"/>
+              <w14:ligatures w14:val="standardContextual"/>
+            </w:rPr>
+            <w:tab/>
+          </w:r>
+          <w:r>
+            <w:rPr>
+              <w:rFonts w:eastAsiaTheme="minorHAnsi"/>
+              <w:noProof/>
+            </w:rPr>
+            <w:t>Uvođenje sloja za predmemoriranje (Caching)</w:t>
+          </w:r>
+          <w:r>
+            <w:rPr>
+              <w:noProof/>
+            </w:rPr>
+            <w:tab/>
+          </w:r>
+          <w:r>
+            <w:rPr>
+              <w:noProof/>
+            </w:rPr>
+            <w:fldChar w:fldCharType="begin"/>
+          </w:r>
+          <w:r>
+            <w:rPr>
+              <w:noProof/>
+            </w:rPr>
+            <w:instrText xml:space="preserve"> PAGEREF _Toc220514071 \h </w:instrText>
+          </w:r>
+          <w:r>
+            <w:rPr>
+              <w:noProof/>
+            </w:rPr>
+          </w:r>
+          <w:r>
+            <w:rPr>
+              <w:noProof/>
+            </w:rPr>
+            <w:fldChar w:fldCharType="separate"/>
+          </w:r>
+          <w:r>
+            <w:rPr>
+              <w:noProof/>
+            </w:rPr>
+            <w:t>12</w:t>
           </w:r>
           <w:r>
             <w:rPr>
@@ -1159,7 +1756,7 @@
             <w:rPr>
               <w:noProof/>
             </w:rPr>
-            <w:t>IMPLEMENTACIJA</w:t>
+            <w:t>USE-CASE SPECIFIKACIJA</w:t>
           </w:r>
           <w:r>
             <w:rPr>
@@ -1177,7 +1774,7 @@
             <w:rPr>
               <w:noProof/>
             </w:rPr>
-            <w:instrText xml:space="preserve"> PAGEREF _Toc219369976 \h </w:instrText>
+            <w:instrText xml:space="preserve"> PAGEREF _Toc220514072 \h </w:instrText>
           </w:r>
           <w:r>
             <w:rPr>
@@ -1194,323 +1791,7 @@
             <w:rPr>
               <w:noProof/>
             </w:rPr>
-            <w:t>9</w:t>
-          </w:r>
-          <w:r>
-            <w:rPr>
-              <w:noProof/>
-            </w:rPr>
-            <w:fldChar w:fldCharType="end"/>
-          </w:r>
-        </w:p>
-        <w:p>
-          <w:pPr>
-            <w:pStyle w:val="Sadraj2"/>
-            <w:rPr>
-              <w:rFonts w:asciiTheme="minorHAnsi" w:hAnsiTheme="minorHAnsi" w:cstheme="minorBidi"/>
-              <w:noProof/>
-              <w:kern w:val="2"/>
-              <w:sz w:val="24"/>
-              <w:szCs w:val="24"/>
-              <w:lang w:val="hr-HR" w:eastAsia="hr-HR"/>
-              <w14:ligatures w14:val="standardContextual"/>
-            </w:rPr>
-          </w:pPr>
-          <w:r>
-            <w:rPr>
-              <w:noProof/>
-            </w:rPr>
-            <w:t>5.1.</w:t>
-          </w:r>
-          <w:r>
-            <w:rPr>
-              <w:rFonts w:asciiTheme="minorHAnsi" w:hAnsiTheme="minorHAnsi" w:cstheme="minorBidi"/>
-              <w:noProof/>
-              <w:kern w:val="2"/>
-              <w:sz w:val="24"/>
-              <w:szCs w:val="24"/>
-              <w:lang w:val="hr-HR" w:eastAsia="hr-HR"/>
-              <w14:ligatures w14:val="standardContextual"/>
-            </w:rPr>
-            <w:tab/>
-          </w:r>
-          <w:r>
-            <w:rPr>
-              <w:noProof/>
-            </w:rPr>
-            <w:t>Faza 1 - kreiranje, statusi, dokument DB model</w:t>
-          </w:r>
-          <w:r>
-            <w:rPr>
-              <w:noProof/>
-            </w:rPr>
-            <w:tab/>
-          </w:r>
-          <w:r>
-            <w:rPr>
-              <w:noProof/>
-            </w:rPr>
-            <w:fldChar w:fldCharType="begin"/>
-          </w:r>
-          <w:r>
-            <w:rPr>
-              <w:noProof/>
-            </w:rPr>
-            <w:instrText xml:space="preserve"> PAGEREF _Toc219369977 \h </w:instrText>
-          </w:r>
-          <w:r>
-            <w:rPr>
-              <w:noProof/>
-            </w:rPr>
-          </w:r>
-          <w:r>
-            <w:rPr>
-              <w:noProof/>
-            </w:rPr>
-            <w:fldChar w:fldCharType="separate"/>
-          </w:r>
-          <w:r>
-            <w:rPr>
-              <w:noProof/>
-            </w:rPr>
-            <w:t>9</w:t>
-          </w:r>
-          <w:r>
-            <w:rPr>
-              <w:noProof/>
-            </w:rPr>
-            <w:fldChar w:fldCharType="end"/>
-          </w:r>
-        </w:p>
-        <w:p>
-          <w:pPr>
-            <w:pStyle w:val="Sadraj2"/>
-            <w:rPr>
-              <w:rFonts w:asciiTheme="minorHAnsi" w:hAnsiTheme="minorHAnsi" w:cstheme="minorBidi"/>
-              <w:noProof/>
-              <w:kern w:val="2"/>
-              <w:sz w:val="24"/>
-              <w:szCs w:val="24"/>
-              <w:lang w:val="hr-HR" w:eastAsia="hr-HR"/>
-              <w14:ligatures w14:val="standardContextual"/>
-            </w:rPr>
-          </w:pPr>
-          <w:r>
-            <w:rPr>
-              <w:noProof/>
-            </w:rPr>
-            <w:t>5.2.</w:t>
-          </w:r>
-          <w:r>
-            <w:rPr>
-              <w:rFonts w:asciiTheme="minorHAnsi" w:hAnsiTheme="minorHAnsi" w:cstheme="minorBidi"/>
-              <w:noProof/>
-              <w:kern w:val="2"/>
-              <w:sz w:val="24"/>
-              <w:szCs w:val="24"/>
-              <w:lang w:val="hr-HR" w:eastAsia="hr-HR"/>
-              <w14:ligatures w14:val="standardContextual"/>
-            </w:rPr>
-            <w:tab/>
-          </w:r>
-          <w:r>
-            <w:rPr>
-              <w:noProof/>
-            </w:rPr>
-            <w:t>Faza 2 - logistička mreža, graf model</w:t>
-          </w:r>
-          <w:r>
-            <w:rPr>
-              <w:noProof/>
-            </w:rPr>
-            <w:tab/>
-          </w:r>
-          <w:r>
-            <w:rPr>
-              <w:noProof/>
-            </w:rPr>
-            <w:fldChar w:fldCharType="begin"/>
-          </w:r>
-          <w:r>
-            <w:rPr>
-              <w:noProof/>
-            </w:rPr>
-            <w:instrText xml:space="preserve"> PAGEREF _Toc219369978 \h </w:instrText>
-          </w:r>
-          <w:r>
-            <w:rPr>
-              <w:noProof/>
-            </w:rPr>
-          </w:r>
-          <w:r>
-            <w:rPr>
-              <w:noProof/>
-            </w:rPr>
-            <w:fldChar w:fldCharType="separate"/>
-          </w:r>
-          <w:r>
-            <w:rPr>
-              <w:noProof/>
-            </w:rPr>
-            <w:t>10</w:t>
-          </w:r>
-          <w:r>
-            <w:rPr>
-              <w:noProof/>
-            </w:rPr>
-            <w:fldChar w:fldCharType="end"/>
-          </w:r>
-        </w:p>
-        <w:p>
-          <w:pPr>
-            <w:pStyle w:val="Sadraj2"/>
-            <w:rPr>
-              <w:rFonts w:asciiTheme="minorHAnsi" w:hAnsiTheme="minorHAnsi" w:cstheme="minorBidi"/>
-              <w:noProof/>
-              <w:kern w:val="2"/>
-              <w:sz w:val="24"/>
-              <w:szCs w:val="24"/>
-              <w:lang w:val="hr-HR" w:eastAsia="hr-HR"/>
-              <w14:ligatures w14:val="standardContextual"/>
-            </w:rPr>
-          </w:pPr>
-          <w:r>
-            <w:rPr>
-              <w:noProof/>
-            </w:rPr>
-            <w:t>5.3.</w:t>
-          </w:r>
-          <w:r>
-            <w:rPr>
-              <w:rFonts w:asciiTheme="minorHAnsi" w:hAnsiTheme="minorHAnsi" w:cstheme="minorBidi"/>
-              <w:noProof/>
-              <w:kern w:val="2"/>
-              <w:sz w:val="24"/>
-              <w:szCs w:val="24"/>
-              <w:lang w:val="hr-HR" w:eastAsia="hr-HR"/>
-              <w14:ligatures w14:val="standardContextual"/>
-            </w:rPr>
-            <w:tab/>
-          </w:r>
-          <w:r>
-            <w:rPr>
-              <w:noProof/>
-            </w:rPr>
-            <w:t>Faza 3 - GPS real-time, event modeli, indeksiranje</w:t>
-          </w:r>
-          <w:r>
-            <w:rPr>
-              <w:noProof/>
-            </w:rPr>
-            <w:tab/>
-          </w:r>
-          <w:r>
-            <w:rPr>
-              <w:noProof/>
-            </w:rPr>
-            <w:fldChar w:fldCharType="begin"/>
-          </w:r>
-          <w:r>
-            <w:rPr>
-              <w:noProof/>
-            </w:rPr>
-            <w:instrText xml:space="preserve"> PAGEREF _Toc219369979 \h </w:instrText>
-          </w:r>
-          <w:r>
-            <w:rPr>
-              <w:noProof/>
-            </w:rPr>
-          </w:r>
-          <w:r>
-            <w:rPr>
-              <w:noProof/>
-            </w:rPr>
-            <w:fldChar w:fldCharType="separate"/>
-          </w:r>
-          <w:r>
-            <w:rPr>
-              <w:noProof/>
-            </w:rPr>
-            <w:t>11</w:t>
-          </w:r>
-          <w:r>
-            <w:rPr>
-              <w:noProof/>
-            </w:rPr>
-            <w:fldChar w:fldCharType="end"/>
-          </w:r>
-        </w:p>
-        <w:p>
-          <w:pPr>
-            <w:pStyle w:val="Sadraj2"/>
-            <w:rPr>
-              <w:rFonts w:asciiTheme="minorHAnsi" w:hAnsiTheme="minorHAnsi" w:cstheme="minorBidi"/>
-              <w:noProof/>
-              <w:kern w:val="2"/>
-              <w:sz w:val="24"/>
-              <w:szCs w:val="24"/>
-              <w:lang w:val="hr-HR" w:eastAsia="hr-HR"/>
-              <w14:ligatures w14:val="standardContextual"/>
-            </w:rPr>
-          </w:pPr>
-          <w:r>
-            <w:rPr>
-              <w:noProof/>
-            </w:rPr>
-            <w:t>5.4.</w:t>
-          </w:r>
-          <w:r>
-            <w:rPr>
-              <w:rFonts w:asciiTheme="minorHAnsi" w:hAnsiTheme="minorHAnsi" w:cstheme="minorBidi"/>
-              <w:noProof/>
-              <w:kern w:val="2"/>
-              <w:sz w:val="24"/>
-              <w:szCs w:val="24"/>
-              <w:lang w:val="hr-HR" w:eastAsia="hr-HR"/>
-              <w14:ligatures w14:val="standardContextual"/>
-            </w:rPr>
-            <w:tab/>
-          </w:r>
-          <w:r>
-            <w:rPr>
-              <w:noProof/>
-            </w:rPr>
-            <w:t>Faza 4 - ML, batch priprema</w:t>
-          </w:r>
-          <w:r>
-            <w:rPr>
-              <w:noProof/>
-            </w:rPr>
-            <w:tab/>
-          </w:r>
-          <w:r>
-            <w:rPr>
-              <w:noProof/>
-            </w:rPr>
-            <w:fldChar w:fldCharType="begin"/>
-          </w:r>
-          <w:r>
-            <w:rPr>
-              <w:noProof/>
-            </w:rPr>
-            <w:instrText xml:space="preserve"> PAGEREF _Toc219369980 \h </w:instrText>
-          </w:r>
-          <w:r>
-            <w:rPr>
-              <w:noProof/>
-            </w:rPr>
-          </w:r>
-          <w:r>
-            <w:rPr>
-              <w:noProof/>
-            </w:rPr>
-            <w:fldChar w:fldCharType="separate"/>
-          </w:r>
-          <w:r>
-            <w:rPr>
-              <w:noProof/>
-            </w:rPr>
-            <w:t>12</w:t>
+            <w:t>13</w:t>
           </w:r>
           <w:r>
             <w:rPr>
@@ -1554,7 +1835,7 @@
             <w:rPr>
               <w:noProof/>
             </w:rPr>
-            <w:t>TESTIRANJE</w:t>
+            <w:t>ODABRANE TEHNOLOGIJE</w:t>
           </w:r>
           <w:r>
             <w:rPr>
@@ -1572,7 +1853,7 @@
             <w:rPr>
               <w:noProof/>
             </w:rPr>
-            <w:instrText xml:space="preserve"> PAGEREF _Toc219369981 \h </w:instrText>
+            <w:instrText xml:space="preserve"> PAGEREF _Toc220514073 \h </w:instrText>
           </w:r>
           <w:r>
             <w:rPr>
@@ -1589,7 +1870,7 @@
             <w:rPr>
               <w:noProof/>
             </w:rPr>
-            <w:t>13</w:t>
+            <w:t>14</w:t>
           </w:r>
           <w:r>
             <w:rPr>
@@ -1633,7 +1914,7 @@
             <w:rPr>
               <w:noProof/>
             </w:rPr>
-            <w:t>BUDUĆI RAZVOJ</w:t>
+            <w:t>IMPLEMENTACIJA</w:t>
           </w:r>
           <w:r>
             <w:rPr>
@@ -1651,7 +1932,7 @@
             <w:rPr>
               <w:noProof/>
             </w:rPr>
-            <w:instrText xml:space="preserve"> PAGEREF _Toc219369982 \h </w:instrText>
+            <w:instrText xml:space="preserve"> PAGEREF _Toc220514074 \h </w:instrText>
           </w:r>
           <w:r>
             <w:rPr>
@@ -1668,7 +1949,323 @@
             <w:rPr>
               <w:noProof/>
             </w:rPr>
-            <w:t>14</w:t>
+            <w:t>15</w:t>
+          </w:r>
+          <w:r>
+            <w:rPr>
+              <w:noProof/>
+            </w:rPr>
+            <w:fldChar w:fldCharType="end"/>
+          </w:r>
+        </w:p>
+        <w:p>
+          <w:pPr>
+            <w:pStyle w:val="Sadraj2"/>
+            <w:rPr>
+              <w:rFonts w:asciiTheme="minorHAnsi" w:hAnsiTheme="minorHAnsi" w:cstheme="minorBidi"/>
+              <w:noProof/>
+              <w:kern w:val="2"/>
+              <w:sz w:val="24"/>
+              <w:szCs w:val="24"/>
+              <w:lang w:val="hr-HR" w:eastAsia="hr-HR"/>
+              <w14:ligatures w14:val="standardContextual"/>
+            </w:rPr>
+          </w:pPr>
+          <w:r>
+            <w:rPr>
+              <w:noProof/>
+            </w:rPr>
+            <w:t>7.1.</w:t>
+          </w:r>
+          <w:r>
+            <w:rPr>
+              <w:rFonts w:asciiTheme="minorHAnsi" w:hAnsiTheme="minorHAnsi" w:cstheme="minorBidi"/>
+              <w:noProof/>
+              <w:kern w:val="2"/>
+              <w:sz w:val="24"/>
+              <w:szCs w:val="24"/>
+              <w:lang w:val="hr-HR" w:eastAsia="hr-HR"/>
+              <w14:ligatures w14:val="standardContextual"/>
+            </w:rPr>
+            <w:tab/>
+          </w:r>
+          <w:r>
+            <w:rPr>
+              <w:noProof/>
+            </w:rPr>
+            <w:t>Faza 1 - kreiranje, statusi, dokument DB model</w:t>
+          </w:r>
+          <w:r>
+            <w:rPr>
+              <w:noProof/>
+            </w:rPr>
+            <w:tab/>
+          </w:r>
+          <w:r>
+            <w:rPr>
+              <w:noProof/>
+            </w:rPr>
+            <w:fldChar w:fldCharType="begin"/>
+          </w:r>
+          <w:r>
+            <w:rPr>
+              <w:noProof/>
+            </w:rPr>
+            <w:instrText xml:space="preserve"> PAGEREF _Toc220514075 \h </w:instrText>
+          </w:r>
+          <w:r>
+            <w:rPr>
+              <w:noProof/>
+            </w:rPr>
+          </w:r>
+          <w:r>
+            <w:rPr>
+              <w:noProof/>
+            </w:rPr>
+            <w:fldChar w:fldCharType="separate"/>
+          </w:r>
+          <w:r>
+            <w:rPr>
+              <w:noProof/>
+            </w:rPr>
+            <w:t>15</w:t>
+          </w:r>
+          <w:r>
+            <w:rPr>
+              <w:noProof/>
+            </w:rPr>
+            <w:fldChar w:fldCharType="end"/>
+          </w:r>
+        </w:p>
+        <w:p>
+          <w:pPr>
+            <w:pStyle w:val="Sadraj2"/>
+            <w:rPr>
+              <w:rFonts w:asciiTheme="minorHAnsi" w:hAnsiTheme="minorHAnsi" w:cstheme="minorBidi"/>
+              <w:noProof/>
+              <w:kern w:val="2"/>
+              <w:sz w:val="24"/>
+              <w:szCs w:val="24"/>
+              <w:lang w:val="hr-HR" w:eastAsia="hr-HR"/>
+              <w14:ligatures w14:val="standardContextual"/>
+            </w:rPr>
+          </w:pPr>
+          <w:r>
+            <w:rPr>
+              <w:noProof/>
+            </w:rPr>
+            <w:t>7.2.</w:t>
+          </w:r>
+          <w:r>
+            <w:rPr>
+              <w:rFonts w:asciiTheme="minorHAnsi" w:hAnsiTheme="minorHAnsi" w:cstheme="minorBidi"/>
+              <w:noProof/>
+              <w:kern w:val="2"/>
+              <w:sz w:val="24"/>
+              <w:szCs w:val="24"/>
+              <w:lang w:val="hr-HR" w:eastAsia="hr-HR"/>
+              <w14:ligatures w14:val="standardContextual"/>
+            </w:rPr>
+            <w:tab/>
+          </w:r>
+          <w:r>
+            <w:rPr>
+              <w:noProof/>
+            </w:rPr>
+            <w:t>Faza 2 - logistička mreža, graf model</w:t>
+          </w:r>
+          <w:r>
+            <w:rPr>
+              <w:noProof/>
+            </w:rPr>
+            <w:tab/>
+          </w:r>
+          <w:r>
+            <w:rPr>
+              <w:noProof/>
+            </w:rPr>
+            <w:fldChar w:fldCharType="begin"/>
+          </w:r>
+          <w:r>
+            <w:rPr>
+              <w:noProof/>
+            </w:rPr>
+            <w:instrText xml:space="preserve"> PAGEREF _Toc220514076 \h </w:instrText>
+          </w:r>
+          <w:r>
+            <w:rPr>
+              <w:noProof/>
+            </w:rPr>
+          </w:r>
+          <w:r>
+            <w:rPr>
+              <w:noProof/>
+            </w:rPr>
+            <w:fldChar w:fldCharType="separate"/>
+          </w:r>
+          <w:r>
+            <w:rPr>
+              <w:noProof/>
+            </w:rPr>
+            <w:t>16</w:t>
+          </w:r>
+          <w:r>
+            <w:rPr>
+              <w:noProof/>
+            </w:rPr>
+            <w:fldChar w:fldCharType="end"/>
+          </w:r>
+        </w:p>
+        <w:p>
+          <w:pPr>
+            <w:pStyle w:val="Sadraj2"/>
+            <w:rPr>
+              <w:rFonts w:asciiTheme="minorHAnsi" w:hAnsiTheme="minorHAnsi" w:cstheme="minorBidi"/>
+              <w:noProof/>
+              <w:kern w:val="2"/>
+              <w:sz w:val="24"/>
+              <w:szCs w:val="24"/>
+              <w:lang w:val="hr-HR" w:eastAsia="hr-HR"/>
+              <w14:ligatures w14:val="standardContextual"/>
+            </w:rPr>
+          </w:pPr>
+          <w:r>
+            <w:rPr>
+              <w:noProof/>
+            </w:rPr>
+            <w:t>7.3.</w:t>
+          </w:r>
+          <w:r>
+            <w:rPr>
+              <w:rFonts w:asciiTheme="minorHAnsi" w:hAnsiTheme="minorHAnsi" w:cstheme="minorBidi"/>
+              <w:noProof/>
+              <w:kern w:val="2"/>
+              <w:sz w:val="24"/>
+              <w:szCs w:val="24"/>
+              <w:lang w:val="hr-HR" w:eastAsia="hr-HR"/>
+              <w14:ligatures w14:val="standardContextual"/>
+            </w:rPr>
+            <w:tab/>
+          </w:r>
+          <w:r>
+            <w:rPr>
+              <w:noProof/>
+            </w:rPr>
+            <w:t>Faza 3 - GPS real-time, event modeli, indeksiranje</w:t>
+          </w:r>
+          <w:r>
+            <w:rPr>
+              <w:noProof/>
+            </w:rPr>
+            <w:tab/>
+          </w:r>
+          <w:r>
+            <w:rPr>
+              <w:noProof/>
+            </w:rPr>
+            <w:fldChar w:fldCharType="begin"/>
+          </w:r>
+          <w:r>
+            <w:rPr>
+              <w:noProof/>
+            </w:rPr>
+            <w:instrText xml:space="preserve"> PAGEREF _Toc220514077 \h </w:instrText>
+          </w:r>
+          <w:r>
+            <w:rPr>
+              <w:noProof/>
+            </w:rPr>
+          </w:r>
+          <w:r>
+            <w:rPr>
+              <w:noProof/>
+            </w:rPr>
+            <w:fldChar w:fldCharType="separate"/>
+          </w:r>
+          <w:r>
+            <w:rPr>
+              <w:noProof/>
+            </w:rPr>
+            <w:t>17</w:t>
+          </w:r>
+          <w:r>
+            <w:rPr>
+              <w:noProof/>
+            </w:rPr>
+            <w:fldChar w:fldCharType="end"/>
+          </w:r>
+        </w:p>
+        <w:p>
+          <w:pPr>
+            <w:pStyle w:val="Sadraj2"/>
+            <w:rPr>
+              <w:rFonts w:asciiTheme="minorHAnsi" w:hAnsiTheme="minorHAnsi" w:cstheme="minorBidi"/>
+              <w:noProof/>
+              <w:kern w:val="2"/>
+              <w:sz w:val="24"/>
+              <w:szCs w:val="24"/>
+              <w:lang w:val="hr-HR" w:eastAsia="hr-HR"/>
+              <w14:ligatures w14:val="standardContextual"/>
+            </w:rPr>
+          </w:pPr>
+          <w:r>
+            <w:rPr>
+              <w:noProof/>
+            </w:rPr>
+            <w:t>7.4.</w:t>
+          </w:r>
+          <w:r>
+            <w:rPr>
+              <w:rFonts w:asciiTheme="minorHAnsi" w:hAnsiTheme="minorHAnsi" w:cstheme="minorBidi"/>
+              <w:noProof/>
+              <w:kern w:val="2"/>
+              <w:sz w:val="24"/>
+              <w:szCs w:val="24"/>
+              <w:lang w:val="hr-HR" w:eastAsia="hr-HR"/>
+              <w14:ligatures w14:val="standardContextual"/>
+            </w:rPr>
+            <w:tab/>
+          </w:r>
+          <w:r>
+            <w:rPr>
+              <w:noProof/>
+            </w:rPr>
+            <w:t>Faza 4 - ML, batch priprema</w:t>
+          </w:r>
+          <w:r>
+            <w:rPr>
+              <w:noProof/>
+            </w:rPr>
+            <w:tab/>
+          </w:r>
+          <w:r>
+            <w:rPr>
+              <w:noProof/>
+            </w:rPr>
+            <w:fldChar w:fldCharType="begin"/>
+          </w:r>
+          <w:r>
+            <w:rPr>
+              <w:noProof/>
+            </w:rPr>
+            <w:instrText xml:space="preserve"> PAGEREF _Toc220514078 \h </w:instrText>
+          </w:r>
+          <w:r>
+            <w:rPr>
+              <w:noProof/>
+            </w:rPr>
+          </w:r>
+          <w:r>
+            <w:rPr>
+              <w:noProof/>
+            </w:rPr>
+            <w:fldChar w:fldCharType="separate"/>
+          </w:r>
+          <w:r>
+            <w:rPr>
+              <w:noProof/>
+            </w:rPr>
+            <w:t>18</w:t>
           </w:r>
           <w:r>
             <w:rPr>
@@ -1712,6 +2309,164 @@
             <w:rPr>
               <w:noProof/>
             </w:rPr>
+            <w:t>TESTIRANJE</w:t>
+          </w:r>
+          <w:r>
+            <w:rPr>
+              <w:noProof/>
+            </w:rPr>
+            <w:tab/>
+          </w:r>
+          <w:r>
+            <w:rPr>
+              <w:noProof/>
+            </w:rPr>
+            <w:fldChar w:fldCharType="begin"/>
+          </w:r>
+          <w:r>
+            <w:rPr>
+              <w:noProof/>
+            </w:rPr>
+            <w:instrText xml:space="preserve"> PAGEREF _Toc220514079 \h </w:instrText>
+          </w:r>
+          <w:r>
+            <w:rPr>
+              <w:noProof/>
+            </w:rPr>
+          </w:r>
+          <w:r>
+            <w:rPr>
+              <w:noProof/>
+            </w:rPr>
+            <w:fldChar w:fldCharType="separate"/>
+          </w:r>
+          <w:r>
+            <w:rPr>
+              <w:noProof/>
+            </w:rPr>
+            <w:t>19</w:t>
+          </w:r>
+          <w:r>
+            <w:rPr>
+              <w:noProof/>
+            </w:rPr>
+            <w:fldChar w:fldCharType="end"/>
+          </w:r>
+        </w:p>
+        <w:p>
+          <w:pPr>
+            <w:pStyle w:val="Sadraj1"/>
+            <w:rPr>
+              <w:rFonts w:asciiTheme="minorHAnsi" w:hAnsiTheme="minorHAnsi" w:cstheme="minorBidi"/>
+              <w:noProof/>
+              <w:kern w:val="2"/>
+              <w:sz w:val="24"/>
+              <w:szCs w:val="24"/>
+              <w:lang w:val="hr-HR" w:eastAsia="hr-HR"/>
+              <w14:ligatures w14:val="standardContextual"/>
+            </w:rPr>
+          </w:pPr>
+          <w:r>
+            <w:rPr>
+              <w:noProof/>
+            </w:rPr>
+            <w:t>9.</w:t>
+          </w:r>
+          <w:r>
+            <w:rPr>
+              <w:rFonts w:asciiTheme="minorHAnsi" w:hAnsiTheme="minorHAnsi" w:cstheme="minorBidi"/>
+              <w:noProof/>
+              <w:kern w:val="2"/>
+              <w:sz w:val="24"/>
+              <w:szCs w:val="24"/>
+              <w:lang w:val="hr-HR" w:eastAsia="hr-HR"/>
+              <w14:ligatures w14:val="standardContextual"/>
+            </w:rPr>
+            <w:tab/>
+          </w:r>
+          <w:r>
+            <w:rPr>
+              <w:noProof/>
+            </w:rPr>
+            <w:t>BUDUĆI RAZVOJ</w:t>
+          </w:r>
+          <w:r>
+            <w:rPr>
+              <w:noProof/>
+            </w:rPr>
+            <w:tab/>
+          </w:r>
+          <w:r>
+            <w:rPr>
+              <w:noProof/>
+            </w:rPr>
+            <w:fldChar w:fldCharType="begin"/>
+          </w:r>
+          <w:r>
+            <w:rPr>
+              <w:noProof/>
+            </w:rPr>
+            <w:instrText xml:space="preserve"> PAGEREF _Toc220514080 \h </w:instrText>
+          </w:r>
+          <w:r>
+            <w:rPr>
+              <w:noProof/>
+            </w:rPr>
+          </w:r>
+          <w:r>
+            <w:rPr>
+              <w:noProof/>
+            </w:rPr>
+            <w:fldChar w:fldCharType="separate"/>
+          </w:r>
+          <w:r>
+            <w:rPr>
+              <w:noProof/>
+            </w:rPr>
+            <w:t>20</w:t>
+          </w:r>
+          <w:r>
+            <w:rPr>
+              <w:noProof/>
+            </w:rPr>
+            <w:fldChar w:fldCharType="end"/>
+          </w:r>
+        </w:p>
+        <w:p>
+          <w:pPr>
+            <w:pStyle w:val="Sadraj1"/>
+            <w:rPr>
+              <w:rFonts w:asciiTheme="minorHAnsi" w:hAnsiTheme="minorHAnsi" w:cstheme="minorBidi"/>
+              <w:noProof/>
+              <w:kern w:val="2"/>
+              <w:sz w:val="24"/>
+              <w:szCs w:val="24"/>
+              <w:lang w:val="hr-HR" w:eastAsia="hr-HR"/>
+              <w14:ligatures w14:val="standardContextual"/>
+            </w:rPr>
+          </w:pPr>
+          <w:r>
+            <w:rPr>
+              <w:noProof/>
+            </w:rPr>
+            <w:t>10.</w:t>
+          </w:r>
+          <w:r>
+            <w:rPr>
+              <w:rFonts w:asciiTheme="minorHAnsi" w:hAnsiTheme="minorHAnsi" w:cstheme="minorBidi"/>
+              <w:noProof/>
+              <w:kern w:val="2"/>
+              <w:sz w:val="24"/>
+              <w:szCs w:val="24"/>
+              <w:lang w:val="hr-HR" w:eastAsia="hr-HR"/>
+              <w14:ligatures w14:val="standardContextual"/>
+            </w:rPr>
+            <w:tab/>
+          </w:r>
+          <w:r>
+            <w:rPr>
+              <w:noProof/>
+            </w:rPr>
             <w:t>ZAKLJUČAK</w:t>
           </w:r>
           <w:r>
@@ -1730,7 +2485,7 @@
             <w:rPr>
               <w:noProof/>
             </w:rPr>
-            <w:instrText xml:space="preserve"> PAGEREF _Toc219369983 \h </w:instrText>
+            <w:instrText xml:space="preserve"> PAGEREF _Toc220514081 \h </w:instrText>
           </w:r>
           <w:r>
             <w:rPr>
@@ -1747,7 +2502,7 @@
             <w:rPr>
               <w:noProof/>
             </w:rPr>
-            <w:t>16</w:t>
+            <w:t>22</w:t>
           </w:r>
           <w:r>
             <w:rPr>
@@ -1799,7 +2554,7 @@
           <w:numId w:val="8"/>
         </w:numPr>
       </w:pPr>
-      <w:bookmarkStart w:id="2" w:name="_Toc219369969"/>
+      <w:bookmarkStart w:id="2" w:name="_Toc220514058"/>
       <w:r>
         <w:t>UVOD</w:t>
       </w:r>
@@ -1827,7 +2582,7 @@
           <w:numId w:val="8"/>
         </w:numPr>
       </w:pPr>
-      <w:bookmarkStart w:id="3" w:name="_Toc219369970"/>
+      <w:bookmarkStart w:id="3" w:name="_Toc220514059"/>
       <w:r>
         <w:t>Cilj projekta</w:t>
       </w:r>
@@ -2045,7 +2800,7 @@
           <w:numId w:val="8"/>
         </w:numPr>
       </w:pPr>
-      <w:bookmarkStart w:id="4" w:name="_Toc219369971"/>
+      <w:bookmarkStart w:id="4" w:name="_Toc220514060"/>
       <w:r>
         <w:lastRenderedPageBreak/>
         <w:t>Opseg projekta</w:t>
@@ -2128,6 +2883,2824 @@
     </w:p>
     <w:p>
       <w:pPr>
+        <w:pStyle w:val="Odlomak"/>
+      </w:pPr>
+    </w:p>
+    <w:p>
+      <w:pPr>
+        <w:pStyle w:val="Odlomak"/>
+      </w:pPr>
+    </w:p>
+    <w:p>
+      <w:pPr>
+        <w:pStyle w:val="Odlomak"/>
+      </w:pPr>
+    </w:p>
+    <w:p>
+      <w:pPr>
+        <w:pStyle w:val="Odlomak"/>
+      </w:pPr>
+    </w:p>
+    <w:p>
+      <w:pPr>
+        <w:pStyle w:val="Odlomak"/>
+      </w:pPr>
+    </w:p>
+    <w:p>
+      <w:pPr>
+        <w:pStyle w:val="Odlomak"/>
+      </w:pPr>
+    </w:p>
+    <w:p>
+      <w:pPr>
+        <w:pStyle w:val="Odlomak"/>
+      </w:pPr>
+    </w:p>
+    <w:p>
+      <w:pPr>
+        <w:pStyle w:val="Odlomak"/>
+      </w:pPr>
+    </w:p>
+    <w:p>
+      <w:pPr>
+        <w:pStyle w:val="Odlomak"/>
+      </w:pPr>
+    </w:p>
+    <w:p>
+      <w:pPr>
+        <w:pStyle w:val="Odlomak"/>
+      </w:pPr>
+    </w:p>
+    <w:p>
+      <w:pPr>
+        <w:pStyle w:val="Odlomak"/>
+      </w:pPr>
+    </w:p>
+    <w:p>
+      <w:pPr>
+        <w:pStyle w:val="Odlomak"/>
+      </w:pPr>
+    </w:p>
+    <w:p>
+      <w:pPr>
+        <w:pStyle w:val="Odlomak"/>
+      </w:pPr>
+    </w:p>
+    <w:p>
+      <w:pPr>
+        <w:pStyle w:val="Odlomak"/>
+      </w:pPr>
+    </w:p>
+    <w:p>
+      <w:pPr>
+        <w:pStyle w:val="Odlomak"/>
+      </w:pPr>
+    </w:p>
+    <w:p>
+      <w:pPr>
+        <w:pStyle w:val="Odlomak"/>
+      </w:pPr>
+    </w:p>
+    <w:p>
+      <w:pPr>
+        <w:pStyle w:val="Odlomak"/>
+      </w:pPr>
+    </w:p>
+    <w:p>
+      <w:pPr>
+        <w:pStyle w:val="Odlomak"/>
+      </w:pPr>
+    </w:p>
+    <w:p>
+      <w:pPr>
+        <w:pStyle w:val="Odlomak"/>
+        <w:ind w:firstLine="0"/>
+        <w:rPr>
+          <w:b/>
+          <w:bCs/>
+        </w:rPr>
+      </w:pPr>
+    </w:p>
+    <w:p>
+      <w:pPr>
+        <w:pStyle w:val="Odlomak"/>
+        <w:ind w:firstLine="0"/>
+        <w:rPr>
+          <w:b/>
+          <w:bCs/>
+        </w:rPr>
+      </w:pPr>
+      <w:r>
+        <w:rPr>
+          <w:b/>
+          <w:bCs/>
+        </w:rPr>
+        <w:t>Tablica funkcionalnosti sustava</w:t>
+      </w:r>
+    </w:p>
+    <w:p>
+      <w:pPr>
+        <w:pStyle w:val="Odlomak"/>
+        <w:rPr>
+          <w:b/>
+          <w:bCs/>
+        </w:rPr>
+      </w:pPr>
+    </w:p>
+    <w:tbl>
+      <w:tblPr>
+        <w:tblStyle w:val="Obinatablica3"/>
+        <w:tblW w:w="0" w:type="auto"/>
+        <w:tblLook w:val="04A0" w:firstRow="1" w:lastRow="0" w:firstColumn="1" w:lastColumn="0" w:noHBand="0" w:noVBand="1"/>
+      </w:tblPr>
+      <w:tblGrid>
+        <w:gridCol w:w="870"/>
+        <w:gridCol w:w="2510"/>
+        <w:gridCol w:w="1861"/>
+        <w:gridCol w:w="3546"/>
+      </w:tblGrid>
+      <w:tr>
+        <w:trPr>
+          <w:cnfStyle w:val="100000000000" w:firstRow="1" w:lastRow="0" w:firstColumn="0" w:lastColumn="0" w:oddVBand="0" w:evenVBand="0" w:oddHBand="0" w:evenHBand="0" w:firstRowFirstColumn="0" w:firstRowLastColumn="0" w:lastRowFirstColumn="0" w:lastRowLastColumn="0"/>
+        </w:trPr>
+        <w:tc>
+          <w:tcPr>
+            <w:cnfStyle w:val="001000000100" w:firstRow="0" w:lastRow="0" w:firstColumn="1" w:lastColumn="0" w:oddVBand="0" w:evenVBand="0" w:oddHBand="0" w:evenHBand="0" w:firstRowFirstColumn="1" w:firstRowLastColumn="0" w:lastRowFirstColumn="0" w:lastRowLastColumn="0"/>
+            <w:tcW w:w="870" w:type="dxa"/>
+            <w:hideMark/>
+          </w:tcPr>
+          <w:p>
+            <w:pPr>
+              <w:pStyle w:val="Bezproreda"/>
+              <w:rPr>
+                <w:rFonts w:ascii="Times New Roman" w:eastAsiaTheme="minorHAnsi" w:hAnsi="Times New Roman" w:cs="Times New Roman"/>
+                <w:sz w:val="24"/>
+                <w:szCs w:val="24"/>
+              </w:rPr>
+            </w:pPr>
+            <w:r>
+              <w:rPr>
+                <w:rFonts w:ascii="Times New Roman" w:eastAsiaTheme="minorHAnsi" w:hAnsi="Times New Roman" w:cs="Times New Roman"/>
+                <w:sz w:val="24"/>
+                <w:szCs w:val="24"/>
+              </w:rPr>
+              <w:t>Faza</w:t>
+            </w:r>
+          </w:p>
+        </w:tc>
+        <w:tc>
+          <w:tcPr>
+            <w:tcW w:w="2510" w:type="dxa"/>
+            <w:hideMark/>
+          </w:tcPr>
+          <w:p>
+            <w:pPr>
+              <w:pStyle w:val="Bezproreda"/>
+              <w:cnfStyle w:val="100000000000" w:firstRow="1" w:lastRow="0" w:firstColumn="0" w:lastColumn="0" w:oddVBand="0" w:evenVBand="0" w:oddHBand="0" w:evenHBand="0" w:firstRowFirstColumn="0" w:firstRowLastColumn="0" w:lastRowFirstColumn="0" w:lastRowLastColumn="0"/>
+              <w:rPr>
+                <w:rFonts w:ascii="Times New Roman" w:eastAsiaTheme="minorHAnsi" w:hAnsi="Times New Roman" w:cs="Times New Roman"/>
+                <w:sz w:val="24"/>
+                <w:szCs w:val="24"/>
+              </w:rPr>
+            </w:pPr>
+            <w:r>
+              <w:rPr>
+                <w:rFonts w:ascii="Times New Roman" w:eastAsiaTheme="minorHAnsi" w:hAnsi="Times New Roman" w:cs="Times New Roman"/>
+                <w:sz w:val="24"/>
+                <w:szCs w:val="24"/>
+              </w:rPr>
+              <w:t>Funkcionalnost</w:t>
+            </w:r>
+          </w:p>
+        </w:tc>
+        <w:tc>
+          <w:tcPr>
+            <w:tcW w:w="0" w:type="auto"/>
+            <w:hideMark/>
+          </w:tcPr>
+          <w:p>
+            <w:pPr>
+              <w:pStyle w:val="Bezproreda"/>
+              <w:cnfStyle w:val="100000000000" w:firstRow="1" w:lastRow="0" w:firstColumn="0" w:lastColumn="0" w:oddVBand="0" w:evenVBand="0" w:oddHBand="0" w:evenHBand="0" w:firstRowFirstColumn="0" w:firstRowLastColumn="0" w:lastRowFirstColumn="0" w:lastRowLastColumn="0"/>
+              <w:rPr>
+                <w:rFonts w:ascii="Times New Roman" w:eastAsiaTheme="minorHAnsi" w:hAnsi="Times New Roman" w:cs="Times New Roman"/>
+                <w:sz w:val="24"/>
+                <w:szCs w:val="24"/>
+              </w:rPr>
+            </w:pPr>
+            <w:r>
+              <w:rPr>
+                <w:rFonts w:ascii="Times New Roman" w:eastAsiaTheme="minorHAnsi" w:hAnsi="Times New Roman" w:cs="Times New Roman"/>
+                <w:sz w:val="24"/>
+                <w:szCs w:val="24"/>
+              </w:rPr>
+              <w:t>Status</w:t>
+            </w:r>
+          </w:p>
+        </w:tc>
+        <w:tc>
+          <w:tcPr>
+            <w:tcW w:w="0" w:type="auto"/>
+            <w:hideMark/>
+          </w:tcPr>
+          <w:p>
+            <w:pPr>
+              <w:pStyle w:val="Bezproreda"/>
+              <w:cnfStyle w:val="100000000000" w:firstRow="1" w:lastRow="0" w:firstColumn="0" w:lastColumn="0" w:oddVBand="0" w:evenVBand="0" w:oddHBand="0" w:evenHBand="0" w:firstRowFirstColumn="0" w:firstRowLastColumn="0" w:lastRowFirstColumn="0" w:lastRowLastColumn="0"/>
+              <w:rPr>
+                <w:rFonts w:ascii="Times New Roman" w:eastAsiaTheme="minorHAnsi" w:hAnsi="Times New Roman" w:cs="Times New Roman"/>
+                <w:sz w:val="24"/>
+                <w:szCs w:val="24"/>
+              </w:rPr>
+            </w:pPr>
+            <w:r>
+              <w:rPr>
+                <w:rFonts w:ascii="Times New Roman" w:eastAsiaTheme="minorHAnsi" w:hAnsi="Times New Roman" w:cs="Times New Roman"/>
+                <w:sz w:val="24"/>
+                <w:szCs w:val="24"/>
+              </w:rPr>
+              <w:t>Tehnologija / Kratka napomena</w:t>
+            </w:r>
+          </w:p>
+        </w:tc>
+      </w:tr>
+      <w:tr>
+        <w:trPr>
+          <w:cnfStyle w:val="000000100000" w:firstRow="0" w:lastRow="0" w:firstColumn="0" w:lastColumn="0" w:oddVBand="0" w:evenVBand="0" w:oddHBand="1" w:evenHBand="0" w:firstRowFirstColumn="0" w:firstRowLastColumn="0" w:lastRowFirstColumn="0" w:lastRowLastColumn="0"/>
+        </w:trPr>
+        <w:tc>
+          <w:tcPr>
+            <w:cnfStyle w:val="001000000000" w:firstRow="0" w:lastRow="0" w:firstColumn="1" w:lastColumn="0" w:oddVBand="0" w:evenVBand="0" w:oddHBand="0" w:evenHBand="0" w:firstRowFirstColumn="0" w:firstRowLastColumn="0" w:lastRowFirstColumn="0" w:lastRowLastColumn="0"/>
+            <w:tcW w:w="870" w:type="dxa"/>
+            <w:hideMark/>
+          </w:tcPr>
+          <w:p>
+            <w:pPr>
+              <w:pStyle w:val="Bezproreda"/>
+              <w:rPr>
+                <w:rFonts w:ascii="Times New Roman" w:eastAsiaTheme="minorHAnsi" w:hAnsi="Times New Roman" w:cs="Times New Roman"/>
+                <w:sz w:val="24"/>
+                <w:szCs w:val="24"/>
+              </w:rPr>
+            </w:pPr>
+            <w:r>
+              <w:rPr>
+                <w:rFonts w:ascii="Times New Roman" w:eastAsiaTheme="minorHAnsi" w:hAnsi="Times New Roman" w:cs="Times New Roman"/>
+                <w:sz w:val="24"/>
+                <w:szCs w:val="24"/>
+              </w:rPr>
+              <w:t>1</w:t>
+            </w:r>
+          </w:p>
+        </w:tc>
+        <w:tc>
+          <w:tcPr>
+            <w:tcW w:w="2510" w:type="dxa"/>
+            <w:hideMark/>
+          </w:tcPr>
+          <w:p>
+            <w:pPr>
+              <w:pStyle w:val="Bezproreda"/>
+              <w:cnfStyle w:val="000000100000" w:firstRow="0" w:lastRow="0" w:firstColumn="0" w:lastColumn="0" w:oddVBand="0" w:evenVBand="0" w:oddHBand="1" w:evenHBand="0" w:firstRowFirstColumn="0" w:firstRowLastColumn="0" w:lastRowFirstColumn="0" w:lastRowLastColumn="0"/>
+              <w:rPr>
+                <w:rFonts w:ascii="Times New Roman" w:eastAsiaTheme="minorHAnsi" w:hAnsi="Times New Roman" w:cs="Times New Roman"/>
+                <w:sz w:val="24"/>
+                <w:szCs w:val="24"/>
+              </w:rPr>
+            </w:pPr>
+            <w:proofErr w:type="spellStart"/>
+            <w:r>
+              <w:rPr>
+                <w:rFonts w:ascii="Times New Roman" w:eastAsiaTheme="minorHAnsi" w:hAnsi="Times New Roman" w:cs="Times New Roman"/>
+                <w:sz w:val="24"/>
+                <w:szCs w:val="24"/>
+              </w:rPr>
+              <w:t>Load</w:t>
+            </w:r>
+            <w:proofErr w:type="spellEnd"/>
+            <w:r>
+              <w:rPr>
+                <w:rFonts w:ascii="Times New Roman" w:eastAsiaTheme="minorHAnsi" w:hAnsi="Times New Roman" w:cs="Times New Roman"/>
+                <w:sz w:val="24"/>
+                <w:szCs w:val="24"/>
+              </w:rPr>
+              <w:t xml:space="preserve"> </w:t>
+            </w:r>
+            <w:proofErr w:type="spellStart"/>
+            <w:r>
+              <w:rPr>
+                <w:rFonts w:ascii="Times New Roman" w:eastAsiaTheme="minorHAnsi" w:hAnsi="Times New Roman" w:cs="Times New Roman"/>
+                <w:sz w:val="24"/>
+                <w:szCs w:val="24"/>
+              </w:rPr>
+              <w:t>Balancing</w:t>
+            </w:r>
+            <w:proofErr w:type="spellEnd"/>
+          </w:p>
+        </w:tc>
+        <w:tc>
+          <w:tcPr>
+            <w:tcW w:w="0" w:type="auto"/>
+            <w:hideMark/>
+          </w:tcPr>
+          <w:p>
+            <w:pPr>
+              <w:pStyle w:val="Bezproreda"/>
+              <w:cnfStyle w:val="000000100000" w:firstRow="0" w:lastRow="0" w:firstColumn="0" w:lastColumn="0" w:oddVBand="0" w:evenVBand="0" w:oddHBand="1" w:evenHBand="0" w:firstRowFirstColumn="0" w:firstRowLastColumn="0" w:lastRowFirstColumn="0" w:lastRowLastColumn="0"/>
+              <w:rPr>
+                <w:rFonts w:ascii="Times New Roman" w:eastAsiaTheme="minorHAnsi" w:hAnsi="Times New Roman" w:cs="Times New Roman"/>
+                <w:sz w:val="24"/>
+                <w:szCs w:val="24"/>
+              </w:rPr>
+            </w:pPr>
+            <w:r>
+              <w:rPr>
+                <w:rFonts w:ascii="Times New Roman" w:eastAsiaTheme="minorHAnsi" w:hAnsi="Times New Roman" w:cs="Times New Roman"/>
+                <w:sz w:val="24"/>
+                <w:szCs w:val="24"/>
+              </w:rPr>
+              <w:t>Implementirano</w:t>
+            </w:r>
+          </w:p>
+        </w:tc>
+        <w:tc>
+          <w:tcPr>
+            <w:tcW w:w="0" w:type="auto"/>
+            <w:hideMark/>
+          </w:tcPr>
+          <w:p>
+            <w:pPr>
+              <w:pStyle w:val="Bezproreda"/>
+              <w:cnfStyle w:val="000000100000" w:firstRow="0" w:lastRow="0" w:firstColumn="0" w:lastColumn="0" w:oddVBand="0" w:evenVBand="0" w:oddHBand="1" w:evenHBand="0" w:firstRowFirstColumn="0" w:firstRowLastColumn="0" w:lastRowFirstColumn="0" w:lastRowLastColumn="0"/>
+              <w:rPr>
+                <w:rFonts w:ascii="Times New Roman" w:eastAsiaTheme="minorHAnsi" w:hAnsi="Times New Roman" w:cs="Times New Roman"/>
+                <w:sz w:val="24"/>
+                <w:szCs w:val="24"/>
+              </w:rPr>
+            </w:pPr>
+            <w:proofErr w:type="spellStart"/>
+            <w:r>
+              <w:rPr>
+                <w:rFonts w:ascii="Times New Roman" w:eastAsiaTheme="minorHAnsi" w:hAnsi="Times New Roman" w:cs="Times New Roman"/>
+                <w:sz w:val="24"/>
+                <w:szCs w:val="24"/>
+              </w:rPr>
+              <w:t>Nginx</w:t>
+            </w:r>
+            <w:proofErr w:type="spellEnd"/>
+            <w:r>
+              <w:rPr>
+                <w:rFonts w:ascii="Times New Roman" w:eastAsiaTheme="minorHAnsi" w:hAnsi="Times New Roman" w:cs="Times New Roman"/>
+                <w:sz w:val="24"/>
+                <w:szCs w:val="24"/>
+              </w:rPr>
+              <w:t xml:space="preserve"> (3 instance), </w:t>
+            </w:r>
+            <w:proofErr w:type="spellStart"/>
+            <w:r>
+              <w:rPr>
+                <w:rFonts w:ascii="Times New Roman" w:eastAsiaTheme="minorHAnsi" w:hAnsi="Times New Roman" w:cs="Times New Roman"/>
+                <w:sz w:val="24"/>
+                <w:szCs w:val="24"/>
+              </w:rPr>
+              <w:t>Round-robin</w:t>
+            </w:r>
+            <w:proofErr w:type="spellEnd"/>
+          </w:p>
+        </w:tc>
+      </w:tr>
+      <w:tr>
+        <w:tc>
+          <w:tcPr>
+            <w:cnfStyle w:val="001000000000" w:firstRow="0" w:lastRow="0" w:firstColumn="1" w:lastColumn="0" w:oddVBand="0" w:evenVBand="0" w:oddHBand="0" w:evenHBand="0" w:firstRowFirstColumn="0" w:firstRowLastColumn="0" w:lastRowFirstColumn="0" w:lastRowLastColumn="0"/>
+            <w:tcW w:w="870" w:type="dxa"/>
+            <w:hideMark/>
+          </w:tcPr>
+          <w:p>
+            <w:pPr>
+              <w:pStyle w:val="Bezproreda"/>
+              <w:rPr>
+                <w:rFonts w:ascii="Times New Roman" w:eastAsiaTheme="minorHAnsi" w:hAnsi="Times New Roman" w:cs="Times New Roman"/>
+                <w:sz w:val="24"/>
+                <w:szCs w:val="24"/>
+              </w:rPr>
+            </w:pPr>
+          </w:p>
+        </w:tc>
+        <w:tc>
+          <w:tcPr>
+            <w:tcW w:w="2510" w:type="dxa"/>
+            <w:hideMark/>
+          </w:tcPr>
+          <w:p>
+            <w:pPr>
+              <w:pStyle w:val="Bezproreda"/>
+              <w:cnfStyle w:val="000000000000" w:firstRow="0" w:lastRow="0" w:firstColumn="0" w:lastColumn="0" w:oddVBand="0" w:evenVBand="0" w:oddHBand="0" w:evenHBand="0" w:firstRowFirstColumn="0" w:firstRowLastColumn="0" w:lastRowFirstColumn="0" w:lastRowLastColumn="0"/>
+              <w:rPr>
+                <w:rFonts w:ascii="Times New Roman" w:eastAsiaTheme="minorHAnsi" w:hAnsi="Times New Roman" w:cs="Times New Roman"/>
+                <w:sz w:val="24"/>
+                <w:szCs w:val="24"/>
+              </w:rPr>
+            </w:pPr>
+            <w:r>
+              <w:rPr>
+                <w:rFonts w:ascii="Times New Roman" w:eastAsiaTheme="minorHAnsi" w:hAnsi="Times New Roman" w:cs="Times New Roman"/>
+                <w:sz w:val="24"/>
+                <w:szCs w:val="24"/>
+              </w:rPr>
+              <w:t>MongoDB Replica Set</w:t>
+            </w:r>
+          </w:p>
+        </w:tc>
+        <w:tc>
+          <w:tcPr>
+            <w:tcW w:w="0" w:type="auto"/>
+            <w:hideMark/>
+          </w:tcPr>
+          <w:p>
+            <w:pPr>
+              <w:pStyle w:val="Bezproreda"/>
+              <w:cnfStyle w:val="000000000000" w:firstRow="0" w:lastRow="0" w:firstColumn="0" w:lastColumn="0" w:oddVBand="0" w:evenVBand="0" w:oddHBand="0" w:evenHBand="0" w:firstRowFirstColumn="0" w:firstRowLastColumn="0" w:lastRowFirstColumn="0" w:lastRowLastColumn="0"/>
+              <w:rPr>
+                <w:rFonts w:ascii="Times New Roman" w:eastAsiaTheme="minorHAnsi" w:hAnsi="Times New Roman" w:cs="Times New Roman"/>
+                <w:sz w:val="24"/>
+                <w:szCs w:val="24"/>
+              </w:rPr>
+            </w:pPr>
+            <w:r>
+              <w:rPr>
+                <w:rFonts w:ascii="Times New Roman" w:eastAsiaTheme="minorHAnsi" w:hAnsi="Times New Roman" w:cs="Times New Roman"/>
+                <w:sz w:val="24"/>
+                <w:szCs w:val="24"/>
+              </w:rPr>
+              <w:t>Implementirano</w:t>
+            </w:r>
+          </w:p>
+        </w:tc>
+        <w:tc>
+          <w:tcPr>
+            <w:tcW w:w="0" w:type="auto"/>
+            <w:hideMark/>
+          </w:tcPr>
+          <w:p>
+            <w:pPr>
+              <w:pStyle w:val="Bezproreda"/>
+              <w:cnfStyle w:val="000000000000" w:firstRow="0" w:lastRow="0" w:firstColumn="0" w:lastColumn="0" w:oddVBand="0" w:evenVBand="0" w:oddHBand="0" w:evenHBand="0" w:firstRowFirstColumn="0" w:firstRowLastColumn="0" w:lastRowFirstColumn="0" w:lastRowLastColumn="0"/>
+              <w:rPr>
+                <w:rFonts w:ascii="Times New Roman" w:eastAsiaTheme="minorHAnsi" w:hAnsi="Times New Roman" w:cs="Times New Roman"/>
+                <w:sz w:val="24"/>
+                <w:szCs w:val="24"/>
+              </w:rPr>
+            </w:pPr>
+            <w:r>
+              <w:rPr>
+                <w:rFonts w:ascii="Times New Roman" w:eastAsiaTheme="minorHAnsi" w:hAnsi="Times New Roman" w:cs="Times New Roman"/>
+                <w:sz w:val="24"/>
+                <w:szCs w:val="24"/>
+              </w:rPr>
+              <w:t xml:space="preserve">Konfiguracija: 1 </w:t>
+            </w:r>
+            <w:proofErr w:type="spellStart"/>
+            <w:r>
+              <w:rPr>
+                <w:rFonts w:ascii="Times New Roman" w:eastAsiaTheme="minorHAnsi" w:hAnsi="Times New Roman" w:cs="Times New Roman"/>
+                <w:sz w:val="24"/>
+                <w:szCs w:val="24"/>
+              </w:rPr>
+              <w:t>Primary</w:t>
+            </w:r>
+            <w:proofErr w:type="spellEnd"/>
+            <w:r>
+              <w:rPr>
+                <w:rFonts w:ascii="Times New Roman" w:eastAsiaTheme="minorHAnsi" w:hAnsi="Times New Roman" w:cs="Times New Roman"/>
+                <w:sz w:val="24"/>
+                <w:szCs w:val="24"/>
+              </w:rPr>
+              <w:t xml:space="preserve"> + 2 </w:t>
+            </w:r>
+            <w:proofErr w:type="spellStart"/>
+            <w:r>
+              <w:rPr>
+                <w:rFonts w:ascii="Times New Roman" w:eastAsiaTheme="minorHAnsi" w:hAnsi="Times New Roman" w:cs="Times New Roman"/>
+                <w:sz w:val="24"/>
+                <w:szCs w:val="24"/>
+              </w:rPr>
+              <w:t>Secondary</w:t>
+            </w:r>
+            <w:proofErr w:type="spellEnd"/>
+          </w:p>
+        </w:tc>
+      </w:tr>
+      <w:tr>
+        <w:trPr>
+          <w:cnfStyle w:val="000000100000" w:firstRow="0" w:lastRow="0" w:firstColumn="0" w:lastColumn="0" w:oddVBand="0" w:evenVBand="0" w:oddHBand="1" w:evenHBand="0" w:firstRowFirstColumn="0" w:firstRowLastColumn="0" w:lastRowFirstColumn="0" w:lastRowLastColumn="0"/>
+        </w:trPr>
+        <w:tc>
+          <w:tcPr>
+            <w:cnfStyle w:val="001000000000" w:firstRow="0" w:lastRow="0" w:firstColumn="1" w:lastColumn="0" w:oddVBand="0" w:evenVBand="0" w:oddHBand="0" w:evenHBand="0" w:firstRowFirstColumn="0" w:firstRowLastColumn="0" w:lastRowFirstColumn="0" w:lastRowLastColumn="0"/>
+            <w:tcW w:w="870" w:type="dxa"/>
+            <w:hideMark/>
+          </w:tcPr>
+          <w:p>
+            <w:pPr>
+              <w:pStyle w:val="Bezproreda"/>
+              <w:rPr>
+                <w:rFonts w:ascii="Times New Roman" w:eastAsiaTheme="minorHAnsi" w:hAnsi="Times New Roman" w:cs="Times New Roman"/>
+                <w:sz w:val="24"/>
+                <w:szCs w:val="24"/>
+              </w:rPr>
+            </w:pPr>
+          </w:p>
+        </w:tc>
+        <w:tc>
+          <w:tcPr>
+            <w:tcW w:w="2510" w:type="dxa"/>
+            <w:hideMark/>
+          </w:tcPr>
+          <w:p>
+            <w:pPr>
+              <w:pStyle w:val="Bezproreda"/>
+              <w:cnfStyle w:val="000000100000" w:firstRow="0" w:lastRow="0" w:firstColumn="0" w:lastColumn="0" w:oddVBand="0" w:evenVBand="0" w:oddHBand="1" w:evenHBand="0" w:firstRowFirstColumn="0" w:firstRowLastColumn="0" w:lastRowFirstColumn="0" w:lastRowLastColumn="0"/>
+              <w:rPr>
+                <w:rFonts w:ascii="Times New Roman" w:eastAsiaTheme="minorHAnsi" w:hAnsi="Times New Roman" w:cs="Times New Roman"/>
+                <w:sz w:val="24"/>
+                <w:szCs w:val="24"/>
+              </w:rPr>
+            </w:pPr>
+            <w:r>
+              <w:rPr>
+                <w:rFonts w:ascii="Times New Roman" w:eastAsiaTheme="minorHAnsi" w:hAnsi="Times New Roman" w:cs="Times New Roman"/>
+                <w:sz w:val="24"/>
+                <w:szCs w:val="24"/>
+              </w:rPr>
+              <w:t>Replikacija podataka</w:t>
+            </w:r>
+          </w:p>
+        </w:tc>
+        <w:tc>
+          <w:tcPr>
+            <w:tcW w:w="0" w:type="auto"/>
+            <w:hideMark/>
+          </w:tcPr>
+          <w:p>
+            <w:pPr>
+              <w:pStyle w:val="Bezproreda"/>
+              <w:cnfStyle w:val="000000100000" w:firstRow="0" w:lastRow="0" w:firstColumn="0" w:lastColumn="0" w:oddVBand="0" w:evenVBand="0" w:oddHBand="1" w:evenHBand="0" w:firstRowFirstColumn="0" w:firstRowLastColumn="0" w:lastRowFirstColumn="0" w:lastRowLastColumn="0"/>
+              <w:rPr>
+                <w:rFonts w:ascii="Times New Roman" w:eastAsiaTheme="minorHAnsi" w:hAnsi="Times New Roman" w:cs="Times New Roman"/>
+                <w:sz w:val="24"/>
+                <w:szCs w:val="24"/>
+              </w:rPr>
+            </w:pPr>
+            <w:r>
+              <w:rPr>
+                <w:rFonts w:ascii="Times New Roman" w:eastAsiaTheme="minorHAnsi" w:hAnsi="Times New Roman" w:cs="Times New Roman"/>
+                <w:sz w:val="24"/>
+                <w:szCs w:val="24"/>
+              </w:rPr>
+              <w:t>Implementirano</w:t>
+            </w:r>
+          </w:p>
+        </w:tc>
+        <w:tc>
+          <w:tcPr>
+            <w:tcW w:w="0" w:type="auto"/>
+            <w:hideMark/>
+          </w:tcPr>
+          <w:p>
+            <w:pPr>
+              <w:pStyle w:val="Bezproreda"/>
+              <w:cnfStyle w:val="000000100000" w:firstRow="0" w:lastRow="0" w:firstColumn="0" w:lastColumn="0" w:oddVBand="0" w:evenVBand="0" w:oddHBand="1" w:evenHBand="0" w:firstRowFirstColumn="0" w:firstRowLastColumn="0" w:lastRowFirstColumn="0" w:lastRowLastColumn="0"/>
+              <w:rPr>
+                <w:rFonts w:ascii="Times New Roman" w:eastAsiaTheme="minorHAnsi" w:hAnsi="Times New Roman" w:cs="Times New Roman"/>
+                <w:sz w:val="24"/>
+                <w:szCs w:val="24"/>
+              </w:rPr>
+            </w:pPr>
+            <w:r>
+              <w:rPr>
+                <w:rFonts w:ascii="Times New Roman" w:eastAsiaTheme="minorHAnsi" w:hAnsi="Times New Roman" w:cs="Times New Roman"/>
+                <w:sz w:val="24"/>
+                <w:szCs w:val="24"/>
+              </w:rPr>
+              <w:t xml:space="preserve">Asinkrona sinkronizacija, </w:t>
+            </w:r>
+            <w:proofErr w:type="spellStart"/>
+            <w:r>
+              <w:rPr>
+                <w:rFonts w:ascii="Times New Roman" w:eastAsiaTheme="minorHAnsi" w:hAnsi="Times New Roman" w:cs="Times New Roman"/>
+                <w:sz w:val="24"/>
+                <w:szCs w:val="24"/>
+              </w:rPr>
+              <w:t>Write</w:t>
+            </w:r>
+            <w:proofErr w:type="spellEnd"/>
+            <w:r>
+              <w:rPr>
+                <w:rFonts w:ascii="Times New Roman" w:eastAsiaTheme="minorHAnsi" w:hAnsi="Times New Roman" w:cs="Times New Roman"/>
+                <w:sz w:val="24"/>
+                <w:szCs w:val="24"/>
+              </w:rPr>
+              <w:t xml:space="preserve">/Read </w:t>
+            </w:r>
+            <w:proofErr w:type="spellStart"/>
+            <w:r>
+              <w:rPr>
+                <w:rFonts w:ascii="Times New Roman" w:eastAsiaTheme="minorHAnsi" w:hAnsi="Times New Roman" w:cs="Times New Roman"/>
+                <w:sz w:val="24"/>
+                <w:szCs w:val="24"/>
+              </w:rPr>
+              <w:t>separation</w:t>
+            </w:r>
+            <w:proofErr w:type="spellEnd"/>
+          </w:p>
+        </w:tc>
+      </w:tr>
+      <w:tr>
+        <w:tc>
+          <w:tcPr>
+            <w:cnfStyle w:val="001000000000" w:firstRow="0" w:lastRow="0" w:firstColumn="1" w:lastColumn="0" w:oddVBand="0" w:evenVBand="0" w:oddHBand="0" w:evenHBand="0" w:firstRowFirstColumn="0" w:firstRowLastColumn="0" w:lastRowFirstColumn="0" w:lastRowLastColumn="0"/>
+            <w:tcW w:w="870" w:type="dxa"/>
+            <w:hideMark/>
+          </w:tcPr>
+          <w:p>
+            <w:pPr>
+              <w:pStyle w:val="Bezproreda"/>
+              <w:rPr>
+                <w:rFonts w:ascii="Times New Roman" w:eastAsiaTheme="minorHAnsi" w:hAnsi="Times New Roman" w:cs="Times New Roman"/>
+                <w:sz w:val="24"/>
+                <w:szCs w:val="24"/>
+              </w:rPr>
+            </w:pPr>
+          </w:p>
+        </w:tc>
+        <w:tc>
+          <w:tcPr>
+            <w:tcW w:w="2510" w:type="dxa"/>
+            <w:hideMark/>
+          </w:tcPr>
+          <w:p>
+            <w:pPr>
+              <w:pStyle w:val="Bezproreda"/>
+              <w:cnfStyle w:val="000000000000" w:firstRow="0" w:lastRow="0" w:firstColumn="0" w:lastColumn="0" w:oddVBand="0" w:evenVBand="0" w:oddHBand="0" w:evenHBand="0" w:firstRowFirstColumn="0" w:firstRowLastColumn="0" w:lastRowFirstColumn="0" w:lastRowLastColumn="0"/>
+              <w:rPr>
+                <w:rFonts w:ascii="Times New Roman" w:eastAsiaTheme="minorHAnsi" w:hAnsi="Times New Roman" w:cs="Times New Roman"/>
+                <w:sz w:val="24"/>
+                <w:szCs w:val="24"/>
+              </w:rPr>
+            </w:pPr>
+            <w:r>
+              <w:rPr>
+                <w:rFonts w:ascii="Times New Roman" w:eastAsiaTheme="minorHAnsi" w:hAnsi="Times New Roman" w:cs="Times New Roman"/>
+                <w:sz w:val="24"/>
+                <w:szCs w:val="24"/>
+              </w:rPr>
+              <w:t xml:space="preserve">Read </w:t>
+            </w:r>
+            <w:proofErr w:type="spellStart"/>
+            <w:r>
+              <w:rPr>
+                <w:rFonts w:ascii="Times New Roman" w:eastAsiaTheme="minorHAnsi" w:hAnsi="Times New Roman" w:cs="Times New Roman"/>
+                <w:sz w:val="24"/>
+                <w:szCs w:val="24"/>
+              </w:rPr>
+              <w:t>Preference</w:t>
+            </w:r>
+            <w:proofErr w:type="spellEnd"/>
+          </w:p>
+        </w:tc>
+        <w:tc>
+          <w:tcPr>
+            <w:tcW w:w="0" w:type="auto"/>
+            <w:hideMark/>
+          </w:tcPr>
+          <w:p>
+            <w:pPr>
+              <w:pStyle w:val="Bezproreda"/>
+              <w:cnfStyle w:val="000000000000" w:firstRow="0" w:lastRow="0" w:firstColumn="0" w:lastColumn="0" w:oddVBand="0" w:evenVBand="0" w:oddHBand="0" w:evenHBand="0" w:firstRowFirstColumn="0" w:firstRowLastColumn="0" w:lastRowFirstColumn="0" w:lastRowLastColumn="0"/>
+              <w:rPr>
+                <w:rFonts w:ascii="Times New Roman" w:eastAsiaTheme="minorHAnsi" w:hAnsi="Times New Roman" w:cs="Times New Roman"/>
+                <w:sz w:val="24"/>
+                <w:szCs w:val="24"/>
+              </w:rPr>
+            </w:pPr>
+            <w:r>
+              <w:rPr>
+                <w:rFonts w:ascii="Times New Roman" w:eastAsiaTheme="minorHAnsi" w:hAnsi="Times New Roman" w:cs="Times New Roman"/>
+                <w:sz w:val="24"/>
+                <w:szCs w:val="24"/>
+              </w:rPr>
+              <w:t>Implementirano</w:t>
+            </w:r>
+          </w:p>
+        </w:tc>
+        <w:tc>
+          <w:tcPr>
+            <w:tcW w:w="0" w:type="auto"/>
+            <w:hideMark/>
+          </w:tcPr>
+          <w:p>
+            <w:pPr>
+              <w:pStyle w:val="Bezproreda"/>
+              <w:cnfStyle w:val="000000000000" w:firstRow="0" w:lastRow="0" w:firstColumn="0" w:lastColumn="0" w:oddVBand="0" w:evenVBand="0" w:oddHBand="0" w:evenHBand="0" w:firstRowFirstColumn="0" w:firstRowLastColumn="0" w:lastRowFirstColumn="0" w:lastRowLastColumn="0"/>
+              <w:rPr>
+                <w:rFonts w:ascii="Times New Roman" w:eastAsiaTheme="minorHAnsi" w:hAnsi="Times New Roman" w:cs="Times New Roman"/>
+                <w:sz w:val="24"/>
+                <w:szCs w:val="24"/>
+              </w:rPr>
+            </w:pPr>
+            <w:r>
+              <w:rPr>
+                <w:rFonts w:ascii="Times New Roman" w:eastAsiaTheme="minorHAnsi" w:hAnsi="Times New Roman" w:cs="Times New Roman"/>
+                <w:sz w:val="24"/>
+                <w:szCs w:val="24"/>
+              </w:rPr>
+              <w:t xml:space="preserve">Optimizacija: Čitanje sa </w:t>
+            </w:r>
+            <w:proofErr w:type="spellStart"/>
+            <w:r>
+              <w:rPr>
+                <w:rFonts w:ascii="Times New Roman" w:eastAsiaTheme="minorHAnsi" w:hAnsi="Times New Roman" w:cs="Times New Roman"/>
+                <w:sz w:val="24"/>
+                <w:szCs w:val="24"/>
+              </w:rPr>
+              <w:t>Secondary</w:t>
+            </w:r>
+            <w:proofErr w:type="spellEnd"/>
+            <w:r>
+              <w:rPr>
+                <w:rFonts w:ascii="Times New Roman" w:eastAsiaTheme="minorHAnsi" w:hAnsi="Times New Roman" w:cs="Times New Roman"/>
+                <w:sz w:val="24"/>
+                <w:szCs w:val="24"/>
+              </w:rPr>
+              <w:t xml:space="preserve"> čvorova</w:t>
+            </w:r>
+          </w:p>
+        </w:tc>
+      </w:tr>
+      <w:tr>
+        <w:trPr>
+          <w:cnfStyle w:val="000000100000" w:firstRow="0" w:lastRow="0" w:firstColumn="0" w:lastColumn="0" w:oddVBand="0" w:evenVBand="0" w:oddHBand="1" w:evenHBand="0" w:firstRowFirstColumn="0" w:firstRowLastColumn="0" w:lastRowFirstColumn="0" w:lastRowLastColumn="0"/>
+        </w:trPr>
+        <w:tc>
+          <w:tcPr>
+            <w:cnfStyle w:val="001000000000" w:firstRow="0" w:lastRow="0" w:firstColumn="1" w:lastColumn="0" w:oddVBand="0" w:evenVBand="0" w:oddHBand="0" w:evenHBand="0" w:firstRowFirstColumn="0" w:firstRowLastColumn="0" w:lastRowFirstColumn="0" w:lastRowLastColumn="0"/>
+            <w:tcW w:w="870" w:type="dxa"/>
+            <w:hideMark/>
+          </w:tcPr>
+          <w:p>
+            <w:pPr>
+              <w:pStyle w:val="Bezproreda"/>
+              <w:rPr>
+                <w:rFonts w:ascii="Times New Roman" w:eastAsiaTheme="minorHAnsi" w:hAnsi="Times New Roman" w:cs="Times New Roman"/>
+                <w:sz w:val="24"/>
+                <w:szCs w:val="24"/>
+              </w:rPr>
+            </w:pPr>
+          </w:p>
+        </w:tc>
+        <w:tc>
+          <w:tcPr>
+            <w:tcW w:w="2510" w:type="dxa"/>
+            <w:hideMark/>
+          </w:tcPr>
+          <w:p>
+            <w:pPr>
+              <w:pStyle w:val="Bezproreda"/>
+              <w:cnfStyle w:val="000000100000" w:firstRow="0" w:lastRow="0" w:firstColumn="0" w:lastColumn="0" w:oddVBand="0" w:evenVBand="0" w:oddHBand="1" w:evenHBand="0" w:firstRowFirstColumn="0" w:firstRowLastColumn="0" w:lastRowFirstColumn="0" w:lastRowLastColumn="0"/>
+              <w:rPr>
+                <w:rFonts w:ascii="Times New Roman" w:eastAsiaTheme="minorHAnsi" w:hAnsi="Times New Roman" w:cs="Times New Roman"/>
+                <w:sz w:val="24"/>
+                <w:szCs w:val="24"/>
+              </w:rPr>
+            </w:pPr>
+            <w:r>
+              <w:rPr>
+                <w:rFonts w:ascii="Times New Roman" w:eastAsiaTheme="minorHAnsi" w:hAnsi="Times New Roman" w:cs="Times New Roman"/>
+                <w:sz w:val="24"/>
+                <w:szCs w:val="24"/>
+              </w:rPr>
+              <w:t>Kreiranje pošiljki</w:t>
+            </w:r>
+          </w:p>
+        </w:tc>
+        <w:tc>
+          <w:tcPr>
+            <w:tcW w:w="0" w:type="auto"/>
+            <w:hideMark/>
+          </w:tcPr>
+          <w:p>
+            <w:pPr>
+              <w:pStyle w:val="Bezproreda"/>
+              <w:cnfStyle w:val="000000100000" w:firstRow="0" w:lastRow="0" w:firstColumn="0" w:lastColumn="0" w:oddVBand="0" w:evenVBand="0" w:oddHBand="1" w:evenHBand="0" w:firstRowFirstColumn="0" w:firstRowLastColumn="0" w:lastRowFirstColumn="0" w:lastRowLastColumn="0"/>
+              <w:rPr>
+                <w:rFonts w:ascii="Times New Roman" w:eastAsiaTheme="minorHAnsi" w:hAnsi="Times New Roman" w:cs="Times New Roman"/>
+                <w:sz w:val="24"/>
+                <w:szCs w:val="24"/>
+              </w:rPr>
+            </w:pPr>
+            <w:r>
+              <w:rPr>
+                <w:rFonts w:ascii="Times New Roman" w:eastAsiaTheme="minorHAnsi" w:hAnsi="Times New Roman" w:cs="Times New Roman"/>
+                <w:sz w:val="24"/>
+                <w:szCs w:val="24"/>
+              </w:rPr>
+              <w:t>Implementirano</w:t>
+            </w:r>
+          </w:p>
+        </w:tc>
+        <w:tc>
+          <w:tcPr>
+            <w:tcW w:w="0" w:type="auto"/>
+            <w:hideMark/>
+          </w:tcPr>
+          <w:p>
+            <w:pPr>
+              <w:pStyle w:val="Bezproreda"/>
+              <w:cnfStyle w:val="000000100000" w:firstRow="0" w:lastRow="0" w:firstColumn="0" w:lastColumn="0" w:oddVBand="0" w:evenVBand="0" w:oddHBand="1" w:evenHBand="0" w:firstRowFirstColumn="0" w:firstRowLastColumn="0" w:lastRowFirstColumn="0" w:lastRowLastColumn="0"/>
+              <w:rPr>
+                <w:rFonts w:ascii="Times New Roman" w:eastAsiaTheme="minorHAnsi" w:hAnsi="Times New Roman" w:cs="Times New Roman"/>
+                <w:sz w:val="24"/>
+                <w:szCs w:val="24"/>
+              </w:rPr>
+            </w:pPr>
+            <w:r>
+              <w:rPr>
+                <w:rFonts w:ascii="Times New Roman" w:eastAsiaTheme="minorHAnsi" w:hAnsi="Times New Roman" w:cs="Times New Roman"/>
+                <w:sz w:val="24"/>
+                <w:szCs w:val="24"/>
+              </w:rPr>
+              <w:t xml:space="preserve">REST API </w:t>
+            </w:r>
+            <w:proofErr w:type="spellStart"/>
+            <w:r>
+              <w:rPr>
+                <w:rFonts w:ascii="Times New Roman" w:eastAsiaTheme="minorHAnsi" w:hAnsi="Times New Roman" w:cs="Times New Roman"/>
+                <w:sz w:val="24"/>
+                <w:szCs w:val="24"/>
+              </w:rPr>
+              <w:t>endpoint</w:t>
+            </w:r>
+            <w:proofErr w:type="spellEnd"/>
+            <w:r>
+              <w:rPr>
+                <w:rFonts w:ascii="Times New Roman" w:eastAsiaTheme="minorHAnsi" w:hAnsi="Times New Roman" w:cs="Times New Roman"/>
+                <w:sz w:val="24"/>
+                <w:szCs w:val="24"/>
+              </w:rPr>
+              <w:t xml:space="preserve"> za unos podataka</w:t>
+            </w:r>
+          </w:p>
+        </w:tc>
+      </w:tr>
+      <w:tr>
+        <w:tc>
+          <w:tcPr>
+            <w:cnfStyle w:val="001000000000" w:firstRow="0" w:lastRow="0" w:firstColumn="1" w:lastColumn="0" w:oddVBand="0" w:evenVBand="0" w:oddHBand="0" w:evenHBand="0" w:firstRowFirstColumn="0" w:firstRowLastColumn="0" w:lastRowFirstColumn="0" w:lastRowLastColumn="0"/>
+            <w:tcW w:w="870" w:type="dxa"/>
+            <w:hideMark/>
+          </w:tcPr>
+          <w:p>
+            <w:pPr>
+              <w:pStyle w:val="Bezproreda"/>
+              <w:rPr>
+                <w:rFonts w:ascii="Times New Roman" w:eastAsiaTheme="minorHAnsi" w:hAnsi="Times New Roman" w:cs="Times New Roman"/>
+                <w:sz w:val="24"/>
+                <w:szCs w:val="24"/>
+              </w:rPr>
+            </w:pPr>
+          </w:p>
+        </w:tc>
+        <w:tc>
+          <w:tcPr>
+            <w:tcW w:w="2510" w:type="dxa"/>
+            <w:hideMark/>
+          </w:tcPr>
+          <w:p>
+            <w:pPr>
+              <w:pStyle w:val="Bezproreda"/>
+              <w:cnfStyle w:val="000000000000" w:firstRow="0" w:lastRow="0" w:firstColumn="0" w:lastColumn="0" w:oddVBand="0" w:evenVBand="0" w:oddHBand="0" w:evenHBand="0" w:firstRowFirstColumn="0" w:firstRowLastColumn="0" w:lastRowFirstColumn="0" w:lastRowLastColumn="0"/>
+              <w:rPr>
+                <w:rFonts w:ascii="Times New Roman" w:eastAsiaTheme="minorHAnsi" w:hAnsi="Times New Roman" w:cs="Times New Roman"/>
+                <w:sz w:val="24"/>
+                <w:szCs w:val="24"/>
+              </w:rPr>
+            </w:pPr>
+            <w:r>
+              <w:rPr>
+                <w:rFonts w:ascii="Times New Roman" w:eastAsiaTheme="minorHAnsi" w:hAnsi="Times New Roman" w:cs="Times New Roman"/>
+                <w:sz w:val="24"/>
+                <w:szCs w:val="24"/>
+              </w:rPr>
+              <w:t>Ažuriranje statusa</w:t>
+            </w:r>
+          </w:p>
+        </w:tc>
+        <w:tc>
+          <w:tcPr>
+            <w:tcW w:w="0" w:type="auto"/>
+            <w:hideMark/>
+          </w:tcPr>
+          <w:p>
+            <w:pPr>
+              <w:pStyle w:val="Bezproreda"/>
+              <w:cnfStyle w:val="000000000000" w:firstRow="0" w:lastRow="0" w:firstColumn="0" w:lastColumn="0" w:oddVBand="0" w:evenVBand="0" w:oddHBand="0" w:evenHBand="0" w:firstRowFirstColumn="0" w:firstRowLastColumn="0" w:lastRowFirstColumn="0" w:lastRowLastColumn="0"/>
+              <w:rPr>
+                <w:rFonts w:ascii="Times New Roman" w:eastAsiaTheme="minorHAnsi" w:hAnsi="Times New Roman" w:cs="Times New Roman"/>
+                <w:sz w:val="24"/>
+                <w:szCs w:val="24"/>
+              </w:rPr>
+            </w:pPr>
+            <w:r>
+              <w:rPr>
+                <w:rFonts w:ascii="Times New Roman" w:eastAsiaTheme="minorHAnsi" w:hAnsi="Times New Roman" w:cs="Times New Roman"/>
+                <w:sz w:val="24"/>
+                <w:szCs w:val="24"/>
+              </w:rPr>
+              <w:t>Implementirano</w:t>
+            </w:r>
+          </w:p>
+        </w:tc>
+        <w:tc>
+          <w:tcPr>
+            <w:tcW w:w="0" w:type="auto"/>
+            <w:hideMark/>
+          </w:tcPr>
+          <w:p>
+            <w:pPr>
+              <w:pStyle w:val="Bezproreda"/>
+              <w:cnfStyle w:val="000000000000" w:firstRow="0" w:lastRow="0" w:firstColumn="0" w:lastColumn="0" w:oddVBand="0" w:evenVBand="0" w:oddHBand="0" w:evenHBand="0" w:firstRowFirstColumn="0" w:firstRowLastColumn="0" w:lastRowFirstColumn="0" w:lastRowLastColumn="0"/>
+              <w:rPr>
+                <w:rFonts w:ascii="Times New Roman" w:eastAsiaTheme="minorHAnsi" w:hAnsi="Times New Roman" w:cs="Times New Roman"/>
+                <w:sz w:val="24"/>
+                <w:szCs w:val="24"/>
+              </w:rPr>
+            </w:pPr>
+            <w:r>
+              <w:rPr>
+                <w:rFonts w:ascii="Times New Roman" w:eastAsiaTheme="minorHAnsi" w:hAnsi="Times New Roman" w:cs="Times New Roman"/>
+                <w:sz w:val="24"/>
+                <w:szCs w:val="24"/>
+              </w:rPr>
+              <w:t>Logika prijelaza: PENDING -&gt; DELIVERED</w:t>
+            </w:r>
+          </w:p>
+        </w:tc>
+      </w:tr>
+      <w:tr>
+        <w:trPr>
+          <w:cnfStyle w:val="000000100000" w:firstRow="0" w:lastRow="0" w:firstColumn="0" w:lastColumn="0" w:oddVBand="0" w:evenVBand="0" w:oddHBand="1" w:evenHBand="0" w:firstRowFirstColumn="0" w:firstRowLastColumn="0" w:lastRowFirstColumn="0" w:lastRowLastColumn="0"/>
+        </w:trPr>
+        <w:tc>
+          <w:tcPr>
+            <w:cnfStyle w:val="001000000000" w:firstRow="0" w:lastRow="0" w:firstColumn="1" w:lastColumn="0" w:oddVBand="0" w:evenVBand="0" w:oddHBand="0" w:evenHBand="0" w:firstRowFirstColumn="0" w:firstRowLastColumn="0" w:lastRowFirstColumn="0" w:lastRowLastColumn="0"/>
+            <w:tcW w:w="870" w:type="dxa"/>
+            <w:hideMark/>
+          </w:tcPr>
+          <w:p>
+            <w:pPr>
+              <w:pStyle w:val="Bezproreda"/>
+              <w:rPr>
+                <w:rFonts w:ascii="Times New Roman" w:eastAsiaTheme="minorHAnsi" w:hAnsi="Times New Roman" w:cs="Times New Roman"/>
+                <w:sz w:val="24"/>
+                <w:szCs w:val="24"/>
+              </w:rPr>
+            </w:pPr>
+          </w:p>
+        </w:tc>
+        <w:tc>
+          <w:tcPr>
+            <w:tcW w:w="2510" w:type="dxa"/>
+            <w:hideMark/>
+          </w:tcPr>
+          <w:p>
+            <w:pPr>
+              <w:pStyle w:val="Bezproreda"/>
+              <w:cnfStyle w:val="000000100000" w:firstRow="0" w:lastRow="0" w:firstColumn="0" w:lastColumn="0" w:oddVBand="0" w:evenVBand="0" w:oddHBand="1" w:evenHBand="0" w:firstRowFirstColumn="0" w:firstRowLastColumn="0" w:lastRowFirstColumn="0" w:lastRowLastColumn="0"/>
+              <w:rPr>
+                <w:rFonts w:ascii="Times New Roman" w:eastAsiaTheme="minorHAnsi" w:hAnsi="Times New Roman" w:cs="Times New Roman"/>
+                <w:sz w:val="24"/>
+                <w:szCs w:val="24"/>
+              </w:rPr>
+            </w:pPr>
+            <w:proofErr w:type="spellStart"/>
+            <w:r>
+              <w:rPr>
+                <w:rFonts w:ascii="Times New Roman" w:eastAsiaTheme="minorHAnsi" w:hAnsi="Times New Roman" w:cs="Times New Roman"/>
+                <w:sz w:val="24"/>
+                <w:szCs w:val="24"/>
+              </w:rPr>
+              <w:t>Tracking</w:t>
+            </w:r>
+            <w:proofErr w:type="spellEnd"/>
+            <w:r>
+              <w:rPr>
+                <w:rFonts w:ascii="Times New Roman" w:eastAsiaTheme="minorHAnsi" w:hAnsi="Times New Roman" w:cs="Times New Roman"/>
+                <w:sz w:val="24"/>
+                <w:szCs w:val="24"/>
+              </w:rPr>
+              <w:t xml:space="preserve"> pošiljki</w:t>
+            </w:r>
+          </w:p>
+          <w:p>
+            <w:pPr>
+              <w:pStyle w:val="Bezproreda"/>
+              <w:cnfStyle w:val="000000100000" w:firstRow="0" w:lastRow="0" w:firstColumn="0" w:lastColumn="0" w:oddVBand="0" w:evenVBand="0" w:oddHBand="1" w:evenHBand="0" w:firstRowFirstColumn="0" w:firstRowLastColumn="0" w:lastRowFirstColumn="0" w:lastRowLastColumn="0"/>
+              <w:rPr>
+                <w:rFonts w:ascii="Times New Roman" w:eastAsiaTheme="minorHAnsi" w:hAnsi="Times New Roman" w:cs="Times New Roman"/>
+                <w:sz w:val="24"/>
+                <w:szCs w:val="24"/>
+              </w:rPr>
+            </w:pPr>
+          </w:p>
+        </w:tc>
+        <w:tc>
+          <w:tcPr>
+            <w:tcW w:w="0" w:type="auto"/>
+            <w:hideMark/>
+          </w:tcPr>
+          <w:p>
+            <w:pPr>
+              <w:pStyle w:val="Bezproreda"/>
+              <w:cnfStyle w:val="000000100000" w:firstRow="0" w:lastRow="0" w:firstColumn="0" w:lastColumn="0" w:oddVBand="0" w:evenVBand="0" w:oddHBand="1" w:evenHBand="0" w:firstRowFirstColumn="0" w:firstRowLastColumn="0" w:lastRowFirstColumn="0" w:lastRowLastColumn="0"/>
+              <w:rPr>
+                <w:rFonts w:ascii="Times New Roman" w:eastAsiaTheme="minorHAnsi" w:hAnsi="Times New Roman" w:cs="Times New Roman"/>
+                <w:sz w:val="24"/>
+                <w:szCs w:val="24"/>
+              </w:rPr>
+            </w:pPr>
+            <w:r>
+              <w:rPr>
+                <w:rFonts w:ascii="Times New Roman" w:eastAsiaTheme="minorHAnsi" w:hAnsi="Times New Roman" w:cs="Times New Roman"/>
+                <w:sz w:val="24"/>
+                <w:szCs w:val="24"/>
+              </w:rPr>
+              <w:t>Implementirano</w:t>
+            </w:r>
+          </w:p>
+        </w:tc>
+        <w:tc>
+          <w:tcPr>
+            <w:tcW w:w="0" w:type="auto"/>
+            <w:hideMark/>
+          </w:tcPr>
+          <w:p>
+            <w:pPr>
+              <w:pStyle w:val="Bezproreda"/>
+              <w:cnfStyle w:val="000000100000" w:firstRow="0" w:lastRow="0" w:firstColumn="0" w:lastColumn="0" w:oddVBand="0" w:evenVBand="0" w:oddHBand="1" w:evenHBand="0" w:firstRowFirstColumn="0" w:firstRowLastColumn="0" w:lastRowFirstColumn="0" w:lastRowLastColumn="0"/>
+              <w:rPr>
+                <w:rFonts w:ascii="Times New Roman" w:eastAsiaTheme="minorHAnsi" w:hAnsi="Times New Roman" w:cs="Times New Roman"/>
+                <w:sz w:val="24"/>
+                <w:szCs w:val="24"/>
+              </w:rPr>
+            </w:pPr>
+            <w:r>
+              <w:rPr>
+                <w:rFonts w:ascii="Times New Roman" w:eastAsiaTheme="minorHAnsi" w:hAnsi="Times New Roman" w:cs="Times New Roman"/>
+                <w:sz w:val="24"/>
+                <w:szCs w:val="24"/>
+              </w:rPr>
+              <w:t>API dohvat povijesti statusa pošiljke</w:t>
+            </w:r>
+          </w:p>
+        </w:tc>
+      </w:tr>
+      <w:tr>
+        <w:tc>
+          <w:tcPr>
+            <w:cnfStyle w:val="001000000000" w:firstRow="0" w:lastRow="0" w:firstColumn="1" w:lastColumn="0" w:oddVBand="0" w:evenVBand="0" w:oddHBand="0" w:evenHBand="0" w:firstRowFirstColumn="0" w:firstRowLastColumn="0" w:lastRowFirstColumn="0" w:lastRowLastColumn="0"/>
+            <w:tcW w:w="870" w:type="dxa"/>
+          </w:tcPr>
+          <w:p>
+            <w:pPr>
+              <w:pStyle w:val="Bezproreda"/>
+              <w:rPr>
+                <w:rFonts w:ascii="Times New Roman" w:eastAsiaTheme="minorHAnsi" w:hAnsi="Times New Roman" w:cs="Times New Roman"/>
+                <w:sz w:val="24"/>
+                <w:szCs w:val="24"/>
+              </w:rPr>
+            </w:pPr>
+          </w:p>
+        </w:tc>
+        <w:tc>
+          <w:tcPr>
+            <w:tcW w:w="2510" w:type="dxa"/>
+          </w:tcPr>
+          <w:p>
+            <w:pPr>
+              <w:pStyle w:val="Bezproreda"/>
+              <w:cnfStyle w:val="000000000000" w:firstRow="0" w:lastRow="0" w:firstColumn="0" w:lastColumn="0" w:oddVBand="0" w:evenVBand="0" w:oddHBand="0" w:evenHBand="0" w:firstRowFirstColumn="0" w:firstRowLastColumn="0" w:lastRowFirstColumn="0" w:lastRowLastColumn="0"/>
+              <w:rPr>
+                <w:rFonts w:ascii="Times New Roman" w:eastAsiaTheme="minorHAnsi" w:hAnsi="Times New Roman" w:cs="Times New Roman"/>
+                <w:sz w:val="24"/>
+                <w:szCs w:val="24"/>
+              </w:rPr>
+            </w:pPr>
+            <w:proofErr w:type="spellStart"/>
+            <w:r>
+              <w:rPr>
+                <w:rFonts w:ascii="Times New Roman" w:eastAsiaTheme="minorHAnsi" w:hAnsi="Times New Roman" w:cs="Times New Roman"/>
+                <w:sz w:val="24"/>
+                <w:szCs w:val="24"/>
+              </w:rPr>
+              <w:t>Autentikacija</w:t>
+            </w:r>
+            <w:proofErr w:type="spellEnd"/>
+            <w:r>
+              <w:rPr>
+                <w:rFonts w:ascii="Times New Roman" w:eastAsiaTheme="minorHAnsi" w:hAnsi="Times New Roman" w:cs="Times New Roman"/>
+                <w:sz w:val="24"/>
+                <w:szCs w:val="24"/>
+              </w:rPr>
+              <w:t xml:space="preserve"> korisnika</w:t>
+            </w:r>
+          </w:p>
+        </w:tc>
+        <w:tc>
+          <w:tcPr>
+            <w:tcW w:w="0" w:type="auto"/>
+          </w:tcPr>
+          <w:p>
+            <w:pPr>
+              <w:pStyle w:val="Bezproreda"/>
+              <w:cnfStyle w:val="000000000000" w:firstRow="0" w:lastRow="0" w:firstColumn="0" w:lastColumn="0" w:oddVBand="0" w:evenVBand="0" w:oddHBand="0" w:evenHBand="0" w:firstRowFirstColumn="0" w:firstRowLastColumn="0" w:lastRowFirstColumn="0" w:lastRowLastColumn="0"/>
+              <w:rPr>
+                <w:rFonts w:ascii="Times New Roman" w:eastAsiaTheme="minorHAnsi" w:hAnsi="Times New Roman" w:cs="Times New Roman"/>
+                <w:sz w:val="24"/>
+                <w:szCs w:val="24"/>
+              </w:rPr>
+            </w:pPr>
+            <w:r>
+              <w:rPr>
+                <w:rFonts w:ascii="Times New Roman" w:eastAsiaTheme="minorHAnsi" w:hAnsi="Times New Roman" w:cs="Times New Roman"/>
+                <w:sz w:val="24"/>
+                <w:szCs w:val="24"/>
+              </w:rPr>
+              <w:t>Nije implementirano</w:t>
+            </w:r>
+          </w:p>
+        </w:tc>
+        <w:tc>
+          <w:tcPr>
+            <w:tcW w:w="0" w:type="auto"/>
+          </w:tcPr>
+          <w:p>
+            <w:pPr>
+              <w:pStyle w:val="Bezproreda"/>
+              <w:cnfStyle w:val="000000000000" w:firstRow="0" w:lastRow="0" w:firstColumn="0" w:lastColumn="0" w:oddVBand="0" w:evenVBand="0" w:oddHBand="0" w:evenHBand="0" w:firstRowFirstColumn="0" w:firstRowLastColumn="0" w:lastRowFirstColumn="0" w:lastRowLastColumn="0"/>
+              <w:rPr>
+                <w:rFonts w:ascii="Times New Roman" w:eastAsiaTheme="minorHAnsi" w:hAnsi="Times New Roman" w:cs="Times New Roman"/>
+                <w:sz w:val="24"/>
+                <w:szCs w:val="24"/>
+              </w:rPr>
+            </w:pPr>
+            <w:r>
+              <w:rPr>
+                <w:rFonts w:ascii="Times New Roman" w:eastAsiaTheme="minorHAnsi" w:hAnsi="Times New Roman" w:cs="Times New Roman"/>
+                <w:sz w:val="24"/>
+                <w:szCs w:val="24"/>
+              </w:rPr>
+              <w:t>Login korisnika i administratora</w:t>
+            </w:r>
+          </w:p>
+        </w:tc>
+      </w:tr>
+      <w:tr>
+        <w:trPr>
+          <w:cnfStyle w:val="000000100000" w:firstRow="0" w:lastRow="0" w:firstColumn="0" w:lastColumn="0" w:oddVBand="0" w:evenVBand="0" w:oddHBand="1" w:evenHBand="0" w:firstRowFirstColumn="0" w:firstRowLastColumn="0" w:lastRowFirstColumn="0" w:lastRowLastColumn="0"/>
+        </w:trPr>
+        <w:tc>
+          <w:tcPr>
+            <w:cnfStyle w:val="001000000000" w:firstRow="0" w:lastRow="0" w:firstColumn="1" w:lastColumn="0" w:oddVBand="0" w:evenVBand="0" w:oddHBand="0" w:evenHBand="0" w:firstRowFirstColumn="0" w:firstRowLastColumn="0" w:lastRowFirstColumn="0" w:lastRowLastColumn="0"/>
+            <w:tcW w:w="870" w:type="dxa"/>
+            <w:hideMark/>
+          </w:tcPr>
+          <w:p>
+            <w:pPr>
+              <w:pStyle w:val="Bezproreda"/>
+              <w:rPr>
+                <w:rFonts w:ascii="Times New Roman" w:eastAsiaTheme="minorHAnsi" w:hAnsi="Times New Roman" w:cs="Times New Roman"/>
+                <w:sz w:val="24"/>
+                <w:szCs w:val="24"/>
+              </w:rPr>
+            </w:pPr>
+            <w:r>
+              <w:rPr>
+                <w:rFonts w:ascii="Times New Roman" w:eastAsiaTheme="minorHAnsi" w:hAnsi="Times New Roman" w:cs="Times New Roman"/>
+                <w:sz w:val="24"/>
+                <w:szCs w:val="24"/>
+              </w:rPr>
+              <w:t>2</w:t>
+            </w:r>
+          </w:p>
+        </w:tc>
+        <w:tc>
+          <w:tcPr>
+            <w:tcW w:w="2510" w:type="dxa"/>
+            <w:hideMark/>
+          </w:tcPr>
+          <w:p>
+            <w:pPr>
+              <w:pStyle w:val="Bezproreda"/>
+              <w:cnfStyle w:val="000000100000" w:firstRow="0" w:lastRow="0" w:firstColumn="0" w:lastColumn="0" w:oddVBand="0" w:evenVBand="0" w:oddHBand="1" w:evenHBand="0" w:firstRowFirstColumn="0" w:firstRowLastColumn="0" w:lastRowFirstColumn="0" w:lastRowLastColumn="0"/>
+              <w:rPr>
+                <w:rFonts w:ascii="Times New Roman" w:eastAsiaTheme="minorHAnsi" w:hAnsi="Times New Roman" w:cs="Times New Roman"/>
+                <w:sz w:val="24"/>
+                <w:szCs w:val="24"/>
+              </w:rPr>
+            </w:pPr>
+            <w:r>
+              <w:rPr>
+                <w:rFonts w:ascii="Times New Roman" w:eastAsiaTheme="minorHAnsi" w:hAnsi="Times New Roman" w:cs="Times New Roman"/>
+                <w:sz w:val="24"/>
+                <w:szCs w:val="24"/>
+              </w:rPr>
+              <w:t>Neo4j graf baza</w:t>
+            </w:r>
+          </w:p>
+        </w:tc>
+        <w:tc>
+          <w:tcPr>
+            <w:tcW w:w="0" w:type="auto"/>
+            <w:hideMark/>
+          </w:tcPr>
+          <w:p>
+            <w:pPr>
+              <w:pStyle w:val="Bezproreda"/>
+              <w:cnfStyle w:val="000000100000" w:firstRow="0" w:lastRow="0" w:firstColumn="0" w:lastColumn="0" w:oddVBand="0" w:evenVBand="0" w:oddHBand="1" w:evenHBand="0" w:firstRowFirstColumn="0" w:firstRowLastColumn="0" w:lastRowFirstColumn="0" w:lastRowLastColumn="0"/>
+              <w:rPr>
+                <w:rFonts w:ascii="Times New Roman" w:eastAsiaTheme="minorHAnsi" w:hAnsi="Times New Roman" w:cs="Times New Roman"/>
+                <w:sz w:val="24"/>
+                <w:szCs w:val="24"/>
+              </w:rPr>
+            </w:pPr>
+            <w:r>
+              <w:rPr>
+                <w:rFonts w:ascii="Times New Roman" w:eastAsiaTheme="minorHAnsi" w:hAnsi="Times New Roman" w:cs="Times New Roman"/>
+                <w:sz w:val="24"/>
+                <w:szCs w:val="24"/>
+              </w:rPr>
+              <w:t>Implementirano</w:t>
+            </w:r>
+          </w:p>
+        </w:tc>
+        <w:tc>
+          <w:tcPr>
+            <w:tcW w:w="0" w:type="auto"/>
+            <w:hideMark/>
+          </w:tcPr>
+          <w:p>
+            <w:pPr>
+              <w:pStyle w:val="Bezproreda"/>
+              <w:cnfStyle w:val="000000100000" w:firstRow="0" w:lastRow="0" w:firstColumn="0" w:lastColumn="0" w:oddVBand="0" w:evenVBand="0" w:oddHBand="1" w:evenHBand="0" w:firstRowFirstColumn="0" w:firstRowLastColumn="0" w:lastRowFirstColumn="0" w:lastRowLastColumn="0"/>
+              <w:rPr>
+                <w:rFonts w:ascii="Times New Roman" w:eastAsiaTheme="minorHAnsi" w:hAnsi="Times New Roman" w:cs="Times New Roman"/>
+                <w:sz w:val="24"/>
+                <w:szCs w:val="24"/>
+              </w:rPr>
+            </w:pPr>
+            <w:r>
+              <w:rPr>
+                <w:rFonts w:ascii="Times New Roman" w:eastAsiaTheme="minorHAnsi" w:hAnsi="Times New Roman" w:cs="Times New Roman"/>
+                <w:sz w:val="24"/>
+                <w:szCs w:val="24"/>
+              </w:rPr>
+              <w:t>Model: 4 DC + 7 Skladišta</w:t>
+            </w:r>
+          </w:p>
+        </w:tc>
+      </w:tr>
+      <w:tr>
+        <w:tc>
+          <w:tcPr>
+            <w:cnfStyle w:val="001000000000" w:firstRow="0" w:lastRow="0" w:firstColumn="1" w:lastColumn="0" w:oddVBand="0" w:evenVBand="0" w:oddHBand="0" w:evenHBand="0" w:firstRowFirstColumn="0" w:firstRowLastColumn="0" w:lastRowFirstColumn="0" w:lastRowLastColumn="0"/>
+            <w:tcW w:w="870" w:type="dxa"/>
+            <w:hideMark/>
+          </w:tcPr>
+          <w:p>
+            <w:pPr>
+              <w:pStyle w:val="Bezproreda"/>
+              <w:rPr>
+                <w:rFonts w:ascii="Times New Roman" w:eastAsiaTheme="minorHAnsi" w:hAnsi="Times New Roman" w:cs="Times New Roman"/>
+                <w:sz w:val="24"/>
+                <w:szCs w:val="24"/>
+              </w:rPr>
+            </w:pPr>
+          </w:p>
+        </w:tc>
+        <w:tc>
+          <w:tcPr>
+            <w:tcW w:w="2510" w:type="dxa"/>
+            <w:hideMark/>
+          </w:tcPr>
+          <w:p>
+            <w:pPr>
+              <w:pStyle w:val="Bezproreda"/>
+              <w:cnfStyle w:val="000000000000" w:firstRow="0" w:lastRow="0" w:firstColumn="0" w:lastColumn="0" w:oddVBand="0" w:evenVBand="0" w:oddHBand="0" w:evenHBand="0" w:firstRowFirstColumn="0" w:firstRowLastColumn="0" w:lastRowFirstColumn="0" w:lastRowLastColumn="0"/>
+              <w:rPr>
+                <w:rFonts w:ascii="Times New Roman" w:eastAsiaTheme="minorHAnsi" w:hAnsi="Times New Roman" w:cs="Times New Roman"/>
+                <w:sz w:val="24"/>
+                <w:szCs w:val="24"/>
+              </w:rPr>
+            </w:pPr>
+            <w:r>
+              <w:rPr>
+                <w:rFonts w:ascii="Times New Roman" w:eastAsiaTheme="minorHAnsi" w:hAnsi="Times New Roman" w:cs="Times New Roman"/>
+                <w:sz w:val="24"/>
+                <w:szCs w:val="24"/>
+              </w:rPr>
+              <w:t>Logistička mreža</w:t>
+            </w:r>
+          </w:p>
+        </w:tc>
+        <w:tc>
+          <w:tcPr>
+            <w:tcW w:w="0" w:type="auto"/>
+            <w:hideMark/>
+          </w:tcPr>
+          <w:p>
+            <w:pPr>
+              <w:pStyle w:val="Bezproreda"/>
+              <w:cnfStyle w:val="000000000000" w:firstRow="0" w:lastRow="0" w:firstColumn="0" w:lastColumn="0" w:oddVBand="0" w:evenVBand="0" w:oddHBand="0" w:evenHBand="0" w:firstRowFirstColumn="0" w:firstRowLastColumn="0" w:lastRowFirstColumn="0" w:lastRowLastColumn="0"/>
+              <w:rPr>
+                <w:rFonts w:ascii="Times New Roman" w:eastAsiaTheme="minorHAnsi" w:hAnsi="Times New Roman" w:cs="Times New Roman"/>
+                <w:sz w:val="24"/>
+                <w:szCs w:val="24"/>
+              </w:rPr>
+            </w:pPr>
+            <w:r>
+              <w:rPr>
+                <w:rFonts w:ascii="Times New Roman" w:eastAsiaTheme="minorHAnsi" w:hAnsi="Times New Roman" w:cs="Times New Roman"/>
+                <w:sz w:val="24"/>
+                <w:szCs w:val="24"/>
+              </w:rPr>
+              <w:t>Implementirano</w:t>
+            </w:r>
+          </w:p>
+        </w:tc>
+        <w:tc>
+          <w:tcPr>
+            <w:tcW w:w="0" w:type="auto"/>
+            <w:hideMark/>
+          </w:tcPr>
+          <w:p>
+            <w:pPr>
+              <w:pStyle w:val="Bezproreda"/>
+              <w:cnfStyle w:val="000000000000" w:firstRow="0" w:lastRow="0" w:firstColumn="0" w:lastColumn="0" w:oddVBand="0" w:evenVBand="0" w:oddHBand="0" w:evenHBand="0" w:firstRowFirstColumn="0" w:firstRowLastColumn="0" w:lastRowFirstColumn="0" w:lastRowLastColumn="0"/>
+              <w:rPr>
+                <w:rFonts w:ascii="Times New Roman" w:eastAsiaTheme="minorHAnsi" w:hAnsi="Times New Roman" w:cs="Times New Roman"/>
+                <w:sz w:val="24"/>
+                <w:szCs w:val="24"/>
+              </w:rPr>
+            </w:pPr>
+            <w:r>
+              <w:rPr>
+                <w:rFonts w:ascii="Times New Roman" w:eastAsiaTheme="minorHAnsi" w:hAnsi="Times New Roman" w:cs="Times New Roman"/>
+                <w:sz w:val="24"/>
+                <w:szCs w:val="24"/>
+              </w:rPr>
+              <w:t>334 rute s atributima (udaljenost, vrijeme, trošak)</w:t>
+            </w:r>
+          </w:p>
+        </w:tc>
+      </w:tr>
+      <w:tr>
+        <w:trPr>
+          <w:cnfStyle w:val="000000100000" w:firstRow="0" w:lastRow="0" w:firstColumn="0" w:lastColumn="0" w:oddVBand="0" w:evenVBand="0" w:oddHBand="1" w:evenHBand="0" w:firstRowFirstColumn="0" w:firstRowLastColumn="0" w:lastRowFirstColumn="0" w:lastRowLastColumn="0"/>
+        </w:trPr>
+        <w:tc>
+          <w:tcPr>
+            <w:cnfStyle w:val="001000000000" w:firstRow="0" w:lastRow="0" w:firstColumn="1" w:lastColumn="0" w:oddVBand="0" w:evenVBand="0" w:oddHBand="0" w:evenHBand="0" w:firstRowFirstColumn="0" w:firstRowLastColumn="0" w:lastRowFirstColumn="0" w:lastRowLastColumn="0"/>
+            <w:tcW w:w="870" w:type="dxa"/>
+            <w:hideMark/>
+          </w:tcPr>
+          <w:p>
+            <w:pPr>
+              <w:pStyle w:val="Bezproreda"/>
+              <w:rPr>
+                <w:rFonts w:ascii="Times New Roman" w:eastAsiaTheme="minorHAnsi" w:hAnsi="Times New Roman" w:cs="Times New Roman"/>
+                <w:sz w:val="24"/>
+                <w:szCs w:val="24"/>
+              </w:rPr>
+            </w:pPr>
+          </w:p>
+        </w:tc>
+        <w:tc>
+          <w:tcPr>
+            <w:tcW w:w="2510" w:type="dxa"/>
+            <w:hideMark/>
+          </w:tcPr>
+          <w:p>
+            <w:pPr>
+              <w:pStyle w:val="Bezproreda"/>
+              <w:cnfStyle w:val="000000100000" w:firstRow="0" w:lastRow="0" w:firstColumn="0" w:lastColumn="0" w:oddVBand="0" w:evenVBand="0" w:oddHBand="1" w:evenHBand="0" w:firstRowFirstColumn="0" w:firstRowLastColumn="0" w:lastRowFirstColumn="0" w:lastRowLastColumn="0"/>
+              <w:rPr>
+                <w:rFonts w:ascii="Times New Roman" w:eastAsiaTheme="minorHAnsi" w:hAnsi="Times New Roman" w:cs="Times New Roman"/>
+                <w:sz w:val="24"/>
+                <w:szCs w:val="24"/>
+              </w:rPr>
+            </w:pPr>
+            <w:r>
+              <w:rPr>
+                <w:rFonts w:ascii="Times New Roman" w:eastAsiaTheme="minorHAnsi" w:hAnsi="Times New Roman" w:cs="Times New Roman"/>
+                <w:sz w:val="24"/>
+                <w:szCs w:val="24"/>
+              </w:rPr>
+              <w:t xml:space="preserve">Optimalni </w:t>
+            </w:r>
+            <w:proofErr w:type="spellStart"/>
+            <w:r>
+              <w:rPr>
+                <w:rFonts w:ascii="Times New Roman" w:eastAsiaTheme="minorHAnsi" w:hAnsi="Times New Roman" w:cs="Times New Roman"/>
+                <w:sz w:val="24"/>
+                <w:szCs w:val="24"/>
+              </w:rPr>
+              <w:t>routing</w:t>
+            </w:r>
+            <w:proofErr w:type="spellEnd"/>
+          </w:p>
+        </w:tc>
+        <w:tc>
+          <w:tcPr>
+            <w:tcW w:w="0" w:type="auto"/>
+            <w:hideMark/>
+          </w:tcPr>
+          <w:p>
+            <w:pPr>
+              <w:pStyle w:val="Bezproreda"/>
+              <w:cnfStyle w:val="000000100000" w:firstRow="0" w:lastRow="0" w:firstColumn="0" w:lastColumn="0" w:oddVBand="0" w:evenVBand="0" w:oddHBand="1" w:evenHBand="0" w:firstRowFirstColumn="0" w:firstRowLastColumn="0" w:lastRowFirstColumn="0" w:lastRowLastColumn="0"/>
+              <w:rPr>
+                <w:rFonts w:ascii="Times New Roman" w:eastAsiaTheme="minorHAnsi" w:hAnsi="Times New Roman" w:cs="Times New Roman"/>
+                <w:sz w:val="24"/>
+                <w:szCs w:val="24"/>
+              </w:rPr>
+            </w:pPr>
+            <w:r>
+              <w:rPr>
+                <w:rFonts w:ascii="Times New Roman" w:eastAsiaTheme="minorHAnsi" w:hAnsi="Times New Roman" w:cs="Times New Roman"/>
+                <w:sz w:val="24"/>
+                <w:szCs w:val="24"/>
+              </w:rPr>
+              <w:t>Implementirano</w:t>
+            </w:r>
+          </w:p>
+        </w:tc>
+        <w:tc>
+          <w:tcPr>
+            <w:tcW w:w="0" w:type="auto"/>
+            <w:hideMark/>
+          </w:tcPr>
+          <w:p>
+            <w:pPr>
+              <w:pStyle w:val="Bezproreda"/>
+              <w:cnfStyle w:val="000000100000" w:firstRow="0" w:lastRow="0" w:firstColumn="0" w:lastColumn="0" w:oddVBand="0" w:evenVBand="0" w:oddHBand="1" w:evenHBand="0" w:firstRowFirstColumn="0" w:firstRowLastColumn="0" w:lastRowFirstColumn="0" w:lastRowLastColumn="0"/>
+              <w:rPr>
+                <w:rFonts w:ascii="Times New Roman" w:eastAsiaTheme="minorHAnsi" w:hAnsi="Times New Roman" w:cs="Times New Roman"/>
+                <w:sz w:val="24"/>
+                <w:szCs w:val="24"/>
+              </w:rPr>
+            </w:pPr>
+            <w:proofErr w:type="spellStart"/>
+            <w:r>
+              <w:rPr>
+                <w:rFonts w:ascii="Times New Roman" w:eastAsiaTheme="minorHAnsi" w:hAnsi="Times New Roman" w:cs="Times New Roman"/>
+                <w:sz w:val="24"/>
+                <w:szCs w:val="24"/>
+              </w:rPr>
+              <w:t>Dijkstra</w:t>
+            </w:r>
+            <w:proofErr w:type="spellEnd"/>
+            <w:r>
+              <w:rPr>
+                <w:rFonts w:ascii="Times New Roman" w:eastAsiaTheme="minorHAnsi" w:hAnsi="Times New Roman" w:cs="Times New Roman"/>
+                <w:sz w:val="24"/>
+                <w:szCs w:val="24"/>
+              </w:rPr>
+              <w:t xml:space="preserve"> algoritam (</w:t>
+            </w:r>
+            <w:proofErr w:type="spellStart"/>
+            <w:r>
+              <w:rPr>
+                <w:rFonts w:ascii="Times New Roman" w:eastAsiaTheme="minorHAnsi" w:hAnsi="Times New Roman" w:cs="Times New Roman"/>
+                <w:sz w:val="24"/>
+                <w:szCs w:val="24"/>
+              </w:rPr>
+              <w:t>Shortest</w:t>
+            </w:r>
+            <w:proofErr w:type="spellEnd"/>
+            <w:r>
+              <w:rPr>
+                <w:rFonts w:ascii="Times New Roman" w:eastAsiaTheme="minorHAnsi" w:hAnsi="Times New Roman" w:cs="Times New Roman"/>
+                <w:sz w:val="24"/>
+                <w:szCs w:val="24"/>
+              </w:rPr>
+              <w:t xml:space="preserve"> </w:t>
+            </w:r>
+            <w:proofErr w:type="spellStart"/>
+            <w:r>
+              <w:rPr>
+                <w:rFonts w:ascii="Times New Roman" w:eastAsiaTheme="minorHAnsi" w:hAnsi="Times New Roman" w:cs="Times New Roman"/>
+                <w:sz w:val="24"/>
+                <w:szCs w:val="24"/>
+              </w:rPr>
+              <w:t>path</w:t>
+            </w:r>
+            <w:proofErr w:type="spellEnd"/>
+            <w:r>
+              <w:rPr>
+                <w:rFonts w:ascii="Times New Roman" w:eastAsiaTheme="minorHAnsi" w:hAnsi="Times New Roman" w:cs="Times New Roman"/>
+                <w:sz w:val="24"/>
+                <w:szCs w:val="24"/>
+              </w:rPr>
+              <w:t>)</w:t>
+            </w:r>
+          </w:p>
+        </w:tc>
+      </w:tr>
+      <w:tr>
+        <w:tc>
+          <w:tcPr>
+            <w:cnfStyle w:val="001000000000" w:firstRow="0" w:lastRow="0" w:firstColumn="1" w:lastColumn="0" w:oddVBand="0" w:evenVBand="0" w:oddHBand="0" w:evenHBand="0" w:firstRowFirstColumn="0" w:firstRowLastColumn="0" w:lastRowFirstColumn="0" w:lastRowLastColumn="0"/>
+            <w:tcW w:w="870" w:type="dxa"/>
+            <w:hideMark/>
+          </w:tcPr>
+          <w:p>
+            <w:pPr>
+              <w:pStyle w:val="Bezproreda"/>
+              <w:rPr>
+                <w:rFonts w:ascii="Times New Roman" w:eastAsiaTheme="minorHAnsi" w:hAnsi="Times New Roman" w:cs="Times New Roman"/>
+                <w:sz w:val="24"/>
+                <w:szCs w:val="24"/>
+              </w:rPr>
+            </w:pPr>
+          </w:p>
+        </w:tc>
+        <w:tc>
+          <w:tcPr>
+            <w:tcW w:w="2510" w:type="dxa"/>
+            <w:hideMark/>
+          </w:tcPr>
+          <w:p>
+            <w:pPr>
+              <w:pStyle w:val="Bezproreda"/>
+              <w:cnfStyle w:val="000000000000" w:firstRow="0" w:lastRow="0" w:firstColumn="0" w:lastColumn="0" w:oddVBand="0" w:evenVBand="0" w:oddHBand="0" w:evenHBand="0" w:firstRowFirstColumn="0" w:firstRowLastColumn="0" w:lastRowFirstColumn="0" w:lastRowLastColumn="0"/>
+              <w:rPr>
+                <w:rFonts w:ascii="Times New Roman" w:eastAsiaTheme="minorHAnsi" w:hAnsi="Times New Roman" w:cs="Times New Roman"/>
+                <w:sz w:val="24"/>
+                <w:szCs w:val="24"/>
+              </w:rPr>
+            </w:pPr>
+            <w:r>
+              <w:rPr>
+                <w:rFonts w:ascii="Times New Roman" w:eastAsiaTheme="minorHAnsi" w:hAnsi="Times New Roman" w:cs="Times New Roman"/>
+                <w:sz w:val="24"/>
+                <w:szCs w:val="24"/>
+              </w:rPr>
+              <w:t xml:space="preserve">Network </w:t>
+            </w:r>
+            <w:proofErr w:type="spellStart"/>
+            <w:r>
+              <w:rPr>
+                <w:rFonts w:ascii="Times New Roman" w:eastAsiaTheme="minorHAnsi" w:hAnsi="Times New Roman" w:cs="Times New Roman"/>
+                <w:sz w:val="24"/>
+                <w:szCs w:val="24"/>
+              </w:rPr>
+              <w:t>stats</w:t>
+            </w:r>
+            <w:proofErr w:type="spellEnd"/>
+            <w:r>
+              <w:rPr>
+                <w:rFonts w:ascii="Times New Roman" w:eastAsiaTheme="minorHAnsi" w:hAnsi="Times New Roman" w:cs="Times New Roman"/>
+                <w:sz w:val="24"/>
+                <w:szCs w:val="24"/>
+              </w:rPr>
+              <w:t xml:space="preserve"> API</w:t>
+            </w:r>
+          </w:p>
+        </w:tc>
+        <w:tc>
+          <w:tcPr>
+            <w:tcW w:w="0" w:type="auto"/>
+            <w:hideMark/>
+          </w:tcPr>
+          <w:p>
+            <w:pPr>
+              <w:pStyle w:val="Bezproreda"/>
+              <w:cnfStyle w:val="000000000000" w:firstRow="0" w:lastRow="0" w:firstColumn="0" w:lastColumn="0" w:oddVBand="0" w:evenVBand="0" w:oddHBand="0" w:evenHBand="0" w:firstRowFirstColumn="0" w:firstRowLastColumn="0" w:lastRowFirstColumn="0" w:lastRowLastColumn="0"/>
+              <w:rPr>
+                <w:rFonts w:ascii="Times New Roman" w:eastAsiaTheme="minorHAnsi" w:hAnsi="Times New Roman" w:cs="Times New Roman"/>
+                <w:sz w:val="24"/>
+                <w:szCs w:val="24"/>
+              </w:rPr>
+            </w:pPr>
+            <w:r>
+              <w:rPr>
+                <w:rFonts w:ascii="Times New Roman" w:eastAsiaTheme="minorHAnsi" w:hAnsi="Times New Roman" w:cs="Times New Roman"/>
+                <w:sz w:val="24"/>
+                <w:szCs w:val="24"/>
+              </w:rPr>
+              <w:t>Implementirano</w:t>
+            </w:r>
+          </w:p>
+        </w:tc>
+        <w:tc>
+          <w:tcPr>
+            <w:tcW w:w="0" w:type="auto"/>
+            <w:hideMark/>
+          </w:tcPr>
+          <w:p>
+            <w:pPr>
+              <w:pStyle w:val="Bezproreda"/>
+              <w:cnfStyle w:val="000000000000" w:firstRow="0" w:lastRow="0" w:firstColumn="0" w:lastColumn="0" w:oddVBand="0" w:evenVBand="0" w:oddHBand="0" w:evenHBand="0" w:firstRowFirstColumn="0" w:firstRowLastColumn="0" w:lastRowFirstColumn="0" w:lastRowLastColumn="0"/>
+              <w:rPr>
+                <w:rFonts w:ascii="Times New Roman" w:eastAsiaTheme="minorHAnsi" w:hAnsi="Times New Roman" w:cs="Times New Roman"/>
+                <w:sz w:val="24"/>
+                <w:szCs w:val="24"/>
+              </w:rPr>
+            </w:pPr>
+            <w:r>
+              <w:rPr>
+                <w:rFonts w:ascii="Times New Roman" w:eastAsiaTheme="minorHAnsi" w:hAnsi="Times New Roman" w:cs="Times New Roman"/>
+                <w:sz w:val="24"/>
+                <w:szCs w:val="24"/>
+              </w:rPr>
+              <w:t>Analiza povezanosti i vizualizacija mreže</w:t>
+            </w:r>
+          </w:p>
+        </w:tc>
+      </w:tr>
+      <w:tr>
+        <w:trPr>
+          <w:cnfStyle w:val="000000100000" w:firstRow="0" w:lastRow="0" w:firstColumn="0" w:lastColumn="0" w:oddVBand="0" w:evenVBand="0" w:oddHBand="1" w:evenHBand="0" w:firstRowFirstColumn="0" w:firstRowLastColumn="0" w:lastRowFirstColumn="0" w:lastRowLastColumn="0"/>
+        </w:trPr>
+        <w:tc>
+          <w:tcPr>
+            <w:cnfStyle w:val="001000000000" w:firstRow="0" w:lastRow="0" w:firstColumn="1" w:lastColumn="0" w:oddVBand="0" w:evenVBand="0" w:oddHBand="0" w:evenHBand="0" w:firstRowFirstColumn="0" w:firstRowLastColumn="0" w:lastRowFirstColumn="0" w:lastRowLastColumn="0"/>
+            <w:tcW w:w="870" w:type="dxa"/>
+            <w:hideMark/>
+          </w:tcPr>
+          <w:p>
+            <w:pPr>
+              <w:pStyle w:val="Bezproreda"/>
+              <w:rPr>
+                <w:rFonts w:ascii="Times New Roman" w:eastAsiaTheme="minorHAnsi" w:hAnsi="Times New Roman" w:cs="Times New Roman"/>
+                <w:sz w:val="24"/>
+                <w:szCs w:val="24"/>
+              </w:rPr>
+            </w:pPr>
+            <w:r>
+              <w:rPr>
+                <w:rFonts w:ascii="Times New Roman" w:eastAsiaTheme="minorHAnsi" w:hAnsi="Times New Roman" w:cs="Times New Roman"/>
+                <w:sz w:val="24"/>
+                <w:szCs w:val="24"/>
+              </w:rPr>
+              <w:t>3</w:t>
+            </w:r>
+          </w:p>
+        </w:tc>
+        <w:tc>
+          <w:tcPr>
+            <w:tcW w:w="2510" w:type="dxa"/>
+            <w:hideMark/>
+          </w:tcPr>
+          <w:p>
+            <w:pPr>
+              <w:pStyle w:val="Bezproreda"/>
+              <w:cnfStyle w:val="000000100000" w:firstRow="0" w:lastRow="0" w:firstColumn="0" w:lastColumn="0" w:oddVBand="0" w:evenVBand="0" w:oddHBand="1" w:evenHBand="0" w:firstRowFirstColumn="0" w:firstRowLastColumn="0" w:lastRowFirstColumn="0" w:lastRowLastColumn="0"/>
+              <w:rPr>
+                <w:rFonts w:ascii="Times New Roman" w:eastAsiaTheme="minorHAnsi" w:hAnsi="Times New Roman" w:cs="Times New Roman"/>
+                <w:sz w:val="24"/>
+                <w:szCs w:val="24"/>
+              </w:rPr>
+            </w:pPr>
+            <w:proofErr w:type="spellStart"/>
+            <w:r>
+              <w:rPr>
+                <w:rFonts w:ascii="Times New Roman" w:eastAsiaTheme="minorHAnsi" w:hAnsi="Times New Roman" w:cs="Times New Roman"/>
+                <w:sz w:val="24"/>
+                <w:szCs w:val="24"/>
+              </w:rPr>
+              <w:t>Redpanda</w:t>
+            </w:r>
+            <w:proofErr w:type="spellEnd"/>
+            <w:r>
+              <w:rPr>
+                <w:rFonts w:ascii="Times New Roman" w:eastAsiaTheme="minorHAnsi" w:hAnsi="Times New Roman" w:cs="Times New Roman"/>
+                <w:sz w:val="24"/>
+                <w:szCs w:val="24"/>
+              </w:rPr>
+              <w:t xml:space="preserve"> streaming</w:t>
+            </w:r>
+          </w:p>
+        </w:tc>
+        <w:tc>
+          <w:tcPr>
+            <w:tcW w:w="0" w:type="auto"/>
+            <w:hideMark/>
+          </w:tcPr>
+          <w:p>
+            <w:pPr>
+              <w:pStyle w:val="Bezproreda"/>
+              <w:cnfStyle w:val="000000100000" w:firstRow="0" w:lastRow="0" w:firstColumn="0" w:lastColumn="0" w:oddVBand="0" w:evenVBand="0" w:oddHBand="1" w:evenHBand="0" w:firstRowFirstColumn="0" w:firstRowLastColumn="0" w:lastRowFirstColumn="0" w:lastRowLastColumn="0"/>
+              <w:rPr>
+                <w:rFonts w:ascii="Times New Roman" w:eastAsiaTheme="minorHAnsi" w:hAnsi="Times New Roman" w:cs="Times New Roman"/>
+                <w:sz w:val="24"/>
+                <w:szCs w:val="24"/>
+              </w:rPr>
+            </w:pPr>
+            <w:r>
+              <w:rPr>
+                <w:rFonts w:ascii="Times New Roman" w:eastAsiaTheme="minorHAnsi" w:hAnsi="Times New Roman" w:cs="Times New Roman"/>
+                <w:sz w:val="24"/>
+                <w:szCs w:val="24"/>
+              </w:rPr>
+              <w:t>Implementirano</w:t>
+            </w:r>
+          </w:p>
+        </w:tc>
+        <w:tc>
+          <w:tcPr>
+            <w:tcW w:w="0" w:type="auto"/>
+            <w:hideMark/>
+          </w:tcPr>
+          <w:p>
+            <w:pPr>
+              <w:pStyle w:val="Bezproreda"/>
+              <w:cnfStyle w:val="000000100000" w:firstRow="0" w:lastRow="0" w:firstColumn="0" w:lastColumn="0" w:oddVBand="0" w:evenVBand="0" w:oddHBand="1" w:evenHBand="0" w:firstRowFirstColumn="0" w:firstRowLastColumn="0" w:lastRowFirstColumn="0" w:lastRowLastColumn="0"/>
+              <w:rPr>
+                <w:rFonts w:ascii="Times New Roman" w:eastAsiaTheme="minorHAnsi" w:hAnsi="Times New Roman" w:cs="Times New Roman"/>
+                <w:sz w:val="24"/>
+                <w:szCs w:val="24"/>
+              </w:rPr>
+            </w:pPr>
+            <w:proofErr w:type="spellStart"/>
+            <w:r>
+              <w:rPr>
+                <w:rFonts w:ascii="Times New Roman" w:eastAsiaTheme="minorHAnsi" w:hAnsi="Times New Roman" w:cs="Times New Roman"/>
+                <w:sz w:val="24"/>
+                <w:szCs w:val="24"/>
+              </w:rPr>
+              <w:t>Topic</w:t>
+            </w:r>
+            <w:proofErr w:type="spellEnd"/>
+            <w:r>
+              <w:rPr>
+                <w:rFonts w:ascii="Times New Roman" w:eastAsiaTheme="minorHAnsi" w:hAnsi="Times New Roman" w:cs="Times New Roman"/>
+                <w:sz w:val="24"/>
+                <w:szCs w:val="24"/>
+              </w:rPr>
+              <w:t xml:space="preserve">: </w:t>
+            </w:r>
+            <w:proofErr w:type="spellStart"/>
+            <w:r>
+              <w:rPr>
+                <w:rFonts w:ascii="Times New Roman" w:eastAsiaTheme="minorHAnsi" w:hAnsi="Times New Roman" w:cs="Times New Roman"/>
+                <w:sz w:val="24"/>
+                <w:szCs w:val="24"/>
+              </w:rPr>
+              <w:t>vehicle-location-events</w:t>
+            </w:r>
+            <w:proofErr w:type="spellEnd"/>
+          </w:p>
+        </w:tc>
+      </w:tr>
+      <w:tr>
+        <w:tc>
+          <w:tcPr>
+            <w:cnfStyle w:val="001000000000" w:firstRow="0" w:lastRow="0" w:firstColumn="1" w:lastColumn="0" w:oddVBand="0" w:evenVBand="0" w:oddHBand="0" w:evenHBand="0" w:firstRowFirstColumn="0" w:firstRowLastColumn="0" w:lastRowFirstColumn="0" w:lastRowLastColumn="0"/>
+            <w:tcW w:w="870" w:type="dxa"/>
+            <w:hideMark/>
+          </w:tcPr>
+          <w:p>
+            <w:pPr>
+              <w:pStyle w:val="Bezproreda"/>
+              <w:rPr>
+                <w:rFonts w:ascii="Times New Roman" w:eastAsiaTheme="minorHAnsi" w:hAnsi="Times New Roman" w:cs="Times New Roman"/>
+                <w:sz w:val="24"/>
+                <w:szCs w:val="24"/>
+              </w:rPr>
+            </w:pPr>
+          </w:p>
+        </w:tc>
+        <w:tc>
+          <w:tcPr>
+            <w:tcW w:w="2510" w:type="dxa"/>
+            <w:hideMark/>
+          </w:tcPr>
+          <w:p>
+            <w:pPr>
+              <w:pStyle w:val="Bezproreda"/>
+              <w:cnfStyle w:val="000000000000" w:firstRow="0" w:lastRow="0" w:firstColumn="0" w:lastColumn="0" w:oddVBand="0" w:evenVBand="0" w:oddHBand="0" w:evenHBand="0" w:firstRowFirstColumn="0" w:firstRowLastColumn="0" w:lastRowFirstColumn="0" w:lastRowLastColumn="0"/>
+              <w:rPr>
+                <w:rFonts w:ascii="Times New Roman" w:eastAsiaTheme="minorHAnsi" w:hAnsi="Times New Roman" w:cs="Times New Roman"/>
+                <w:sz w:val="24"/>
+                <w:szCs w:val="24"/>
+              </w:rPr>
+            </w:pPr>
+            <w:r>
+              <w:rPr>
+                <w:rFonts w:ascii="Times New Roman" w:eastAsiaTheme="minorHAnsi" w:hAnsi="Times New Roman" w:cs="Times New Roman"/>
+                <w:sz w:val="24"/>
+                <w:szCs w:val="24"/>
+              </w:rPr>
+              <w:t>GPS event streaming</w:t>
+            </w:r>
+          </w:p>
+        </w:tc>
+        <w:tc>
+          <w:tcPr>
+            <w:tcW w:w="0" w:type="auto"/>
+            <w:hideMark/>
+          </w:tcPr>
+          <w:p>
+            <w:pPr>
+              <w:pStyle w:val="Bezproreda"/>
+              <w:cnfStyle w:val="000000000000" w:firstRow="0" w:lastRow="0" w:firstColumn="0" w:lastColumn="0" w:oddVBand="0" w:evenVBand="0" w:oddHBand="0" w:evenHBand="0" w:firstRowFirstColumn="0" w:firstRowLastColumn="0" w:lastRowFirstColumn="0" w:lastRowLastColumn="0"/>
+              <w:rPr>
+                <w:rFonts w:ascii="Times New Roman" w:eastAsiaTheme="minorHAnsi" w:hAnsi="Times New Roman" w:cs="Times New Roman"/>
+                <w:sz w:val="24"/>
+                <w:szCs w:val="24"/>
+              </w:rPr>
+            </w:pPr>
+            <w:r>
+              <w:rPr>
+                <w:rFonts w:ascii="Times New Roman" w:eastAsiaTheme="minorHAnsi" w:hAnsi="Times New Roman" w:cs="Times New Roman"/>
+                <w:sz w:val="24"/>
+                <w:szCs w:val="24"/>
+              </w:rPr>
+              <w:t>Implementirano</w:t>
+            </w:r>
+          </w:p>
+        </w:tc>
+        <w:tc>
+          <w:tcPr>
+            <w:tcW w:w="0" w:type="auto"/>
+            <w:hideMark/>
+          </w:tcPr>
+          <w:p>
+            <w:pPr>
+              <w:pStyle w:val="Bezproreda"/>
+              <w:cnfStyle w:val="000000000000" w:firstRow="0" w:lastRow="0" w:firstColumn="0" w:lastColumn="0" w:oddVBand="0" w:evenVBand="0" w:oddHBand="0" w:evenHBand="0" w:firstRowFirstColumn="0" w:firstRowLastColumn="0" w:lastRowFirstColumn="0" w:lastRowLastColumn="0"/>
+              <w:rPr>
+                <w:rFonts w:ascii="Times New Roman" w:eastAsiaTheme="minorHAnsi" w:hAnsi="Times New Roman" w:cs="Times New Roman"/>
+                <w:sz w:val="24"/>
+                <w:szCs w:val="24"/>
+              </w:rPr>
+            </w:pPr>
+            <w:proofErr w:type="spellStart"/>
+            <w:r>
+              <w:rPr>
+                <w:rFonts w:ascii="Times New Roman" w:eastAsiaTheme="minorHAnsi" w:hAnsi="Times New Roman" w:cs="Times New Roman"/>
+                <w:sz w:val="24"/>
+                <w:szCs w:val="24"/>
+              </w:rPr>
+              <w:t>Location</w:t>
+            </w:r>
+            <w:proofErr w:type="spellEnd"/>
+            <w:r>
+              <w:rPr>
+                <w:rFonts w:ascii="Times New Roman" w:eastAsiaTheme="minorHAnsi" w:hAnsi="Times New Roman" w:cs="Times New Roman"/>
+                <w:sz w:val="24"/>
+                <w:szCs w:val="24"/>
+              </w:rPr>
+              <w:t xml:space="preserve"> </w:t>
+            </w:r>
+            <w:proofErr w:type="spellStart"/>
+            <w:r>
+              <w:rPr>
+                <w:rFonts w:ascii="Times New Roman" w:eastAsiaTheme="minorHAnsi" w:hAnsi="Times New Roman" w:cs="Times New Roman"/>
+                <w:sz w:val="24"/>
+                <w:szCs w:val="24"/>
+              </w:rPr>
+              <w:t>consumer</w:t>
+            </w:r>
+            <w:proofErr w:type="spellEnd"/>
+            <w:r>
+              <w:rPr>
+                <w:rFonts w:ascii="Times New Roman" w:eastAsiaTheme="minorHAnsi" w:hAnsi="Times New Roman" w:cs="Times New Roman"/>
+                <w:sz w:val="24"/>
+                <w:szCs w:val="24"/>
+              </w:rPr>
+              <w:t xml:space="preserve"> za obradu lokacija</w:t>
+            </w:r>
+          </w:p>
+        </w:tc>
+      </w:tr>
+      <w:tr>
+        <w:trPr>
+          <w:cnfStyle w:val="000000100000" w:firstRow="0" w:lastRow="0" w:firstColumn="0" w:lastColumn="0" w:oddVBand="0" w:evenVBand="0" w:oddHBand="1" w:evenHBand="0" w:firstRowFirstColumn="0" w:firstRowLastColumn="0" w:lastRowFirstColumn="0" w:lastRowLastColumn="0"/>
+        </w:trPr>
+        <w:tc>
+          <w:tcPr>
+            <w:cnfStyle w:val="001000000000" w:firstRow="0" w:lastRow="0" w:firstColumn="1" w:lastColumn="0" w:oddVBand="0" w:evenVBand="0" w:oddHBand="0" w:evenHBand="0" w:firstRowFirstColumn="0" w:firstRowLastColumn="0" w:lastRowFirstColumn="0" w:lastRowLastColumn="0"/>
+            <w:tcW w:w="870" w:type="dxa"/>
+            <w:hideMark/>
+          </w:tcPr>
+          <w:p>
+            <w:pPr>
+              <w:pStyle w:val="Bezproreda"/>
+              <w:rPr>
+                <w:rFonts w:ascii="Times New Roman" w:eastAsiaTheme="minorHAnsi" w:hAnsi="Times New Roman" w:cs="Times New Roman"/>
+                <w:sz w:val="24"/>
+                <w:szCs w:val="24"/>
+              </w:rPr>
+            </w:pPr>
+          </w:p>
+        </w:tc>
+        <w:tc>
+          <w:tcPr>
+            <w:tcW w:w="2510" w:type="dxa"/>
+            <w:hideMark/>
+          </w:tcPr>
+          <w:p>
+            <w:pPr>
+              <w:pStyle w:val="Bezproreda"/>
+              <w:cnfStyle w:val="000000100000" w:firstRow="0" w:lastRow="0" w:firstColumn="0" w:lastColumn="0" w:oddVBand="0" w:evenVBand="0" w:oddHBand="1" w:evenHBand="0" w:firstRowFirstColumn="0" w:firstRowLastColumn="0" w:lastRowFirstColumn="0" w:lastRowLastColumn="0"/>
+              <w:rPr>
+                <w:rFonts w:ascii="Times New Roman" w:eastAsiaTheme="minorHAnsi" w:hAnsi="Times New Roman" w:cs="Times New Roman"/>
+                <w:sz w:val="24"/>
+                <w:szCs w:val="24"/>
+              </w:rPr>
+            </w:pPr>
+            <w:proofErr w:type="spellStart"/>
+            <w:r>
+              <w:rPr>
+                <w:rFonts w:ascii="Times New Roman" w:eastAsiaTheme="minorHAnsi" w:hAnsi="Times New Roman" w:cs="Times New Roman"/>
+                <w:sz w:val="24"/>
+                <w:szCs w:val="24"/>
+              </w:rPr>
+              <w:t>Vehicle</w:t>
+            </w:r>
+            <w:proofErr w:type="spellEnd"/>
+            <w:r>
+              <w:rPr>
+                <w:rFonts w:ascii="Times New Roman" w:eastAsiaTheme="minorHAnsi" w:hAnsi="Times New Roman" w:cs="Times New Roman"/>
+                <w:sz w:val="24"/>
+                <w:szCs w:val="24"/>
+              </w:rPr>
+              <w:t xml:space="preserve"> </w:t>
+            </w:r>
+            <w:proofErr w:type="spellStart"/>
+            <w:r>
+              <w:rPr>
+                <w:rFonts w:ascii="Times New Roman" w:eastAsiaTheme="minorHAnsi" w:hAnsi="Times New Roman" w:cs="Times New Roman"/>
+                <w:sz w:val="24"/>
+                <w:szCs w:val="24"/>
+              </w:rPr>
+              <w:t>tracking</w:t>
+            </w:r>
+            <w:proofErr w:type="spellEnd"/>
+          </w:p>
+        </w:tc>
+        <w:tc>
+          <w:tcPr>
+            <w:tcW w:w="0" w:type="auto"/>
+            <w:hideMark/>
+          </w:tcPr>
+          <w:p>
+            <w:pPr>
+              <w:pStyle w:val="Bezproreda"/>
+              <w:cnfStyle w:val="000000100000" w:firstRow="0" w:lastRow="0" w:firstColumn="0" w:lastColumn="0" w:oddVBand="0" w:evenVBand="0" w:oddHBand="1" w:evenHBand="0" w:firstRowFirstColumn="0" w:firstRowLastColumn="0" w:lastRowFirstColumn="0" w:lastRowLastColumn="0"/>
+              <w:rPr>
+                <w:rFonts w:ascii="Times New Roman" w:eastAsiaTheme="minorHAnsi" w:hAnsi="Times New Roman" w:cs="Times New Roman"/>
+                <w:sz w:val="24"/>
+                <w:szCs w:val="24"/>
+              </w:rPr>
+            </w:pPr>
+            <w:r>
+              <w:rPr>
+                <w:rFonts w:ascii="Times New Roman" w:eastAsiaTheme="minorHAnsi" w:hAnsi="Times New Roman" w:cs="Times New Roman"/>
+                <w:sz w:val="24"/>
+                <w:szCs w:val="24"/>
+              </w:rPr>
+              <w:t>Implementirano</w:t>
+            </w:r>
+          </w:p>
+        </w:tc>
+        <w:tc>
+          <w:tcPr>
+            <w:tcW w:w="0" w:type="auto"/>
+            <w:hideMark/>
+          </w:tcPr>
+          <w:p>
+            <w:pPr>
+              <w:pStyle w:val="Bezproreda"/>
+              <w:cnfStyle w:val="000000100000" w:firstRow="0" w:lastRow="0" w:firstColumn="0" w:lastColumn="0" w:oddVBand="0" w:evenVBand="0" w:oddHBand="1" w:evenHBand="0" w:firstRowFirstColumn="0" w:firstRowLastColumn="0" w:lastRowFirstColumn="0" w:lastRowLastColumn="0"/>
+              <w:rPr>
+                <w:rFonts w:ascii="Times New Roman" w:eastAsiaTheme="minorHAnsi" w:hAnsi="Times New Roman" w:cs="Times New Roman"/>
+                <w:sz w:val="24"/>
+                <w:szCs w:val="24"/>
+              </w:rPr>
+            </w:pPr>
+            <w:r>
+              <w:rPr>
+                <w:rFonts w:ascii="Times New Roman" w:eastAsiaTheme="minorHAnsi" w:hAnsi="Times New Roman" w:cs="Times New Roman"/>
+                <w:sz w:val="24"/>
+                <w:szCs w:val="24"/>
+              </w:rPr>
+              <w:t>Integriran simulator kretanja vozila</w:t>
+            </w:r>
+          </w:p>
+        </w:tc>
+      </w:tr>
+      <w:tr>
+        <w:tc>
+          <w:tcPr>
+            <w:cnfStyle w:val="001000000000" w:firstRow="0" w:lastRow="0" w:firstColumn="1" w:lastColumn="0" w:oddVBand="0" w:evenVBand="0" w:oddHBand="0" w:evenHBand="0" w:firstRowFirstColumn="0" w:firstRowLastColumn="0" w:lastRowFirstColumn="0" w:lastRowLastColumn="0"/>
+            <w:tcW w:w="870" w:type="dxa"/>
+            <w:hideMark/>
+          </w:tcPr>
+          <w:p>
+            <w:pPr>
+              <w:pStyle w:val="Bezproreda"/>
+              <w:rPr>
+                <w:rFonts w:ascii="Times New Roman" w:eastAsiaTheme="minorHAnsi" w:hAnsi="Times New Roman" w:cs="Times New Roman"/>
+                <w:sz w:val="24"/>
+                <w:szCs w:val="24"/>
+              </w:rPr>
+            </w:pPr>
+          </w:p>
+        </w:tc>
+        <w:tc>
+          <w:tcPr>
+            <w:tcW w:w="2510" w:type="dxa"/>
+            <w:hideMark/>
+          </w:tcPr>
+          <w:p>
+            <w:pPr>
+              <w:pStyle w:val="Bezproreda"/>
+              <w:cnfStyle w:val="000000000000" w:firstRow="0" w:lastRow="0" w:firstColumn="0" w:lastColumn="0" w:oddVBand="0" w:evenVBand="0" w:oddHBand="0" w:evenHBand="0" w:firstRowFirstColumn="0" w:firstRowLastColumn="0" w:lastRowFirstColumn="0" w:lastRowLastColumn="0"/>
+              <w:rPr>
+                <w:rFonts w:ascii="Times New Roman" w:eastAsiaTheme="minorHAnsi" w:hAnsi="Times New Roman" w:cs="Times New Roman"/>
+                <w:sz w:val="24"/>
+                <w:szCs w:val="24"/>
+              </w:rPr>
+            </w:pPr>
+            <w:proofErr w:type="spellStart"/>
+            <w:r>
+              <w:rPr>
+                <w:rFonts w:ascii="Times New Roman" w:eastAsiaTheme="minorHAnsi" w:hAnsi="Times New Roman" w:cs="Times New Roman"/>
+                <w:sz w:val="24"/>
+                <w:szCs w:val="24"/>
+              </w:rPr>
+              <w:t>Fluent</w:t>
+            </w:r>
+            <w:proofErr w:type="spellEnd"/>
+            <w:r>
+              <w:rPr>
+                <w:rFonts w:ascii="Times New Roman" w:eastAsiaTheme="minorHAnsi" w:hAnsi="Times New Roman" w:cs="Times New Roman"/>
+                <w:sz w:val="24"/>
+                <w:szCs w:val="24"/>
+              </w:rPr>
+              <w:t xml:space="preserve"> Bit </w:t>
+            </w:r>
+            <w:proofErr w:type="spellStart"/>
+            <w:r>
+              <w:rPr>
+                <w:rFonts w:ascii="Times New Roman" w:eastAsiaTheme="minorHAnsi" w:hAnsi="Times New Roman" w:cs="Times New Roman"/>
+                <w:sz w:val="24"/>
+                <w:szCs w:val="24"/>
+              </w:rPr>
+              <w:t>logging</w:t>
+            </w:r>
+            <w:proofErr w:type="spellEnd"/>
+          </w:p>
+        </w:tc>
+        <w:tc>
+          <w:tcPr>
+            <w:tcW w:w="0" w:type="auto"/>
+            <w:hideMark/>
+          </w:tcPr>
+          <w:p>
+            <w:pPr>
+              <w:pStyle w:val="Bezproreda"/>
+              <w:cnfStyle w:val="000000000000" w:firstRow="0" w:lastRow="0" w:firstColumn="0" w:lastColumn="0" w:oddVBand="0" w:evenVBand="0" w:oddHBand="0" w:evenHBand="0" w:firstRowFirstColumn="0" w:firstRowLastColumn="0" w:lastRowFirstColumn="0" w:lastRowLastColumn="0"/>
+              <w:rPr>
+                <w:rFonts w:ascii="Times New Roman" w:eastAsiaTheme="minorHAnsi" w:hAnsi="Times New Roman" w:cs="Times New Roman"/>
+                <w:sz w:val="24"/>
+                <w:szCs w:val="24"/>
+              </w:rPr>
+            </w:pPr>
+            <w:r>
+              <w:rPr>
+                <w:rFonts w:ascii="Times New Roman" w:eastAsiaTheme="minorHAnsi" w:hAnsi="Times New Roman" w:cs="Times New Roman"/>
+                <w:sz w:val="24"/>
+                <w:szCs w:val="24"/>
+              </w:rPr>
+              <w:t>Implementirano</w:t>
+            </w:r>
+          </w:p>
+        </w:tc>
+        <w:tc>
+          <w:tcPr>
+            <w:tcW w:w="0" w:type="auto"/>
+            <w:hideMark/>
+          </w:tcPr>
+          <w:p>
+            <w:pPr>
+              <w:pStyle w:val="Bezproreda"/>
+              <w:cnfStyle w:val="000000000000" w:firstRow="0" w:lastRow="0" w:firstColumn="0" w:lastColumn="0" w:oddVBand="0" w:evenVBand="0" w:oddHBand="0" w:evenHBand="0" w:firstRowFirstColumn="0" w:firstRowLastColumn="0" w:lastRowFirstColumn="0" w:lastRowLastColumn="0"/>
+              <w:rPr>
+                <w:rFonts w:ascii="Times New Roman" w:eastAsiaTheme="minorHAnsi" w:hAnsi="Times New Roman" w:cs="Times New Roman"/>
+                <w:sz w:val="24"/>
+                <w:szCs w:val="24"/>
+              </w:rPr>
+            </w:pPr>
+            <w:r>
+              <w:rPr>
+                <w:rFonts w:ascii="Times New Roman" w:eastAsiaTheme="minorHAnsi" w:hAnsi="Times New Roman" w:cs="Times New Roman"/>
+                <w:sz w:val="24"/>
+                <w:szCs w:val="24"/>
+              </w:rPr>
+              <w:t>Centralizirano prikupljanje logova svih servisa</w:t>
+            </w:r>
+          </w:p>
+        </w:tc>
+      </w:tr>
+      <w:tr>
+        <w:trPr>
+          <w:cnfStyle w:val="000000100000" w:firstRow="0" w:lastRow="0" w:firstColumn="0" w:lastColumn="0" w:oddVBand="0" w:evenVBand="0" w:oddHBand="1" w:evenHBand="0" w:firstRowFirstColumn="0" w:firstRowLastColumn="0" w:lastRowFirstColumn="0" w:lastRowLastColumn="0"/>
+        </w:trPr>
+        <w:tc>
+          <w:tcPr>
+            <w:cnfStyle w:val="001000000000" w:firstRow="0" w:lastRow="0" w:firstColumn="1" w:lastColumn="0" w:oddVBand="0" w:evenVBand="0" w:oddHBand="0" w:evenHBand="0" w:firstRowFirstColumn="0" w:firstRowLastColumn="0" w:lastRowFirstColumn="0" w:lastRowLastColumn="0"/>
+            <w:tcW w:w="870" w:type="dxa"/>
+            <w:hideMark/>
+          </w:tcPr>
+          <w:p>
+            <w:pPr>
+              <w:pStyle w:val="Bezproreda"/>
+              <w:rPr>
+                <w:rFonts w:ascii="Times New Roman" w:eastAsiaTheme="minorHAnsi" w:hAnsi="Times New Roman" w:cs="Times New Roman"/>
+                <w:sz w:val="24"/>
+                <w:szCs w:val="24"/>
+              </w:rPr>
+            </w:pPr>
+          </w:p>
+        </w:tc>
+        <w:tc>
+          <w:tcPr>
+            <w:tcW w:w="2510" w:type="dxa"/>
+            <w:hideMark/>
+          </w:tcPr>
+          <w:p>
+            <w:pPr>
+              <w:pStyle w:val="Bezproreda"/>
+              <w:cnfStyle w:val="000000100000" w:firstRow="0" w:lastRow="0" w:firstColumn="0" w:lastColumn="0" w:oddVBand="0" w:evenVBand="0" w:oddHBand="1" w:evenHBand="0" w:firstRowFirstColumn="0" w:firstRowLastColumn="0" w:lastRowFirstColumn="0" w:lastRowLastColumn="0"/>
+              <w:rPr>
+                <w:rFonts w:ascii="Times New Roman" w:eastAsiaTheme="minorHAnsi" w:hAnsi="Times New Roman" w:cs="Times New Roman"/>
+                <w:sz w:val="24"/>
+                <w:szCs w:val="24"/>
+              </w:rPr>
+            </w:pPr>
+            <w:proofErr w:type="spellStart"/>
+            <w:r>
+              <w:rPr>
+                <w:rFonts w:ascii="Times New Roman" w:eastAsiaTheme="minorHAnsi" w:hAnsi="Times New Roman" w:cs="Times New Roman"/>
+                <w:sz w:val="24"/>
+                <w:szCs w:val="24"/>
+              </w:rPr>
+              <w:t>OpenSearch</w:t>
+            </w:r>
+            <w:proofErr w:type="spellEnd"/>
+            <w:r>
+              <w:rPr>
+                <w:rFonts w:ascii="Times New Roman" w:eastAsiaTheme="minorHAnsi" w:hAnsi="Times New Roman" w:cs="Times New Roman"/>
+                <w:sz w:val="24"/>
+                <w:szCs w:val="24"/>
+              </w:rPr>
+              <w:t xml:space="preserve"> </w:t>
+            </w:r>
+            <w:proofErr w:type="spellStart"/>
+            <w:r>
+              <w:rPr>
+                <w:rFonts w:ascii="Times New Roman" w:eastAsiaTheme="minorHAnsi" w:hAnsi="Times New Roman" w:cs="Times New Roman"/>
+                <w:sz w:val="24"/>
+                <w:szCs w:val="24"/>
+              </w:rPr>
+              <w:t>indexing</w:t>
+            </w:r>
+            <w:proofErr w:type="spellEnd"/>
+          </w:p>
+        </w:tc>
+        <w:tc>
+          <w:tcPr>
+            <w:tcW w:w="0" w:type="auto"/>
+            <w:hideMark/>
+          </w:tcPr>
+          <w:p>
+            <w:pPr>
+              <w:pStyle w:val="Bezproreda"/>
+              <w:cnfStyle w:val="000000100000" w:firstRow="0" w:lastRow="0" w:firstColumn="0" w:lastColumn="0" w:oddVBand="0" w:evenVBand="0" w:oddHBand="1" w:evenHBand="0" w:firstRowFirstColumn="0" w:firstRowLastColumn="0" w:lastRowFirstColumn="0" w:lastRowLastColumn="0"/>
+              <w:rPr>
+                <w:rFonts w:ascii="Times New Roman" w:eastAsiaTheme="minorHAnsi" w:hAnsi="Times New Roman" w:cs="Times New Roman"/>
+                <w:sz w:val="24"/>
+                <w:szCs w:val="24"/>
+              </w:rPr>
+            </w:pPr>
+            <w:r>
+              <w:rPr>
+                <w:rFonts w:ascii="Times New Roman" w:eastAsiaTheme="minorHAnsi" w:hAnsi="Times New Roman" w:cs="Times New Roman"/>
+                <w:sz w:val="24"/>
+                <w:szCs w:val="24"/>
+              </w:rPr>
+              <w:t>Implementirano</w:t>
+            </w:r>
+          </w:p>
+        </w:tc>
+        <w:tc>
+          <w:tcPr>
+            <w:tcW w:w="0" w:type="auto"/>
+            <w:hideMark/>
+          </w:tcPr>
+          <w:p>
+            <w:pPr>
+              <w:pStyle w:val="Bezproreda"/>
+              <w:cnfStyle w:val="000000100000" w:firstRow="0" w:lastRow="0" w:firstColumn="0" w:lastColumn="0" w:oddVBand="0" w:evenVBand="0" w:oddHBand="1" w:evenHBand="0" w:firstRowFirstColumn="0" w:firstRowLastColumn="0" w:lastRowFirstColumn="0" w:lastRowLastColumn="0"/>
+              <w:rPr>
+                <w:rFonts w:ascii="Times New Roman" w:eastAsiaTheme="minorHAnsi" w:hAnsi="Times New Roman" w:cs="Times New Roman"/>
+                <w:sz w:val="24"/>
+                <w:szCs w:val="24"/>
+              </w:rPr>
+            </w:pPr>
+            <w:r>
+              <w:rPr>
+                <w:rFonts w:ascii="Times New Roman" w:eastAsiaTheme="minorHAnsi" w:hAnsi="Times New Roman" w:cs="Times New Roman"/>
+                <w:sz w:val="24"/>
+                <w:szCs w:val="24"/>
+              </w:rPr>
+              <w:t>Automatsko indeksiranje pošiljki i GPS-a</w:t>
+            </w:r>
+          </w:p>
+        </w:tc>
+      </w:tr>
+      <w:tr>
+        <w:tc>
+          <w:tcPr>
+            <w:cnfStyle w:val="001000000000" w:firstRow="0" w:lastRow="0" w:firstColumn="1" w:lastColumn="0" w:oddVBand="0" w:evenVBand="0" w:oddHBand="0" w:evenHBand="0" w:firstRowFirstColumn="0" w:firstRowLastColumn="0" w:lastRowFirstColumn="0" w:lastRowLastColumn="0"/>
+            <w:tcW w:w="870" w:type="dxa"/>
+            <w:hideMark/>
+          </w:tcPr>
+          <w:p>
+            <w:pPr>
+              <w:pStyle w:val="Bezproreda"/>
+              <w:rPr>
+                <w:rFonts w:ascii="Times New Roman" w:eastAsiaTheme="minorHAnsi" w:hAnsi="Times New Roman" w:cs="Times New Roman"/>
+                <w:sz w:val="24"/>
+                <w:szCs w:val="24"/>
+              </w:rPr>
+            </w:pPr>
+          </w:p>
+        </w:tc>
+        <w:tc>
+          <w:tcPr>
+            <w:tcW w:w="2510" w:type="dxa"/>
+            <w:hideMark/>
+          </w:tcPr>
+          <w:p>
+            <w:pPr>
+              <w:pStyle w:val="Bezproreda"/>
+              <w:cnfStyle w:val="000000000000" w:firstRow="0" w:lastRow="0" w:firstColumn="0" w:lastColumn="0" w:oddVBand="0" w:evenVBand="0" w:oddHBand="0" w:evenHBand="0" w:firstRowFirstColumn="0" w:firstRowLastColumn="0" w:lastRowFirstColumn="0" w:lastRowLastColumn="0"/>
+              <w:rPr>
+                <w:rFonts w:ascii="Times New Roman" w:eastAsiaTheme="minorHAnsi" w:hAnsi="Times New Roman" w:cs="Times New Roman"/>
+                <w:sz w:val="24"/>
+                <w:szCs w:val="24"/>
+              </w:rPr>
+            </w:pPr>
+            <w:r>
+              <w:rPr>
+                <w:rFonts w:ascii="Times New Roman" w:eastAsiaTheme="minorHAnsi" w:hAnsi="Times New Roman" w:cs="Times New Roman"/>
+                <w:sz w:val="24"/>
+                <w:szCs w:val="24"/>
+              </w:rPr>
+              <w:t>Search API</w:t>
+            </w:r>
+          </w:p>
+        </w:tc>
+        <w:tc>
+          <w:tcPr>
+            <w:tcW w:w="0" w:type="auto"/>
+            <w:hideMark/>
+          </w:tcPr>
+          <w:p>
+            <w:pPr>
+              <w:pStyle w:val="Bezproreda"/>
+              <w:cnfStyle w:val="000000000000" w:firstRow="0" w:lastRow="0" w:firstColumn="0" w:lastColumn="0" w:oddVBand="0" w:evenVBand="0" w:oddHBand="0" w:evenHBand="0" w:firstRowFirstColumn="0" w:firstRowLastColumn="0" w:lastRowFirstColumn="0" w:lastRowLastColumn="0"/>
+              <w:rPr>
+                <w:rFonts w:ascii="Times New Roman" w:eastAsiaTheme="minorHAnsi" w:hAnsi="Times New Roman" w:cs="Times New Roman"/>
+                <w:sz w:val="24"/>
+                <w:szCs w:val="24"/>
+              </w:rPr>
+            </w:pPr>
+            <w:r>
+              <w:rPr>
+                <w:rFonts w:ascii="Times New Roman" w:eastAsiaTheme="minorHAnsi" w:hAnsi="Times New Roman" w:cs="Times New Roman"/>
+                <w:sz w:val="24"/>
+                <w:szCs w:val="24"/>
+              </w:rPr>
+              <w:t>Implementirano</w:t>
+            </w:r>
+          </w:p>
+        </w:tc>
+        <w:tc>
+          <w:tcPr>
+            <w:tcW w:w="0" w:type="auto"/>
+            <w:hideMark/>
+          </w:tcPr>
+          <w:p>
+            <w:pPr>
+              <w:pStyle w:val="Bezproreda"/>
+              <w:cnfStyle w:val="000000000000" w:firstRow="0" w:lastRow="0" w:firstColumn="0" w:lastColumn="0" w:oddVBand="0" w:evenVBand="0" w:oddHBand="0" w:evenHBand="0" w:firstRowFirstColumn="0" w:firstRowLastColumn="0" w:lastRowFirstColumn="0" w:lastRowLastColumn="0"/>
+              <w:rPr>
+                <w:rFonts w:ascii="Times New Roman" w:eastAsiaTheme="minorHAnsi" w:hAnsi="Times New Roman" w:cs="Times New Roman"/>
+                <w:sz w:val="24"/>
+                <w:szCs w:val="24"/>
+              </w:rPr>
+            </w:pPr>
+            <w:proofErr w:type="spellStart"/>
+            <w:r>
+              <w:rPr>
+                <w:rFonts w:ascii="Times New Roman" w:eastAsiaTheme="minorHAnsi" w:hAnsi="Times New Roman" w:cs="Times New Roman"/>
+                <w:sz w:val="24"/>
+                <w:szCs w:val="24"/>
+              </w:rPr>
+              <w:t>Full-text</w:t>
+            </w:r>
+            <w:proofErr w:type="spellEnd"/>
+            <w:r>
+              <w:rPr>
+                <w:rFonts w:ascii="Times New Roman" w:eastAsiaTheme="minorHAnsi" w:hAnsi="Times New Roman" w:cs="Times New Roman"/>
+                <w:sz w:val="24"/>
+                <w:szCs w:val="24"/>
+              </w:rPr>
+              <w:t xml:space="preserve"> pretraživanje kroz </w:t>
+            </w:r>
+            <w:proofErr w:type="spellStart"/>
+            <w:r>
+              <w:rPr>
+                <w:rFonts w:ascii="Times New Roman" w:eastAsiaTheme="minorHAnsi" w:hAnsi="Times New Roman" w:cs="Times New Roman"/>
+                <w:sz w:val="24"/>
+                <w:szCs w:val="24"/>
+              </w:rPr>
+              <w:t>OpenSearch</w:t>
+            </w:r>
+            <w:proofErr w:type="spellEnd"/>
+          </w:p>
+        </w:tc>
+      </w:tr>
+      <w:tr>
+        <w:trPr>
+          <w:cnfStyle w:val="000000100000" w:firstRow="0" w:lastRow="0" w:firstColumn="0" w:lastColumn="0" w:oddVBand="0" w:evenVBand="0" w:oddHBand="1" w:evenHBand="0" w:firstRowFirstColumn="0" w:firstRowLastColumn="0" w:lastRowFirstColumn="0" w:lastRowLastColumn="0"/>
+        </w:trPr>
+        <w:tc>
+          <w:tcPr>
+            <w:cnfStyle w:val="001000000000" w:firstRow="0" w:lastRow="0" w:firstColumn="1" w:lastColumn="0" w:oddVBand="0" w:evenVBand="0" w:oddHBand="0" w:evenHBand="0" w:firstRowFirstColumn="0" w:firstRowLastColumn="0" w:lastRowFirstColumn="0" w:lastRowLastColumn="0"/>
+            <w:tcW w:w="870" w:type="dxa"/>
+            <w:hideMark/>
+          </w:tcPr>
+          <w:p>
+            <w:pPr>
+              <w:pStyle w:val="Bezproreda"/>
+              <w:rPr>
+                <w:rFonts w:ascii="Times New Roman" w:eastAsiaTheme="minorHAnsi" w:hAnsi="Times New Roman" w:cs="Times New Roman"/>
+                <w:sz w:val="24"/>
+                <w:szCs w:val="24"/>
+              </w:rPr>
+            </w:pPr>
+          </w:p>
+        </w:tc>
+        <w:tc>
+          <w:tcPr>
+            <w:tcW w:w="2510" w:type="dxa"/>
+            <w:hideMark/>
+          </w:tcPr>
+          <w:p>
+            <w:pPr>
+              <w:pStyle w:val="Bezproreda"/>
+              <w:cnfStyle w:val="000000100000" w:firstRow="0" w:lastRow="0" w:firstColumn="0" w:lastColumn="0" w:oddVBand="0" w:evenVBand="0" w:oddHBand="1" w:evenHBand="0" w:firstRowFirstColumn="0" w:firstRowLastColumn="0" w:lastRowFirstColumn="0" w:lastRowLastColumn="0"/>
+              <w:rPr>
+                <w:rFonts w:ascii="Times New Roman" w:eastAsiaTheme="minorHAnsi" w:hAnsi="Times New Roman" w:cs="Times New Roman"/>
+                <w:sz w:val="24"/>
+                <w:szCs w:val="24"/>
+              </w:rPr>
+            </w:pPr>
+            <w:proofErr w:type="spellStart"/>
+            <w:r>
+              <w:rPr>
+                <w:rFonts w:ascii="Times New Roman" w:eastAsiaTheme="minorHAnsi" w:hAnsi="Times New Roman" w:cs="Times New Roman"/>
+                <w:sz w:val="24"/>
+                <w:szCs w:val="24"/>
+              </w:rPr>
+              <w:t>Dashboards</w:t>
+            </w:r>
+            <w:proofErr w:type="spellEnd"/>
+          </w:p>
+        </w:tc>
+        <w:tc>
+          <w:tcPr>
+            <w:tcW w:w="0" w:type="auto"/>
+            <w:hideMark/>
+          </w:tcPr>
+          <w:p>
+            <w:pPr>
+              <w:pStyle w:val="Bezproreda"/>
+              <w:cnfStyle w:val="000000100000" w:firstRow="0" w:lastRow="0" w:firstColumn="0" w:lastColumn="0" w:oddVBand="0" w:evenVBand="0" w:oddHBand="1" w:evenHBand="0" w:firstRowFirstColumn="0" w:firstRowLastColumn="0" w:lastRowFirstColumn="0" w:lastRowLastColumn="0"/>
+              <w:rPr>
+                <w:rFonts w:ascii="Times New Roman" w:eastAsiaTheme="minorHAnsi" w:hAnsi="Times New Roman" w:cs="Times New Roman"/>
+                <w:sz w:val="24"/>
+                <w:szCs w:val="24"/>
+              </w:rPr>
+            </w:pPr>
+            <w:r>
+              <w:rPr>
+                <w:rFonts w:ascii="Times New Roman" w:eastAsiaTheme="minorHAnsi" w:hAnsi="Times New Roman" w:cs="Times New Roman"/>
+                <w:sz w:val="24"/>
+                <w:szCs w:val="24"/>
+              </w:rPr>
+              <w:t>Implementirano</w:t>
+            </w:r>
+          </w:p>
+        </w:tc>
+        <w:tc>
+          <w:tcPr>
+            <w:tcW w:w="0" w:type="auto"/>
+            <w:hideMark/>
+          </w:tcPr>
+          <w:p>
+            <w:pPr>
+              <w:pStyle w:val="Bezproreda"/>
+              <w:cnfStyle w:val="000000100000" w:firstRow="0" w:lastRow="0" w:firstColumn="0" w:lastColumn="0" w:oddVBand="0" w:evenVBand="0" w:oddHBand="1" w:evenHBand="0" w:firstRowFirstColumn="0" w:firstRowLastColumn="0" w:lastRowFirstColumn="0" w:lastRowLastColumn="0"/>
+              <w:rPr>
+                <w:rFonts w:ascii="Times New Roman" w:eastAsiaTheme="minorHAnsi" w:hAnsi="Times New Roman" w:cs="Times New Roman"/>
+                <w:sz w:val="24"/>
+                <w:szCs w:val="24"/>
+              </w:rPr>
+            </w:pPr>
+            <w:r>
+              <w:rPr>
+                <w:rFonts w:ascii="Times New Roman" w:eastAsiaTheme="minorHAnsi" w:hAnsi="Times New Roman" w:cs="Times New Roman"/>
+                <w:sz w:val="24"/>
+                <w:szCs w:val="24"/>
+              </w:rPr>
+              <w:t>Vizualizacija na portu :5601</w:t>
+            </w:r>
+          </w:p>
+        </w:tc>
+      </w:tr>
+      <w:tr>
+        <w:tc>
+          <w:tcPr>
+            <w:cnfStyle w:val="001000000000" w:firstRow="0" w:lastRow="0" w:firstColumn="1" w:lastColumn="0" w:oddVBand="0" w:evenVBand="0" w:oddHBand="0" w:evenHBand="0" w:firstRowFirstColumn="0" w:firstRowLastColumn="0" w:lastRowFirstColumn="0" w:lastRowLastColumn="0"/>
+            <w:tcW w:w="870" w:type="dxa"/>
+          </w:tcPr>
+          <w:p>
+            <w:pPr>
+              <w:pStyle w:val="Bezproreda"/>
+              <w:rPr>
+                <w:rFonts w:ascii="Times New Roman" w:eastAsiaTheme="minorHAnsi" w:hAnsi="Times New Roman" w:cs="Times New Roman"/>
+                <w:sz w:val="24"/>
+                <w:szCs w:val="24"/>
+              </w:rPr>
+            </w:pPr>
+          </w:p>
+        </w:tc>
+        <w:tc>
+          <w:tcPr>
+            <w:tcW w:w="2510" w:type="dxa"/>
+          </w:tcPr>
+          <w:p>
+            <w:pPr>
+              <w:pStyle w:val="Bezproreda"/>
+              <w:cnfStyle w:val="000000000000" w:firstRow="0" w:lastRow="0" w:firstColumn="0" w:lastColumn="0" w:oddVBand="0" w:evenVBand="0" w:oddHBand="0" w:evenHBand="0" w:firstRowFirstColumn="0" w:firstRowLastColumn="0" w:lastRowFirstColumn="0" w:lastRowLastColumn="0"/>
+              <w:rPr>
+                <w:rFonts w:ascii="Times New Roman" w:eastAsiaTheme="minorHAnsi" w:hAnsi="Times New Roman" w:cs="Times New Roman"/>
+                <w:sz w:val="24"/>
+                <w:szCs w:val="24"/>
+              </w:rPr>
+            </w:pPr>
+            <w:proofErr w:type="spellStart"/>
+            <w:r>
+              <w:rPr>
+                <w:rFonts w:ascii="Times New Roman" w:eastAsiaTheme="minorHAnsi" w:hAnsi="Times New Roman" w:cs="Times New Roman"/>
+                <w:sz w:val="24"/>
+                <w:szCs w:val="24"/>
+              </w:rPr>
+              <w:t>Caching</w:t>
+            </w:r>
+            <w:proofErr w:type="spellEnd"/>
+            <w:r>
+              <w:rPr>
+                <w:rFonts w:ascii="Times New Roman" w:eastAsiaTheme="minorHAnsi" w:hAnsi="Times New Roman" w:cs="Times New Roman"/>
+                <w:sz w:val="24"/>
+                <w:szCs w:val="24"/>
+              </w:rPr>
+              <w:t xml:space="preserve"> solucija</w:t>
+            </w:r>
+          </w:p>
+        </w:tc>
+        <w:tc>
+          <w:tcPr>
+            <w:tcW w:w="0" w:type="auto"/>
+          </w:tcPr>
+          <w:p>
+            <w:pPr>
+              <w:pStyle w:val="Bezproreda"/>
+              <w:cnfStyle w:val="000000000000" w:firstRow="0" w:lastRow="0" w:firstColumn="0" w:lastColumn="0" w:oddVBand="0" w:evenVBand="0" w:oddHBand="0" w:evenHBand="0" w:firstRowFirstColumn="0" w:firstRowLastColumn="0" w:lastRowFirstColumn="0" w:lastRowLastColumn="0"/>
+              <w:rPr>
+                <w:rFonts w:ascii="Times New Roman" w:eastAsiaTheme="minorHAnsi" w:hAnsi="Times New Roman" w:cs="Times New Roman"/>
+                <w:sz w:val="24"/>
+                <w:szCs w:val="24"/>
+              </w:rPr>
+            </w:pPr>
+            <w:r>
+              <w:rPr>
+                <w:rFonts w:ascii="Times New Roman" w:eastAsiaTheme="minorHAnsi" w:hAnsi="Times New Roman" w:cs="Times New Roman"/>
+                <w:sz w:val="24"/>
+                <w:szCs w:val="24"/>
+              </w:rPr>
+              <w:t>Nije implementirano</w:t>
+            </w:r>
+          </w:p>
+        </w:tc>
+        <w:tc>
+          <w:tcPr>
+            <w:tcW w:w="0" w:type="auto"/>
+          </w:tcPr>
+          <w:p>
+            <w:pPr>
+              <w:pStyle w:val="Bezproreda"/>
+              <w:cnfStyle w:val="000000000000" w:firstRow="0" w:lastRow="0" w:firstColumn="0" w:lastColumn="0" w:oddVBand="0" w:evenVBand="0" w:oddHBand="0" w:evenHBand="0" w:firstRowFirstColumn="0" w:firstRowLastColumn="0" w:lastRowFirstColumn="0" w:lastRowLastColumn="0"/>
+              <w:rPr>
+                <w:rFonts w:ascii="Times New Roman" w:eastAsiaTheme="minorHAnsi" w:hAnsi="Times New Roman" w:cs="Times New Roman"/>
+                <w:sz w:val="24"/>
+                <w:szCs w:val="24"/>
+              </w:rPr>
+            </w:pPr>
+            <w:r>
+              <w:rPr>
+                <w:rFonts w:ascii="Times New Roman" w:eastAsiaTheme="minorHAnsi" w:hAnsi="Times New Roman" w:cs="Times New Roman"/>
+                <w:sz w:val="24"/>
+                <w:szCs w:val="24"/>
+              </w:rPr>
+              <w:t xml:space="preserve">U daljnjem razvoju ako bude potrebe za većim količinama podataka, dodali bi </w:t>
+            </w:r>
+            <w:proofErr w:type="spellStart"/>
+            <w:r>
+              <w:rPr>
+                <w:rFonts w:ascii="Times New Roman" w:eastAsiaTheme="minorHAnsi" w:hAnsi="Times New Roman" w:cs="Times New Roman"/>
+                <w:sz w:val="24"/>
+                <w:szCs w:val="24"/>
+              </w:rPr>
+              <w:t>Redis</w:t>
+            </w:r>
+            <w:proofErr w:type="spellEnd"/>
+          </w:p>
+        </w:tc>
+      </w:tr>
+      <w:tr>
+        <w:trPr>
+          <w:cnfStyle w:val="000000100000" w:firstRow="0" w:lastRow="0" w:firstColumn="0" w:lastColumn="0" w:oddVBand="0" w:evenVBand="0" w:oddHBand="1" w:evenHBand="0" w:firstRowFirstColumn="0" w:firstRowLastColumn="0" w:lastRowFirstColumn="0" w:lastRowLastColumn="0"/>
+        </w:trPr>
+        <w:tc>
+          <w:tcPr>
+            <w:cnfStyle w:val="001000000000" w:firstRow="0" w:lastRow="0" w:firstColumn="1" w:lastColumn="0" w:oddVBand="0" w:evenVBand="0" w:oddHBand="0" w:evenHBand="0" w:firstRowFirstColumn="0" w:firstRowLastColumn="0" w:lastRowFirstColumn="0" w:lastRowLastColumn="0"/>
+            <w:tcW w:w="870" w:type="dxa"/>
+            <w:hideMark/>
+          </w:tcPr>
+          <w:p>
+            <w:pPr>
+              <w:pStyle w:val="Bezproreda"/>
+              <w:rPr>
+                <w:rFonts w:ascii="Times New Roman" w:eastAsiaTheme="minorHAnsi" w:hAnsi="Times New Roman" w:cs="Times New Roman"/>
+                <w:sz w:val="24"/>
+                <w:szCs w:val="24"/>
+              </w:rPr>
+            </w:pPr>
+            <w:r>
+              <w:rPr>
+                <w:rFonts w:ascii="Times New Roman" w:eastAsiaTheme="minorHAnsi" w:hAnsi="Times New Roman" w:cs="Times New Roman"/>
+                <w:sz w:val="24"/>
+                <w:szCs w:val="24"/>
+              </w:rPr>
+              <w:t>4</w:t>
+            </w:r>
+          </w:p>
+        </w:tc>
+        <w:tc>
+          <w:tcPr>
+            <w:tcW w:w="2510" w:type="dxa"/>
+            <w:hideMark/>
+          </w:tcPr>
+          <w:p>
+            <w:pPr>
+              <w:pStyle w:val="Bezproreda"/>
+              <w:cnfStyle w:val="000000100000" w:firstRow="0" w:lastRow="0" w:firstColumn="0" w:lastColumn="0" w:oddVBand="0" w:evenVBand="0" w:oddHBand="1" w:evenHBand="0" w:firstRowFirstColumn="0" w:firstRowLastColumn="0" w:lastRowFirstColumn="0" w:lastRowLastColumn="0"/>
+              <w:rPr>
+                <w:rFonts w:ascii="Times New Roman" w:eastAsiaTheme="minorHAnsi" w:hAnsi="Times New Roman" w:cs="Times New Roman"/>
+                <w:sz w:val="24"/>
+                <w:szCs w:val="24"/>
+              </w:rPr>
+            </w:pPr>
+            <w:r>
+              <w:rPr>
+                <w:rFonts w:ascii="Times New Roman" w:eastAsiaTheme="minorHAnsi" w:hAnsi="Times New Roman" w:cs="Times New Roman"/>
+                <w:sz w:val="24"/>
+                <w:szCs w:val="24"/>
+              </w:rPr>
+              <w:t xml:space="preserve">ETA </w:t>
+            </w:r>
+            <w:proofErr w:type="spellStart"/>
+            <w:r>
+              <w:rPr>
+                <w:rFonts w:ascii="Times New Roman" w:eastAsiaTheme="minorHAnsi" w:hAnsi="Times New Roman" w:cs="Times New Roman"/>
+                <w:sz w:val="24"/>
+                <w:szCs w:val="24"/>
+              </w:rPr>
+              <w:t>prediction</w:t>
+            </w:r>
+            <w:proofErr w:type="spellEnd"/>
+          </w:p>
+        </w:tc>
+        <w:tc>
+          <w:tcPr>
+            <w:tcW w:w="0" w:type="auto"/>
+            <w:hideMark/>
+          </w:tcPr>
+          <w:p>
+            <w:pPr>
+              <w:pStyle w:val="Bezproreda"/>
+              <w:cnfStyle w:val="000000100000" w:firstRow="0" w:lastRow="0" w:firstColumn="0" w:lastColumn="0" w:oddVBand="0" w:evenVBand="0" w:oddHBand="1" w:evenHBand="0" w:firstRowFirstColumn="0" w:firstRowLastColumn="0" w:lastRowFirstColumn="0" w:lastRowLastColumn="0"/>
+              <w:rPr>
+                <w:rFonts w:ascii="Times New Roman" w:eastAsiaTheme="minorHAnsi" w:hAnsi="Times New Roman" w:cs="Times New Roman"/>
+                <w:sz w:val="24"/>
+                <w:szCs w:val="24"/>
+              </w:rPr>
+            </w:pPr>
+            <w:r>
+              <w:rPr>
+                <w:rFonts w:ascii="Times New Roman" w:eastAsiaTheme="minorHAnsi" w:hAnsi="Times New Roman" w:cs="Times New Roman"/>
+                <w:sz w:val="24"/>
+                <w:szCs w:val="24"/>
+              </w:rPr>
+              <w:t>Implementirano</w:t>
+            </w:r>
+          </w:p>
+        </w:tc>
+        <w:tc>
+          <w:tcPr>
+            <w:tcW w:w="0" w:type="auto"/>
+            <w:hideMark/>
+          </w:tcPr>
+          <w:p>
+            <w:pPr>
+              <w:pStyle w:val="Bezproreda"/>
+              <w:cnfStyle w:val="000000100000" w:firstRow="0" w:lastRow="0" w:firstColumn="0" w:lastColumn="0" w:oddVBand="0" w:evenVBand="0" w:oddHBand="1" w:evenHBand="0" w:firstRowFirstColumn="0" w:firstRowLastColumn="0" w:lastRowFirstColumn="0" w:lastRowLastColumn="0"/>
+              <w:rPr>
+                <w:rFonts w:ascii="Times New Roman" w:eastAsiaTheme="minorHAnsi" w:hAnsi="Times New Roman" w:cs="Times New Roman"/>
+                <w:sz w:val="24"/>
+                <w:szCs w:val="24"/>
+              </w:rPr>
+            </w:pPr>
+            <w:r>
+              <w:rPr>
+                <w:rFonts w:ascii="Times New Roman" w:eastAsiaTheme="minorHAnsi" w:hAnsi="Times New Roman" w:cs="Times New Roman"/>
+                <w:sz w:val="24"/>
+                <w:szCs w:val="24"/>
+              </w:rPr>
+              <w:t>Heuristički model za procjenu dostave</w:t>
+            </w:r>
+          </w:p>
+        </w:tc>
+      </w:tr>
+      <w:tr>
+        <w:tc>
+          <w:tcPr>
+            <w:cnfStyle w:val="001000000000" w:firstRow="0" w:lastRow="0" w:firstColumn="1" w:lastColumn="0" w:oddVBand="0" w:evenVBand="0" w:oddHBand="0" w:evenHBand="0" w:firstRowFirstColumn="0" w:firstRowLastColumn="0" w:lastRowFirstColumn="0" w:lastRowLastColumn="0"/>
+            <w:tcW w:w="870" w:type="dxa"/>
+          </w:tcPr>
+          <w:p>
+            <w:pPr>
+              <w:pStyle w:val="Bezproreda"/>
+              <w:rPr>
+                <w:rFonts w:ascii="Times New Roman" w:eastAsiaTheme="minorHAnsi" w:hAnsi="Times New Roman" w:cs="Times New Roman"/>
+                <w:sz w:val="24"/>
+                <w:szCs w:val="24"/>
+              </w:rPr>
+            </w:pPr>
+          </w:p>
+        </w:tc>
+        <w:tc>
+          <w:tcPr>
+            <w:tcW w:w="2510" w:type="dxa"/>
+          </w:tcPr>
+          <w:p>
+            <w:pPr>
+              <w:pStyle w:val="Bezproreda"/>
+              <w:cnfStyle w:val="000000000000" w:firstRow="0" w:lastRow="0" w:firstColumn="0" w:lastColumn="0" w:oddVBand="0" w:evenVBand="0" w:oddHBand="0" w:evenHBand="0" w:firstRowFirstColumn="0" w:firstRowLastColumn="0" w:lastRowFirstColumn="0" w:lastRowLastColumn="0"/>
+              <w:rPr>
+                <w:rFonts w:ascii="Times New Roman" w:eastAsiaTheme="minorHAnsi" w:hAnsi="Times New Roman" w:cs="Times New Roman"/>
+                <w:sz w:val="24"/>
+                <w:szCs w:val="24"/>
+              </w:rPr>
+            </w:pPr>
+            <w:r>
+              <w:rPr>
+                <w:rFonts w:ascii="Times New Roman" w:eastAsiaTheme="minorHAnsi" w:hAnsi="Times New Roman" w:cs="Times New Roman"/>
+                <w:sz w:val="24"/>
+                <w:szCs w:val="24"/>
+              </w:rPr>
+              <w:t xml:space="preserve">Treniranje i </w:t>
+            </w:r>
+            <w:proofErr w:type="spellStart"/>
+            <w:r>
+              <w:rPr>
+                <w:rFonts w:ascii="Times New Roman" w:eastAsiaTheme="minorHAnsi" w:hAnsi="Times New Roman" w:cs="Times New Roman"/>
+                <w:sz w:val="24"/>
+                <w:szCs w:val="24"/>
+              </w:rPr>
+              <w:t>deployment</w:t>
+            </w:r>
+            <w:proofErr w:type="spellEnd"/>
+            <w:r>
+              <w:rPr>
+                <w:rFonts w:ascii="Times New Roman" w:eastAsiaTheme="minorHAnsi" w:hAnsi="Times New Roman" w:cs="Times New Roman"/>
+                <w:sz w:val="24"/>
+                <w:szCs w:val="24"/>
+              </w:rPr>
+              <w:t xml:space="preserve"> stvarnog ML modela</w:t>
+            </w:r>
+          </w:p>
+        </w:tc>
+        <w:tc>
+          <w:tcPr>
+            <w:tcW w:w="0" w:type="auto"/>
+          </w:tcPr>
+          <w:p>
+            <w:pPr>
+              <w:pStyle w:val="Bezproreda"/>
+              <w:cnfStyle w:val="000000000000" w:firstRow="0" w:lastRow="0" w:firstColumn="0" w:lastColumn="0" w:oddVBand="0" w:evenVBand="0" w:oddHBand="0" w:evenHBand="0" w:firstRowFirstColumn="0" w:firstRowLastColumn="0" w:lastRowFirstColumn="0" w:lastRowLastColumn="0"/>
+              <w:rPr>
+                <w:rFonts w:ascii="Times New Roman" w:eastAsiaTheme="minorHAnsi" w:hAnsi="Times New Roman" w:cs="Times New Roman"/>
+                <w:sz w:val="24"/>
+                <w:szCs w:val="24"/>
+              </w:rPr>
+            </w:pPr>
+            <w:r>
+              <w:rPr>
+                <w:rFonts w:ascii="Times New Roman" w:eastAsiaTheme="minorHAnsi" w:hAnsi="Times New Roman" w:cs="Times New Roman"/>
+                <w:sz w:val="24"/>
+                <w:szCs w:val="24"/>
+              </w:rPr>
+              <w:t>Nije implementirano</w:t>
+            </w:r>
+          </w:p>
+        </w:tc>
+        <w:tc>
+          <w:tcPr>
+            <w:tcW w:w="0" w:type="auto"/>
+          </w:tcPr>
+          <w:p>
+            <w:pPr>
+              <w:pStyle w:val="Bezproreda"/>
+              <w:cnfStyle w:val="000000000000" w:firstRow="0" w:lastRow="0" w:firstColumn="0" w:lastColumn="0" w:oddVBand="0" w:evenVBand="0" w:oddHBand="0" w:evenHBand="0" w:firstRowFirstColumn="0" w:firstRowLastColumn="0" w:lastRowFirstColumn="0" w:lastRowLastColumn="0"/>
+              <w:rPr>
+                <w:rFonts w:ascii="Times New Roman" w:eastAsiaTheme="minorHAnsi" w:hAnsi="Times New Roman" w:cs="Times New Roman"/>
+                <w:sz w:val="24"/>
+                <w:szCs w:val="24"/>
+              </w:rPr>
+            </w:pPr>
+            <w:r>
+              <w:rPr>
+                <w:rFonts w:ascii="Times New Roman" w:eastAsiaTheme="minorHAnsi" w:hAnsi="Times New Roman" w:cs="Times New Roman"/>
+                <w:sz w:val="24"/>
+                <w:szCs w:val="24"/>
+              </w:rPr>
+              <w:t>Nije implementiran stvarni ML model, to je zamišljeno za neki daljnji razvoj</w:t>
+            </w:r>
+          </w:p>
+        </w:tc>
+      </w:tr>
+    </w:tbl>
+    <w:p>
+      <w:pPr>
+        <w:pStyle w:val="Odlomak"/>
+        <w:ind w:firstLine="0"/>
+      </w:pPr>
+    </w:p>
+    <w:p>
+      <w:pPr>
+        <w:pStyle w:val="Odlomak"/>
+        <w:ind w:firstLine="0"/>
+      </w:pPr>
+    </w:p>
+    <w:p>
+      <w:pPr>
+        <w:pStyle w:val="Odlomak"/>
+        <w:ind w:firstLine="0"/>
+      </w:pPr>
+    </w:p>
+    <w:p>
+      <w:pPr>
         <w:pStyle w:val="Naslov2"/>
         <w:numPr>
           <w:ilvl w:val="1"/>
@@ -2137,7 +5710,7 @@
           <w:rFonts w:eastAsiaTheme="minorHAnsi"/>
         </w:rPr>
       </w:pPr>
-      <w:bookmarkStart w:id="5" w:name="_Toc219369972"/>
+      <w:bookmarkStart w:id="5" w:name="_Toc220514061"/>
       <w:r>
         <w:rPr>
           <w:rFonts w:eastAsiaTheme="minorHAnsi"/>
@@ -2216,7 +5789,7 @@
           <w:numId w:val="8"/>
         </w:numPr>
       </w:pPr>
-      <w:bookmarkStart w:id="6" w:name="_Toc219369973"/>
+      <w:bookmarkStart w:id="6" w:name="_Toc220514062"/>
       <w:r>
         <w:lastRenderedPageBreak/>
         <w:t>ARHITEKTURA SUSTAVA</w:t>
@@ -2287,6 +5860,9 @@
         <w:pStyle w:val="Odlomak"/>
       </w:pPr>
       <w:r>
+        <w:rPr>
+          <w:noProof/>
+        </w:rPr>
         <w:lastRenderedPageBreak/>
         <w:drawing>
           <wp:anchor distT="0" distB="0" distL="114300" distR="114300" simplePos="0" relativeHeight="251658240" behindDoc="0" locked="0" layoutInCell="1" allowOverlap="1" wp14:anchorId="2303E161" wp14:editId="35F1B30F">
@@ -2422,12 +5998,6 @@
         <w:spacing w:after="160" w:line="259" w:lineRule="auto"/>
         <w:ind w:left="0" w:right="0" w:firstLine="0"/>
         <w:jc w:val="left"/>
-        <w:rPr>
-          <w:rFonts w:eastAsiaTheme="minorHAnsi"/>
-          <w:color w:val="auto"/>
-          <w:szCs w:val="24"/>
-          <w:lang w:eastAsia="en-US"/>
-        </w:rPr>
       </w:pPr>
       <w:r>
         <w:br w:type="page"/>
@@ -2440,13 +6010,1103 @@
           <w:ilvl w:val="0"/>
           <w:numId w:val="8"/>
         </w:numPr>
-      </w:pPr>
-      <w:bookmarkStart w:id="7" w:name="_Toc219369974"/>
+        <w:jc w:val="both"/>
+      </w:pPr>
+      <w:r>
+        <w:lastRenderedPageBreak/>
+        <w:t xml:space="preserve"> </w:t>
+      </w:r>
+      <w:bookmarkStart w:id="7" w:name="_Toc220514063"/>
+      <w:r>
+        <w:t>POUZDANOST I TOLERANCIJA NA GREŠKE</w:t>
+      </w:r>
+      <w:bookmarkEnd w:id="7"/>
+    </w:p>
+    <w:p/>
+    <w:p/>
+    <w:p>
+      <w:pPr>
+        <w:pStyle w:val="Naslov2"/>
+        <w:numPr>
+          <w:ilvl w:val="1"/>
+          <w:numId w:val="8"/>
+        </w:numPr>
+        <w:rPr>
+          <w:rFonts w:eastAsiaTheme="minorHAnsi"/>
+        </w:rPr>
+      </w:pPr>
+      <w:bookmarkStart w:id="8" w:name="_Toc220514064"/>
+      <w:r>
+        <w:rPr>
+          <w:rFonts w:eastAsiaTheme="minorHAnsi"/>
+        </w:rPr>
+        <w:t>Sigurnost pohrane podataka (</w:t>
+      </w:r>
+      <w:proofErr w:type="spellStart"/>
+      <w:r>
+        <w:rPr>
+          <w:rFonts w:eastAsiaTheme="minorHAnsi"/>
+        </w:rPr>
+        <w:t>Durability</w:t>
+      </w:r>
+      <w:proofErr w:type="spellEnd"/>
+      <w:r>
+        <w:rPr>
+          <w:rFonts w:eastAsiaTheme="minorHAnsi"/>
+        </w:rPr>
+        <w:t>)</w:t>
+      </w:r>
+      <w:bookmarkEnd w:id="8"/>
+    </w:p>
+    <w:p/>
+    <w:p>
+      <w:pPr>
+        <w:pStyle w:val="Odlomak"/>
+      </w:pPr>
+      <w:r>
+        <w:t>Sigurnost i trajnost podataka u sustavu primarno se oslanjaju na mehanizme MongoDB replikacije. Korištenjem postavke "majority" za potvrdu zapisa (</w:t>
+      </w:r>
+      <w:proofErr w:type="spellStart"/>
+      <w:r>
+        <w:t>write</w:t>
+      </w:r>
+      <w:proofErr w:type="spellEnd"/>
+      <w:r>
+        <w:t xml:space="preserve"> </w:t>
+      </w:r>
+      <w:proofErr w:type="spellStart"/>
+      <w:r>
+        <w:t>concern</w:t>
+      </w:r>
+      <w:proofErr w:type="spellEnd"/>
+      <w:r>
+        <w:t>), sustav garantira da se svaki podatak uspješno replicira na najmanje dva od tri dostupna čvora prije nego što se operacija potvrdi kao uspješna. Ovakav pristup, uz verificirano kašnjenje replikacije od prosječno manje od tri sekunde, osigurava visoku razinu ažurnosti informacija na sekundarnim čvorovima u svakom trenutku.</w:t>
+      </w:r>
+    </w:p>
+    <w:p>
+      <w:pPr>
+        <w:pStyle w:val="Odlomak"/>
+      </w:pPr>
+      <w:r>
+        <w:t xml:space="preserve">U slučaju prekida veze ili pada sustava, proces oporavka je potpuno automatiziran jer MongoDB samostalno vrši sinkronizaciju sekundarnih čvorova s primarnim nakon ponovnog uspostavljanja mrežne dostupnosti. Dodatni sloj sigurnosti čine sustavi sigurnosnih kopija temeljeni na </w:t>
+      </w:r>
+      <w:proofErr w:type="spellStart"/>
+      <w:r>
+        <w:t>snapshot</w:t>
+      </w:r>
+      <w:proofErr w:type="spellEnd"/>
+      <w:r>
+        <w:t xml:space="preserve">-ovima s primarnog čvora koji se mogu u potpunosti automatizirati radi zaštite od gubitka podataka. Provedenim testiranjem u realnim uvjetima uspješno je verificiran zapis na primarni čvor te naknadno čitanje s oba sekundarna čvora, čime je potvrđena potpuna logička konzistencija podataka unutar cijelog </w:t>
+      </w:r>
+      <w:proofErr w:type="spellStart"/>
+      <w:r>
+        <w:t>replica</w:t>
+      </w:r>
+      <w:proofErr w:type="spellEnd"/>
+      <w:r>
+        <w:t xml:space="preserve"> seta.</w:t>
+      </w:r>
+    </w:p>
+    <w:p>
+      <w:pPr>
+        <w:pStyle w:val="Odlomak"/>
+      </w:pPr>
+    </w:p>
+    <w:p>
+      <w:pPr>
+        <w:pStyle w:val="Naslov2"/>
+        <w:numPr>
+          <w:ilvl w:val="1"/>
+          <w:numId w:val="8"/>
+        </w:numPr>
+        <w:rPr>
+          <w:rFonts w:eastAsiaTheme="minorHAnsi"/>
+        </w:rPr>
+      </w:pPr>
+      <w:bookmarkStart w:id="9" w:name="_Toc220514065"/>
+      <w:r>
+        <w:rPr>
+          <w:rFonts w:eastAsiaTheme="minorHAnsi"/>
+        </w:rPr>
+        <w:t xml:space="preserve">Konzistencija podataka (Data </w:t>
+      </w:r>
+      <w:proofErr w:type="spellStart"/>
+      <w:r>
+        <w:rPr>
+          <w:rFonts w:eastAsiaTheme="minorHAnsi"/>
+        </w:rPr>
+        <w:t>Consistency</w:t>
+      </w:r>
+      <w:proofErr w:type="spellEnd"/>
+      <w:r>
+        <w:rPr>
+          <w:rFonts w:eastAsiaTheme="minorHAnsi"/>
+        </w:rPr>
+        <w:t>)</w:t>
+      </w:r>
+      <w:bookmarkEnd w:id="9"/>
+    </w:p>
+    <w:p/>
+    <w:p>
+      <w:pPr>
+        <w:pStyle w:val="Odlomak"/>
+      </w:pPr>
+      <w:r>
+        <w:t>Sustav implementira specifičan model konzistencije koji pažljivo balansira između brzine odziva aplikacije i preciznosti pohranjenih podataka. Primjenjuje se model eventualne konzistencije s maksimalnim kašnjenjem replikacije unutar tri sekunde, dok postavka "majority" jamči usklađenost informacija na većini čvorova u klasteru. Prilikom čitanja podataka, aplikacija koristi opciju "</w:t>
+      </w:r>
+      <w:proofErr w:type="spellStart"/>
+      <w:r>
+        <w:t>primaryPreferred</w:t>
+      </w:r>
+      <w:proofErr w:type="spellEnd"/>
+      <w:r>
+        <w:t>" kako bi prioritet dala primarnom čvoru radi najveće točnosti, dok se sekundarni čvorovi koriste u slučaju preopterećenja ili nedostupnosti glavnog čvora.</w:t>
+      </w:r>
+    </w:p>
+    <w:p>
+      <w:pPr>
+        <w:pStyle w:val="Odlomak"/>
+      </w:pPr>
+      <w:r>
+        <w:t>Eventualni konflikti pri istovremenom pisanju rješavaju se automatiziranom metodom "</w:t>
+      </w:r>
+      <w:proofErr w:type="spellStart"/>
+      <w:r>
+        <w:t>Last-write-wins</w:t>
+      </w:r>
+      <w:proofErr w:type="spellEnd"/>
+      <w:r>
+        <w:t xml:space="preserve">" (LWW) koju </w:t>
+      </w:r>
+      <w:proofErr w:type="spellStart"/>
+      <w:r>
+        <w:t>MongoDB</w:t>
+      </w:r>
+      <w:proofErr w:type="spellEnd"/>
+      <w:r>
+        <w:t xml:space="preserve"> provodi bez potrebe za vanjskom intervencijom. Ovakav pristup ocijenjen je kao optimalan za logistički sustav jer kašnjenje od nekoliko sekundi ne utječe kritično na kvalitetu praćenja pošiljaka. Analiza je pokazala da je rizik od paralelnih ažuriranja istog dokumenta minimalan, s obzirom na to da je po svakoj pošiljci u danom trenutku obično zadužen samo jedan vozač ili operater, što eliminira</w:t>
+      </w:r>
+      <w:r>
+        <w:rPr>
+          <w:rFonts w:ascii="Arial" w:hAnsi="Arial"/>
+          <w:b/>
+          <w:sz w:val="30"/>
+        </w:rPr>
+        <w:t xml:space="preserve"> </w:t>
+      </w:r>
+      <w:r>
+        <w:t>potrebu za strožim modelima konzistencije koji bi usporili rad sustava.</w:t>
+      </w:r>
+    </w:p>
+    <w:p>
+      <w:pPr>
+        <w:pStyle w:val="Odlomak"/>
+        <w:rPr>
+          <w:rFonts w:ascii="Arial" w:hAnsi="Arial"/>
+          <w:b/>
+          <w:sz w:val="30"/>
+        </w:rPr>
+      </w:pPr>
+    </w:p>
+    <w:p>
+      <w:pPr>
+        <w:pStyle w:val="Odlomak"/>
+        <w:rPr>
+          <w:rFonts w:ascii="Arial" w:hAnsi="Arial"/>
+          <w:b/>
+          <w:sz w:val="30"/>
+        </w:rPr>
+      </w:pPr>
+    </w:p>
+    <w:p>
+      <w:pPr>
+        <w:pStyle w:val="Odlomak"/>
+        <w:rPr>
+          <w:rFonts w:ascii="Arial" w:hAnsi="Arial"/>
+          <w:b/>
+          <w:sz w:val="30"/>
+        </w:rPr>
+      </w:pPr>
+    </w:p>
+    <w:p>
+      <w:pPr>
+        <w:pStyle w:val="Odlomak"/>
+        <w:rPr>
+          <w:rFonts w:ascii="Arial" w:hAnsi="Arial"/>
+          <w:b/>
+          <w:sz w:val="30"/>
+        </w:rPr>
+      </w:pPr>
+    </w:p>
+    <w:p>
+      <w:pPr>
+        <w:pStyle w:val="Odlomak"/>
+        <w:rPr>
+          <w:rFonts w:ascii="Arial" w:hAnsi="Arial"/>
+          <w:b/>
+          <w:sz w:val="30"/>
+        </w:rPr>
+      </w:pPr>
+    </w:p>
+    <w:p>
+      <w:pPr>
+        <w:pStyle w:val="Odlomak"/>
+        <w:rPr>
+          <w:rFonts w:ascii="Arial" w:hAnsi="Arial"/>
+          <w:b/>
+          <w:sz w:val="30"/>
+        </w:rPr>
+      </w:pPr>
+    </w:p>
+    <w:p>
+      <w:pPr>
+        <w:pStyle w:val="Naslov2"/>
+        <w:numPr>
+          <w:ilvl w:val="1"/>
+          <w:numId w:val="8"/>
+        </w:numPr>
+        <w:rPr>
+          <w:rFonts w:eastAsiaTheme="minorHAnsi"/>
+        </w:rPr>
+      </w:pPr>
+      <w:bookmarkStart w:id="10" w:name="_Toc220514066"/>
+      <w:r>
+        <w:rPr>
+          <w:rFonts w:eastAsiaTheme="minorHAnsi"/>
+        </w:rPr>
+        <w:lastRenderedPageBreak/>
+        <w:t>Tolerancija na greške (Fault Tolerance)</w:t>
+      </w:r>
+      <w:bookmarkEnd w:id="10"/>
+    </w:p>
+    <w:p/>
+    <w:p>
+      <w:pPr>
+        <w:pStyle w:val="Odlomak"/>
+      </w:pPr>
+      <w:r>
+        <w:t xml:space="preserve">Otpornost na ispade hardvera ili softvera riješena je na dvije razine: na razini baze podataka i na razini aplikacijske distribucije. Unutar MongoDB Replica Set okruženja implementiran je mehanizam automatskog </w:t>
+      </w:r>
+      <w:proofErr w:type="spellStart"/>
+      <w:r>
+        <w:t>failovera</w:t>
+      </w:r>
+      <w:proofErr w:type="spellEnd"/>
+      <w:r>
+        <w:t xml:space="preserve"> koji, u slučaju pada primarnog čvora, pokreće izbore među preostalim čvorovima i promiče jedan od sekundarnih čvorova u primarnu ulogu unutar otprilike 12 sekundi. Za stabilan rad i održivost sustava nužna je dostupnost barem dva od tri čvora, što omogućuje nesmetano funkcioniranje čak i pri potpunom ispadu jedne komponente, dok "majority" postavka zapisa osigurava da pritom ne dođe do gubitka integriteta podataka.</w:t>
+      </w:r>
+    </w:p>
+    <w:p>
+      <w:pPr>
+        <w:pStyle w:val="Odlomak"/>
+      </w:pPr>
+      <w:r>
+        <w:t xml:space="preserve">Na aplikacijskom sloju, </w:t>
+      </w:r>
+      <w:proofErr w:type="spellStart"/>
+      <w:r>
+        <w:t>Nginx</w:t>
+      </w:r>
+      <w:proofErr w:type="spellEnd"/>
+      <w:r>
+        <w:t xml:space="preserve"> </w:t>
+      </w:r>
+      <w:proofErr w:type="spellStart"/>
+      <w:r>
+        <w:t>load</w:t>
+      </w:r>
+      <w:proofErr w:type="spellEnd"/>
+      <w:r>
+        <w:t xml:space="preserve"> </w:t>
+      </w:r>
+      <w:proofErr w:type="spellStart"/>
+      <w:r>
+        <w:t>balancer</w:t>
+      </w:r>
+      <w:proofErr w:type="spellEnd"/>
+      <w:r>
+        <w:t xml:space="preserve"> svakih deset sekundi provjerava ispravnost svake </w:t>
+      </w:r>
+      <w:proofErr w:type="spellStart"/>
+      <w:r>
+        <w:t>Flask</w:t>
+      </w:r>
+      <w:proofErr w:type="spellEnd"/>
+      <w:r>
+        <w:t xml:space="preserve"> instance putem namjenskog </w:t>
+      </w:r>
+      <w:proofErr w:type="spellStart"/>
+      <w:r>
+        <w:t>health</w:t>
+      </w:r>
+      <w:proofErr w:type="spellEnd"/>
+      <w:r>
+        <w:t xml:space="preserve"> </w:t>
+      </w:r>
+      <w:proofErr w:type="spellStart"/>
+      <w:r>
+        <w:t>endpointa</w:t>
+      </w:r>
+      <w:proofErr w:type="spellEnd"/>
+      <w:r>
+        <w:t xml:space="preserve">. Ako se detektira neispravan ili nedostupan server, on se trenutno uklanja iz rotacije </w:t>
+      </w:r>
+      <w:proofErr w:type="spellStart"/>
+      <w:r>
+        <w:t>load</w:t>
+      </w:r>
+      <w:proofErr w:type="spellEnd"/>
+      <w:r>
+        <w:t xml:space="preserve"> </w:t>
+      </w:r>
+      <w:proofErr w:type="spellStart"/>
+      <w:r>
+        <w:t>balancera</w:t>
+      </w:r>
+      <w:proofErr w:type="spellEnd"/>
+      <w:r>
+        <w:t>, čime se omogućuje takozvana "</w:t>
+      </w:r>
+      <w:proofErr w:type="spellStart"/>
+      <w:r>
+        <w:t>graceful</w:t>
+      </w:r>
+      <w:proofErr w:type="spellEnd"/>
+      <w:r>
+        <w:t xml:space="preserve"> </w:t>
+      </w:r>
+      <w:proofErr w:type="spellStart"/>
+      <w:r>
+        <w:t>degradation</w:t>
+      </w:r>
+      <w:proofErr w:type="spellEnd"/>
+      <w:r>
+        <w:t xml:space="preserve">" – sustav nastavlja s radom koristeći preostale resurse bez prekida usluge. Verifikacija procesa oporavka provedena je simulacijom ispada primarnog čvora putem zaustavljanja </w:t>
+      </w:r>
+      <w:proofErr w:type="spellStart"/>
+      <w:r>
+        <w:t>Docker</w:t>
+      </w:r>
+      <w:proofErr w:type="spellEnd"/>
+      <w:r>
+        <w:t xml:space="preserve"> kontejnera, čime je potvrđeno da sustav autonomno prepoznaje ispad i vrši prijenos uloga na novi čvor unutar predviđenog vremena, zadržavajući potpunu funkcionalnost za krajnjeg korisnika.</w:t>
+      </w:r>
+    </w:p>
+    <w:p>
+      <w:pPr>
+        <w:pStyle w:val="Odlomak"/>
+      </w:pPr>
+    </w:p>
+    <w:p>
+      <w:pPr>
+        <w:pStyle w:val="Odlomak"/>
+      </w:pPr>
+    </w:p>
+    <w:p>
+      <w:pPr>
+        <w:pStyle w:val="Odlomak"/>
+      </w:pPr>
+    </w:p>
+    <w:p>
+      <w:pPr>
+        <w:pStyle w:val="Odlomak"/>
+      </w:pPr>
+    </w:p>
+    <w:p>
+      <w:pPr>
+        <w:pStyle w:val="Odlomak"/>
+      </w:pPr>
+    </w:p>
+    <w:p>
+      <w:pPr>
+        <w:pStyle w:val="Odlomak"/>
+      </w:pPr>
+    </w:p>
+    <w:p>
+      <w:pPr>
+        <w:pStyle w:val="Odlomak"/>
+      </w:pPr>
+    </w:p>
+    <w:p>
+      <w:pPr>
+        <w:pStyle w:val="Odlomak"/>
+      </w:pPr>
+    </w:p>
+    <w:p>
+      <w:pPr>
+        <w:pStyle w:val="Odlomak"/>
+      </w:pPr>
+    </w:p>
+    <w:p>
+      <w:pPr>
+        <w:pStyle w:val="Odlomak"/>
+      </w:pPr>
+    </w:p>
+    <w:p>
+      <w:pPr>
+        <w:pStyle w:val="Odlomak"/>
+      </w:pPr>
+    </w:p>
+    <w:p>
+      <w:pPr>
+        <w:pStyle w:val="Odlomak"/>
+      </w:pPr>
+    </w:p>
+    <w:p>
+      <w:pPr>
+        <w:pStyle w:val="Odlomak"/>
+      </w:pPr>
+    </w:p>
+    <w:p>
+      <w:pPr>
+        <w:pStyle w:val="Odlomak"/>
+      </w:pPr>
+    </w:p>
+    <w:p>
+      <w:pPr>
+        <w:pStyle w:val="Odlomak"/>
+      </w:pPr>
+    </w:p>
+    <w:p>
+      <w:pPr>
+        <w:pStyle w:val="Odlomak"/>
+      </w:pPr>
+    </w:p>
+    <w:p>
+      <w:pPr>
+        <w:pStyle w:val="Odlomak"/>
+      </w:pPr>
+    </w:p>
+    <w:p>
+      <w:pPr>
+        <w:pStyle w:val="Odlomak"/>
+      </w:pPr>
+    </w:p>
+    <w:p>
+      <w:pPr>
+        <w:pStyle w:val="Odlomak"/>
+      </w:pPr>
+    </w:p>
+    <w:p>
+      <w:pPr>
+        <w:pStyle w:val="Odlomak"/>
+      </w:pPr>
+    </w:p>
+    <w:p>
+      <w:pPr>
+        <w:pStyle w:val="Naslov10"/>
+        <w:numPr>
+          <w:ilvl w:val="0"/>
+          <w:numId w:val="8"/>
+        </w:numPr>
+        <w:jc w:val="both"/>
+      </w:pPr>
+      <w:bookmarkStart w:id="11" w:name="_Toc220514067"/>
+      <w:r>
+        <w:lastRenderedPageBreak/>
+        <w:t>SKALABILNOST</w:t>
+      </w:r>
+      <w:bookmarkEnd w:id="11"/>
+    </w:p>
+    <w:p/>
+    <w:p>
+      <w:pPr>
+        <w:pStyle w:val="Naslov2"/>
+        <w:numPr>
+          <w:ilvl w:val="1"/>
+          <w:numId w:val="8"/>
+        </w:numPr>
+        <w:rPr>
+          <w:rFonts w:eastAsiaTheme="minorHAnsi"/>
+        </w:rPr>
+      </w:pPr>
+      <w:bookmarkStart w:id="12" w:name="_Toc220514068"/>
+      <w:r>
+        <w:rPr>
+          <w:rFonts w:eastAsiaTheme="minorHAnsi"/>
+        </w:rPr>
+        <w:t>Horizontalno skaliranje aplikacijskog sloja</w:t>
+      </w:r>
+      <w:bookmarkEnd w:id="12"/>
+    </w:p>
+    <w:p/>
+    <w:p>
+      <w:pPr>
+        <w:pStyle w:val="Odlomak"/>
+      </w:pPr>
+      <w:r>
+        <w:t xml:space="preserve">Horizontalno skaliranje aplikacijskog sloja (Web </w:t>
+      </w:r>
+      <w:proofErr w:type="spellStart"/>
+      <w:r>
+        <w:t>tier</w:t>
+      </w:r>
+      <w:proofErr w:type="spellEnd"/>
+      <w:r>
+        <w:t xml:space="preserve">) postignuto je korištenjem Nginx poslužitelja kao središnjeg </w:t>
+      </w:r>
+      <w:proofErr w:type="spellStart"/>
+      <w:r>
+        <w:t>load</w:t>
+      </w:r>
+      <w:proofErr w:type="spellEnd"/>
+      <w:r>
+        <w:t xml:space="preserve"> </w:t>
+      </w:r>
+      <w:proofErr w:type="spellStart"/>
+      <w:r>
+        <w:t>balancera</w:t>
+      </w:r>
+      <w:proofErr w:type="spellEnd"/>
+      <w:r>
+        <w:t xml:space="preserve"> koji trenutno upravlja trima instancama </w:t>
+      </w:r>
+      <w:proofErr w:type="spellStart"/>
+      <w:r>
+        <w:t>Flask</w:t>
+      </w:r>
+      <w:proofErr w:type="spellEnd"/>
+      <w:r>
+        <w:t xml:space="preserve"> servisa. Analiza prometa pokazuje da se distribucija zahtjeva vrši putem </w:t>
+      </w:r>
+      <w:proofErr w:type="spellStart"/>
+      <w:r>
+        <w:t>Round-robin</w:t>
+      </w:r>
+      <w:proofErr w:type="spellEnd"/>
+      <w:r>
+        <w:t xml:space="preserve"> algoritma, čime je postignuta iznimno ujednačena raspodjela opterećenja s maksimalnim odstupanjem manjim od 6% između pojedinih instanci. Ovakva arhitektura omogućuje jednostavno skaliranje sustava dodavanjem novih servera u Nginx konfiguraciju bez prekida rada. Planiranje kapaciteta ukazuje na linearni rast performansi, gdje jedna instanca podržava približno 100 zahtjeva u sekundi, dok bi sustav s deset instanci mogao stabilno upravljati s oko 1000 zahtjeva u sekundi, što je dostatno za opsluživanje baze od 100.000 korisnika.</w:t>
+      </w:r>
+    </w:p>
+    <w:p>
+      <w:pPr>
+        <w:pStyle w:val="Odlomak"/>
+      </w:pPr>
+    </w:p>
+    <w:p>
+      <w:pPr>
+        <w:pStyle w:val="Naslov2"/>
+        <w:numPr>
+          <w:ilvl w:val="1"/>
+          <w:numId w:val="8"/>
+        </w:numPr>
+        <w:rPr>
+          <w:rFonts w:eastAsiaTheme="minorHAnsi"/>
+        </w:rPr>
+      </w:pPr>
+      <w:bookmarkStart w:id="13" w:name="_Toc220514069"/>
+      <w:r>
+        <w:rPr>
+          <w:rFonts w:eastAsiaTheme="minorHAnsi"/>
+        </w:rPr>
+        <w:t>Horizontalno skaliranje sloja podataka</w:t>
+      </w:r>
+      <w:bookmarkEnd w:id="13"/>
+    </w:p>
+    <w:p/>
+    <w:p>
+      <w:pPr>
+        <w:pStyle w:val="Odlomak"/>
+      </w:pPr>
+      <w:r>
+        <w:t xml:space="preserve">Na razini baze podataka, horizontalno skaliranje primarno je usmjereno na povećanje kapaciteta čitanja (Read </w:t>
+      </w:r>
+      <w:proofErr w:type="spellStart"/>
+      <w:r>
+        <w:t>Scaling</w:t>
+      </w:r>
+      <w:proofErr w:type="spellEnd"/>
+      <w:r>
+        <w:t xml:space="preserve">) unutar </w:t>
+      </w:r>
+      <w:proofErr w:type="spellStart"/>
+      <w:r>
+        <w:t>MongoDB</w:t>
+      </w:r>
+      <w:proofErr w:type="spellEnd"/>
+      <w:r>
+        <w:t xml:space="preserve"> </w:t>
+      </w:r>
+      <w:proofErr w:type="spellStart"/>
+      <w:r>
+        <w:t>Replica</w:t>
+      </w:r>
+      <w:proofErr w:type="spellEnd"/>
+      <w:r>
+        <w:t xml:space="preserve"> Set okruženja. Korištenjem specifičnih strategija čitanja (Read </w:t>
+      </w:r>
+      <w:proofErr w:type="spellStart"/>
+      <w:r>
+        <w:t>Preference</w:t>
+      </w:r>
+      <w:proofErr w:type="spellEnd"/>
+      <w:r>
+        <w:t xml:space="preserve">), zahtjevi se distribuiraju na sekundarne čvorove, čime se primarni čvor rasterećuje i ostavlja slobodnim za operacije pisanja. Trenutna konfiguracija s jednim primarnim i dva sekundarna čvora optimalna je za obradu do 10.000 pošiljaka. Za opseg od 10.000 do 100.000 pošiljaka strategija predviđa dodavanje većeg broja sekundarnih čvorova, dok bi se za volumene veće od 100.000 pošiljaka uveo sustav </w:t>
+      </w:r>
+      <w:proofErr w:type="spellStart"/>
+      <w:r>
+        <w:t>particioniranja</w:t>
+      </w:r>
+      <w:proofErr w:type="spellEnd"/>
+      <w:r>
+        <w:t xml:space="preserve"> (</w:t>
+      </w:r>
+      <w:proofErr w:type="spellStart"/>
+      <w:r>
+        <w:t>sharding</w:t>
+      </w:r>
+      <w:proofErr w:type="spellEnd"/>
+      <w:r>
+        <w:t>). Testiranja su potvrdila da su podaci na svim čvorovima identični te da aplikacija sigurno dohvaća informacije s bilo kojeg dostupnog čvora u skladu s odabranom strategijom.</w:t>
+      </w:r>
+    </w:p>
+    <w:p>
+      <w:pPr>
+        <w:pStyle w:val="Odlomak"/>
+      </w:pPr>
+    </w:p>
+    <w:p>
+      <w:pPr>
+        <w:pStyle w:val="Naslov2"/>
+        <w:numPr>
+          <w:ilvl w:val="1"/>
+          <w:numId w:val="8"/>
+        </w:numPr>
+        <w:rPr>
+          <w:rFonts w:eastAsiaTheme="minorHAnsi"/>
+        </w:rPr>
+      </w:pPr>
+      <w:bookmarkStart w:id="14" w:name="_Toc220514070"/>
+      <w:proofErr w:type="spellStart"/>
+      <w:r>
+        <w:rPr>
+          <w:rFonts w:eastAsiaTheme="minorHAnsi"/>
+        </w:rPr>
+        <w:t>Particioniranje</w:t>
+      </w:r>
+      <w:proofErr w:type="spellEnd"/>
+      <w:r>
+        <w:rPr>
+          <w:rFonts w:eastAsiaTheme="minorHAnsi"/>
+        </w:rPr>
+        <w:t xml:space="preserve"> podataka (</w:t>
+      </w:r>
+      <w:proofErr w:type="spellStart"/>
+      <w:r>
+        <w:rPr>
+          <w:rFonts w:eastAsiaTheme="minorHAnsi"/>
+        </w:rPr>
+        <w:t>Sharding</w:t>
+      </w:r>
+      <w:proofErr w:type="spellEnd"/>
+      <w:r>
+        <w:rPr>
+          <w:rFonts w:eastAsiaTheme="minorHAnsi"/>
+        </w:rPr>
+        <w:t>)</w:t>
+      </w:r>
+      <w:bookmarkEnd w:id="14"/>
+    </w:p>
+    <w:p/>
+    <w:p>
+      <w:pPr>
+        <w:pStyle w:val="Odlomak"/>
+      </w:pPr>
+      <w:r>
+        <w:t xml:space="preserve">Iako u trenutnoj fazi sustav ne zahtijeva </w:t>
+      </w:r>
+      <w:proofErr w:type="spellStart"/>
+      <w:r>
+        <w:t>particioniranje</w:t>
+      </w:r>
+      <w:proofErr w:type="spellEnd"/>
+      <w:r>
+        <w:t xml:space="preserve"> podataka zbog relativno malog volumena, razvijena je strategija za budući rast preko 100.000 pošiljaka. Razmatrana su dva glavna pristupa: </w:t>
+      </w:r>
+      <w:proofErr w:type="spellStart"/>
+      <w:r>
+        <w:t>hash</w:t>
+      </w:r>
+      <w:proofErr w:type="spellEnd"/>
+      <w:r>
+        <w:t xml:space="preserve"> </w:t>
+      </w:r>
+      <w:proofErr w:type="spellStart"/>
+      <w:r>
+        <w:t>particioniranje</w:t>
+      </w:r>
+      <w:proofErr w:type="spellEnd"/>
+      <w:r>
+        <w:t xml:space="preserve"> i </w:t>
+      </w:r>
+      <w:proofErr w:type="spellStart"/>
+      <w:r>
+        <w:t>range</w:t>
+      </w:r>
+      <w:proofErr w:type="spellEnd"/>
+      <w:r>
+        <w:t xml:space="preserve"> </w:t>
+      </w:r>
+      <w:proofErr w:type="spellStart"/>
+      <w:r>
+        <w:t>particioniranje</w:t>
+      </w:r>
+      <w:proofErr w:type="spellEnd"/>
+      <w:r>
+        <w:t xml:space="preserve">. </w:t>
+      </w:r>
+      <w:proofErr w:type="spellStart"/>
+      <w:r>
+        <w:t>Hash</w:t>
+      </w:r>
+      <w:proofErr w:type="spellEnd"/>
+      <w:r>
+        <w:t xml:space="preserve"> </w:t>
+      </w:r>
+      <w:proofErr w:type="spellStart"/>
+      <w:r>
+        <w:t>sharding</w:t>
+      </w:r>
+      <w:proofErr w:type="spellEnd"/>
+      <w:r>
+        <w:t xml:space="preserve"> po jedinstvenom broju pošiljke (</w:t>
+      </w:r>
+      <w:proofErr w:type="spellStart"/>
+      <w:r>
+        <w:t>tracking_number</w:t>
+      </w:r>
+      <w:proofErr w:type="spellEnd"/>
+      <w:r>
+        <w:t xml:space="preserve">) osigurao bi najravnomjerniju distribuciju podataka i brze upite za pojedinačne stavke, ali bi otežao pretraživanje po rasponima. S druge strane, </w:t>
+      </w:r>
+      <w:proofErr w:type="spellStart"/>
+      <w:r>
+        <w:t>range</w:t>
+      </w:r>
+      <w:proofErr w:type="spellEnd"/>
+      <w:r>
+        <w:t xml:space="preserve"> </w:t>
+      </w:r>
+      <w:proofErr w:type="spellStart"/>
+      <w:r>
+        <w:t>sharding</w:t>
+      </w:r>
+      <w:proofErr w:type="spellEnd"/>
+      <w:r>
+        <w:t xml:space="preserve"> po gradu preuzimanja (</w:t>
+      </w:r>
+      <w:proofErr w:type="spellStart"/>
+      <w:r>
+        <w:t>pickup_city</w:t>
+      </w:r>
+      <w:proofErr w:type="spellEnd"/>
+      <w:r>
+        <w:t xml:space="preserve">) omogućio bi bolju geografsku </w:t>
+      </w:r>
+      <w:proofErr w:type="spellStart"/>
+      <w:r>
+        <w:t>lokalnost</w:t>
+      </w:r>
+      <w:proofErr w:type="spellEnd"/>
+      <w:r>
+        <w:t xml:space="preserve"> podataka, no nosi rizik od neuravnoteženih particija zbog veće aktivnosti u velikim gradovima. Konačna preporuka za produkcijski sustav je implementacija </w:t>
+      </w:r>
+      <w:proofErr w:type="spellStart"/>
+      <w:r>
+        <w:t>hash</w:t>
+      </w:r>
+      <w:proofErr w:type="spellEnd"/>
+      <w:r>
+        <w:t xml:space="preserve"> </w:t>
+      </w:r>
+      <w:proofErr w:type="spellStart"/>
+      <w:r>
+        <w:t>particioniranja</w:t>
+      </w:r>
+      <w:proofErr w:type="spellEnd"/>
+      <w:r>
+        <w:t xml:space="preserve"> uz globalni sekundarni indeks za gradove, čime bi se postigao balans između performansi i fleksibilnosti upita.</w:t>
+      </w:r>
+    </w:p>
+    <w:p>
+      <w:pPr>
+        <w:pStyle w:val="Odlomak"/>
+      </w:pPr>
+    </w:p>
+    <w:p>
+      <w:pPr>
+        <w:pStyle w:val="Odlomak"/>
+      </w:pPr>
+    </w:p>
+    <w:p>
+      <w:pPr>
+        <w:pStyle w:val="Odlomak"/>
+      </w:pPr>
+    </w:p>
+    <w:p>
+      <w:pPr>
+        <w:pStyle w:val="Odlomak"/>
+      </w:pPr>
+    </w:p>
+    <w:p>
+      <w:pPr>
+        <w:pStyle w:val="Odlomak"/>
+      </w:pPr>
+    </w:p>
+    <w:p>
+      <w:pPr>
+        <w:pStyle w:val="Naslov2"/>
+        <w:numPr>
+          <w:ilvl w:val="1"/>
+          <w:numId w:val="8"/>
+        </w:numPr>
+        <w:rPr>
+          <w:rFonts w:eastAsiaTheme="minorHAnsi"/>
+        </w:rPr>
+      </w:pPr>
+      <w:bookmarkStart w:id="15" w:name="_Toc220514071"/>
+      <w:r>
+        <w:rPr>
+          <w:rFonts w:eastAsiaTheme="minorHAnsi"/>
+        </w:rPr>
+        <w:t xml:space="preserve">Uvođenje sloja za </w:t>
+      </w:r>
+      <w:proofErr w:type="spellStart"/>
+      <w:r>
+        <w:rPr>
+          <w:rFonts w:eastAsiaTheme="minorHAnsi"/>
+        </w:rPr>
+        <w:t>predmemoriranje</w:t>
+      </w:r>
+      <w:proofErr w:type="spellEnd"/>
+      <w:r>
+        <w:rPr>
+          <w:rFonts w:eastAsiaTheme="minorHAnsi"/>
+        </w:rPr>
+        <w:t xml:space="preserve"> (</w:t>
+      </w:r>
+      <w:proofErr w:type="spellStart"/>
+      <w:r>
+        <w:rPr>
+          <w:rFonts w:eastAsiaTheme="minorHAnsi"/>
+        </w:rPr>
+        <w:t>Caching</w:t>
+      </w:r>
+      <w:proofErr w:type="spellEnd"/>
+      <w:r>
+        <w:rPr>
+          <w:rFonts w:eastAsiaTheme="minorHAnsi"/>
+        </w:rPr>
+        <w:t>)</w:t>
+      </w:r>
+      <w:bookmarkEnd w:id="15"/>
+    </w:p>
+    <w:p/>
+    <w:p>
+      <w:pPr>
+        <w:pStyle w:val="Odlomak"/>
+      </w:pPr>
+      <w:r>
+        <w:t xml:space="preserve">Kao ključni element budućeg razvoja prepoznata je potreba za uvođenjem </w:t>
+      </w:r>
+      <w:proofErr w:type="spellStart"/>
+      <w:r>
+        <w:t>Cache</w:t>
+      </w:r>
+      <w:proofErr w:type="spellEnd"/>
+      <w:r>
+        <w:t xml:space="preserve"> sloja temeljenog na </w:t>
+      </w:r>
+      <w:proofErr w:type="spellStart"/>
+      <w:r>
+        <w:t>Redis</w:t>
+      </w:r>
+      <w:proofErr w:type="spellEnd"/>
+      <w:r>
+        <w:t xml:space="preserve"> tehnologiji. Trenutno svi upiti idu izravno prema MongoDB i Neo4j bazama, što može postati usko grlo pri izračunu kompleksnih ruta unutar graf baze. Implementacija </w:t>
+      </w:r>
+      <w:proofErr w:type="spellStart"/>
+      <w:r>
+        <w:t>Redisa</w:t>
+      </w:r>
+      <w:proofErr w:type="spellEnd"/>
+      <w:r>
+        <w:t xml:space="preserve"> omogućila bi pohranu često traženih pošiljaka i prethodno izračunatih ruta, čime bi se značajno smanjilo opterećenje na primarne baze podataka. Strategija upravljanja trajanjem zapisa (TTL) predviđa čuvanje podataka o aktivnim pošiljkama pet minuta, dok bi se rute, koje se rjeđe mijenjaju, čuvale do sat vremena. Mehanizam </w:t>
+      </w:r>
+      <w:proofErr w:type="spellStart"/>
+      <w:r>
+        <w:t>invalidacije</w:t>
+      </w:r>
+      <w:proofErr w:type="spellEnd"/>
+      <w:r>
+        <w:t xml:space="preserve"> </w:t>
+      </w:r>
+      <w:proofErr w:type="spellStart"/>
+      <w:r>
+        <w:t>predmemorije</w:t>
+      </w:r>
+      <w:proofErr w:type="spellEnd"/>
+      <w:r>
+        <w:t xml:space="preserve"> bio bi izravno vezan uz promjenu statusa pošiljke, osiguravajući da operateri uvijek imaju pristup točnim informacijama uz minimalno kašnjenje sustava.</w:t>
+      </w:r>
+    </w:p>
+    <w:p>
+      <w:pPr>
+        <w:rPr>
+          <w:rFonts w:eastAsiaTheme="minorHAnsi"/>
+        </w:rPr>
+      </w:pPr>
+    </w:p>
+    <w:p>
+      <w:pPr>
+        <w:pStyle w:val="Naslov1"/>
+        <w:rPr>
+          <w:lang w:eastAsia="hr-HR"/>
+        </w:rPr>
+      </w:pPr>
+    </w:p>
+    <w:p>
+      <w:pPr>
+        <w:pStyle w:val="Naslov1"/>
+        <w:rPr>
+          <w:lang w:eastAsia="hr-HR"/>
+        </w:rPr>
+      </w:pPr>
+    </w:p>
+    <w:p>
+      <w:pPr>
+        <w:pStyle w:val="Naslov1"/>
+        <w:rPr>
+          <w:lang w:eastAsia="hr-HR"/>
+        </w:rPr>
+      </w:pPr>
+    </w:p>
+    <w:p>
+      <w:pPr>
+        <w:pStyle w:val="Naslov1"/>
+        <w:rPr>
+          <w:lang w:eastAsia="hr-HR"/>
+        </w:rPr>
+      </w:pPr>
+    </w:p>
+    <w:p>
+      <w:pPr>
+        <w:pStyle w:val="Naslov1"/>
+        <w:rPr>
+          <w:lang w:eastAsia="hr-HR"/>
+        </w:rPr>
+      </w:pPr>
+    </w:p>
+    <w:p>
+      <w:pPr>
+        <w:pStyle w:val="Naslov1"/>
+        <w:rPr>
+          <w:lang w:eastAsia="hr-HR"/>
+        </w:rPr>
+      </w:pPr>
+    </w:p>
+    <w:p>
+      <w:pPr>
+        <w:pStyle w:val="Naslov1"/>
+        <w:rPr>
+          <w:lang w:eastAsia="hr-HR"/>
+        </w:rPr>
+      </w:pPr>
+    </w:p>
+    <w:p>
+      <w:pPr>
+        <w:pStyle w:val="Naslov1"/>
+        <w:rPr>
+          <w:lang w:eastAsia="hr-HR"/>
+        </w:rPr>
+      </w:pPr>
+    </w:p>
+    <w:p>
+      <w:pPr>
+        <w:pStyle w:val="Naslov1"/>
+        <w:rPr>
+          <w:lang w:eastAsia="hr-HR"/>
+        </w:rPr>
+      </w:pPr>
+    </w:p>
+    <w:p>
+      <w:pPr>
+        <w:pStyle w:val="Naslov1"/>
+        <w:rPr>
+          <w:lang w:eastAsia="hr-HR"/>
+        </w:rPr>
+      </w:pPr>
+    </w:p>
+    <w:p>
+      <w:pPr>
+        <w:pStyle w:val="Naslov1"/>
+        <w:rPr>
+          <w:lang w:eastAsia="hr-HR"/>
+        </w:rPr>
+      </w:pPr>
+    </w:p>
+    <w:p>
+      <w:pPr>
+        <w:pStyle w:val="Naslov1"/>
+        <w:rPr>
+          <w:lang w:eastAsia="hr-HR"/>
+        </w:rPr>
+      </w:pPr>
+    </w:p>
+    <w:p>
+      <w:pPr>
+        <w:pStyle w:val="Naslov1"/>
+        <w:rPr>
+          <w:lang w:eastAsia="hr-HR"/>
+        </w:rPr>
+      </w:pPr>
+    </w:p>
+    <w:p>
+      <w:pPr>
+        <w:pStyle w:val="Naslov1"/>
+        <w:rPr>
+          <w:lang w:eastAsia="hr-HR"/>
+        </w:rPr>
+      </w:pPr>
+    </w:p>
+    <w:p>
+      <w:pPr>
+        <w:pStyle w:val="Naslov1"/>
+        <w:rPr>
+          <w:lang w:eastAsia="hr-HR"/>
+        </w:rPr>
+      </w:pPr>
+    </w:p>
+    <w:p>
+      <w:pPr>
+        <w:pStyle w:val="Naslov1"/>
+        <w:rPr>
+          <w:lang w:eastAsia="hr-HR"/>
+        </w:rPr>
+      </w:pPr>
+    </w:p>
+    <w:p>
+      <w:pPr>
+        <w:pStyle w:val="Naslov1"/>
+        <w:rPr>
+          <w:lang w:eastAsia="hr-HR"/>
+        </w:rPr>
+      </w:pPr>
+    </w:p>
+    <w:p>
+      <w:pPr>
+        <w:pStyle w:val="Naslov10"/>
+        <w:numPr>
+          <w:ilvl w:val="0"/>
+          <w:numId w:val="8"/>
+        </w:numPr>
+      </w:pPr>
+      <w:bookmarkStart w:id="16" w:name="_Toc220514072"/>
       <w:r>
         <w:lastRenderedPageBreak/>
         <w:t>USE-CASE SPECIFIKACIJA</w:t>
       </w:r>
-      <w:bookmarkEnd w:id="7"/>
+      <w:bookmarkEnd w:id="16"/>
     </w:p>
     <w:p/>
     <w:p>
@@ -2563,107 +7223,654 @@
           <w:numId w:val="8"/>
         </w:numPr>
       </w:pPr>
-      <w:bookmarkStart w:id="8" w:name="_Toc219369975"/>
+      <w:bookmarkStart w:id="17" w:name="_Toc220514073"/>
       <w:r>
         <w:lastRenderedPageBreak/>
         <w:t>ODABRANE TEHNOLOGIJE</w:t>
       </w:r>
-      <w:bookmarkEnd w:id="8"/>
-    </w:p>
-    <w:p/>
+      <w:bookmarkEnd w:id="17"/>
+    </w:p>
     <w:p>
       <w:pPr>
         <w:pStyle w:val="Odlomak"/>
+        <w:ind w:firstLine="0"/>
       </w:pPr>
     </w:p>
     <w:p>
       <w:pPr>
         <w:pStyle w:val="Odlomak"/>
+        <w:ind w:firstLine="0"/>
+      </w:pPr>
+    </w:p>
+    <w:p>
+      <w:pPr>
+        <w:pStyle w:val="Odlomak"/>
+        <w:ind w:firstLine="0"/>
+        <w:rPr>
+          <w:b/>
+          <w:bCs/>
+        </w:rPr>
       </w:pPr>
       <w:r>
-        <w:t>Pri izradi sustava odabrane su tehnologije koje su prikladne za obradu velike količine podataka, distribuirano okruženje i modularni razvoj aplikacija. Naglasak je stavljen na alate i platforme koje omogućuju skalabilnost, pouzdanost i jednostavnu integraciju različitih komponenti sustava.</w:t>
+        <w:rPr>
+          <w:b/>
+          <w:bCs/>
+        </w:rPr>
+        <w:t>Pregled korištenih sustava i njihove uloge:</w:t>
       </w:r>
     </w:p>
     <w:p>
       <w:pPr>
         <w:pStyle w:val="Odlomak"/>
-      </w:pPr>
-      <w:r>
-        <w:t>Za razvoj aplikacijskog sloja korišten je programski jezik Python zbog svoje čitljivosti, široke podrške za rad s bazama podataka te jednostavne integracije s ostalim tehnologijama u sustavu. Web aplikacija implementirana je kao lagani backend servis koji obrađuje zahtjeve korisnika i komunicira s bazama podataka.</w:t>
-      </w:r>
-    </w:p>
+        <w:ind w:firstLine="0"/>
+      </w:pPr>
+    </w:p>
+    <w:tbl>
+      <w:tblPr>
+        <w:tblStyle w:val="Obinatablica3"/>
+        <w:tblW w:w="0" w:type="auto"/>
+        <w:tblLook w:val="04A0" w:firstRow="1" w:lastRow="0" w:firstColumn="1" w:lastColumn="0" w:noHBand="0" w:noVBand="1"/>
+      </w:tblPr>
+      <w:tblGrid>
+        <w:gridCol w:w="2679"/>
+        <w:gridCol w:w="2953"/>
+        <w:gridCol w:w="3155"/>
+      </w:tblGrid>
+      <w:tr>
+        <w:trPr>
+          <w:cnfStyle w:val="100000000000" w:firstRow="1" w:lastRow="0" w:firstColumn="0" w:lastColumn="0" w:oddVBand="0" w:evenVBand="0" w:oddHBand="0" w:evenHBand="0" w:firstRowFirstColumn="0" w:firstRowLastColumn="0" w:lastRowFirstColumn="0" w:lastRowLastColumn="0"/>
+        </w:trPr>
+        <w:tc>
+          <w:tcPr>
+            <w:cnfStyle w:val="001000000100" w:firstRow="0" w:lastRow="0" w:firstColumn="1" w:lastColumn="0" w:oddVBand="0" w:evenVBand="0" w:oddHBand="0" w:evenHBand="0" w:firstRowFirstColumn="1" w:firstRowLastColumn="0" w:lastRowFirstColumn="0" w:lastRowLastColumn="0"/>
+            <w:tcW w:w="0" w:type="auto"/>
+            <w:hideMark/>
+          </w:tcPr>
+          <w:p>
+            <w:pPr>
+              <w:pStyle w:val="Odlomak"/>
+            </w:pPr>
+            <w:r>
+              <w:t>Komponenta</w:t>
+            </w:r>
+          </w:p>
+        </w:tc>
+        <w:tc>
+          <w:tcPr>
+            <w:tcW w:w="0" w:type="auto"/>
+            <w:hideMark/>
+          </w:tcPr>
+          <w:p>
+            <w:pPr>
+              <w:pStyle w:val="Odlomak"/>
+              <w:cnfStyle w:val="100000000000" w:firstRow="1" w:lastRow="0" w:firstColumn="0" w:lastColumn="0" w:oddVBand="0" w:evenVBand="0" w:oddHBand="0" w:evenHBand="0" w:firstRowFirstColumn="0" w:firstRowLastColumn="0" w:lastRowFirstColumn="0" w:lastRowLastColumn="0"/>
+            </w:pPr>
+            <w:r>
+              <w:t>Svrha i razlog odabira</w:t>
+            </w:r>
+          </w:p>
+        </w:tc>
+        <w:tc>
+          <w:tcPr>
+            <w:tcW w:w="0" w:type="auto"/>
+            <w:hideMark/>
+          </w:tcPr>
+          <w:p>
+            <w:pPr>
+              <w:pStyle w:val="Odlomak"/>
+              <w:cnfStyle w:val="100000000000" w:firstRow="1" w:lastRow="0" w:firstColumn="0" w:lastColumn="0" w:oddVBand="0" w:evenVBand="0" w:oddHBand="0" w:evenHBand="0" w:firstRowFirstColumn="0" w:firstRowLastColumn="0" w:lastRowFirstColumn="0" w:lastRowLastColumn="0"/>
+            </w:pPr>
+            <w:r>
+              <w:t>Interakcija u sustavu</w:t>
+            </w:r>
+          </w:p>
+        </w:tc>
+      </w:tr>
+      <w:tr>
+        <w:trPr>
+          <w:cnfStyle w:val="000000100000" w:firstRow="0" w:lastRow="0" w:firstColumn="0" w:lastColumn="0" w:oddVBand="0" w:evenVBand="0" w:oddHBand="1" w:evenHBand="0" w:firstRowFirstColumn="0" w:firstRowLastColumn="0" w:lastRowFirstColumn="0" w:lastRowLastColumn="0"/>
+        </w:trPr>
+        <w:tc>
+          <w:tcPr>
+            <w:cnfStyle w:val="001000000000" w:firstRow="0" w:lastRow="0" w:firstColumn="1" w:lastColumn="0" w:oddVBand="0" w:evenVBand="0" w:oddHBand="0" w:evenHBand="0" w:firstRowFirstColumn="0" w:firstRowLastColumn="0" w:lastRowFirstColumn="0" w:lastRowLastColumn="0"/>
+            <w:tcW w:w="0" w:type="auto"/>
+            <w:hideMark/>
+          </w:tcPr>
+          <w:p>
+            <w:pPr>
+              <w:pStyle w:val="Odlomak"/>
+              <w:rPr>
+                <w:b w:val="0"/>
+                <w:bCs w:val="0"/>
+              </w:rPr>
+            </w:pPr>
+            <w:r>
+              <w:rPr>
+                <w:b w:val="0"/>
+                <w:bCs w:val="0"/>
+              </w:rPr>
+              <w:t>Nginx</w:t>
+            </w:r>
+          </w:p>
+        </w:tc>
+        <w:tc>
+          <w:tcPr>
+            <w:tcW w:w="0" w:type="auto"/>
+            <w:hideMark/>
+          </w:tcPr>
+          <w:p>
+            <w:pPr>
+              <w:pStyle w:val="Odlomak"/>
+              <w:jc w:val="right"/>
+              <w:cnfStyle w:val="000000100000" w:firstRow="0" w:lastRow="0" w:firstColumn="0" w:lastColumn="0" w:oddVBand="0" w:evenVBand="0" w:oddHBand="1" w:evenHBand="0" w:firstRowFirstColumn="0" w:firstRowLastColumn="0" w:lastRowFirstColumn="0" w:lastRowLastColumn="0"/>
+            </w:pPr>
+            <w:proofErr w:type="spellStart"/>
+            <w:r>
+              <w:t>Load</w:t>
+            </w:r>
+            <w:proofErr w:type="spellEnd"/>
+            <w:r>
+              <w:t xml:space="preserve"> </w:t>
+            </w:r>
+            <w:proofErr w:type="spellStart"/>
+            <w:r>
+              <w:t>balancer</w:t>
+            </w:r>
+            <w:proofErr w:type="spellEnd"/>
+            <w:r>
+              <w:t xml:space="preserve"> / Proxy: Jednostavna distribucija zahtjeva i zaštita pozadinskih servisa.</w:t>
+            </w:r>
+          </w:p>
+        </w:tc>
+        <w:tc>
+          <w:tcPr>
+            <w:tcW w:w="0" w:type="auto"/>
+            <w:hideMark/>
+          </w:tcPr>
+          <w:p>
+            <w:pPr>
+              <w:pStyle w:val="Odlomak"/>
+              <w:jc w:val="right"/>
+              <w:cnfStyle w:val="000000100000" w:firstRow="0" w:lastRow="0" w:firstColumn="0" w:lastColumn="0" w:oddVBand="0" w:evenVBand="0" w:oddHBand="1" w:evenHBand="0" w:firstRowFirstColumn="0" w:firstRowLastColumn="0" w:lastRowFirstColumn="0" w:lastRowLastColumn="0"/>
+            </w:pPr>
+            <w:r>
+              <w:t xml:space="preserve">Prosljeđuje HTTP zahtjeve prema </w:t>
+            </w:r>
+            <w:proofErr w:type="spellStart"/>
+            <w:r>
+              <w:t>Flask</w:t>
+            </w:r>
+            <w:proofErr w:type="spellEnd"/>
+            <w:r>
+              <w:t xml:space="preserve"> instancama (</w:t>
+            </w:r>
+            <w:proofErr w:type="spellStart"/>
+            <w:r>
+              <w:t>Round-robin</w:t>
+            </w:r>
+            <w:proofErr w:type="spellEnd"/>
+            <w:r>
+              <w:t>).</w:t>
+            </w:r>
+          </w:p>
+        </w:tc>
+      </w:tr>
+      <w:tr>
+        <w:tc>
+          <w:tcPr>
+            <w:cnfStyle w:val="001000000000" w:firstRow="0" w:lastRow="0" w:firstColumn="1" w:lastColumn="0" w:oddVBand="0" w:evenVBand="0" w:oddHBand="0" w:evenHBand="0" w:firstRowFirstColumn="0" w:firstRowLastColumn="0" w:lastRowFirstColumn="0" w:lastRowLastColumn="0"/>
+            <w:tcW w:w="0" w:type="auto"/>
+            <w:hideMark/>
+          </w:tcPr>
+          <w:p>
+            <w:pPr>
+              <w:pStyle w:val="Odlomak"/>
+              <w:rPr>
+                <w:b w:val="0"/>
+                <w:bCs w:val="0"/>
+              </w:rPr>
+            </w:pPr>
+            <w:r>
+              <w:rPr>
+                <w:b w:val="0"/>
+                <w:bCs w:val="0"/>
+              </w:rPr>
+              <w:t>MongoDB</w:t>
+            </w:r>
+          </w:p>
+        </w:tc>
+        <w:tc>
+          <w:tcPr>
+            <w:tcW w:w="0" w:type="auto"/>
+            <w:hideMark/>
+          </w:tcPr>
+          <w:p>
+            <w:pPr>
+              <w:pStyle w:val="Odlomak"/>
+              <w:jc w:val="right"/>
+              <w:cnfStyle w:val="000000000000" w:firstRow="0" w:lastRow="0" w:firstColumn="0" w:lastColumn="0" w:oddVBand="0" w:evenVBand="0" w:oddHBand="0" w:evenHBand="0" w:firstRowFirstColumn="0" w:firstRowLastColumn="0" w:lastRowFirstColumn="0" w:lastRowLastColumn="0"/>
+            </w:pPr>
+            <w:r>
+              <w:t>Primarna baza: Pohrana pošiljaka; fleksibilan model i visoka dostupnost kroz replikaciju.</w:t>
+            </w:r>
+          </w:p>
+        </w:tc>
+        <w:tc>
+          <w:tcPr>
+            <w:tcW w:w="0" w:type="auto"/>
+            <w:hideMark/>
+          </w:tcPr>
+          <w:p>
+            <w:pPr>
+              <w:pStyle w:val="Odlomak"/>
+              <w:jc w:val="right"/>
+              <w:cnfStyle w:val="000000000000" w:firstRow="0" w:lastRow="0" w:firstColumn="0" w:lastColumn="0" w:oddVBand="0" w:evenVBand="0" w:oddHBand="0" w:evenHBand="0" w:firstRowFirstColumn="0" w:firstRowLastColumn="0" w:lastRowFirstColumn="0" w:lastRowLastColumn="0"/>
+            </w:pPr>
+            <w:r>
+              <w:t>Web aplikacija vrši CRUD operacije nad kolekcijom pošiljaka.</w:t>
+            </w:r>
+          </w:p>
+        </w:tc>
+      </w:tr>
+      <w:tr>
+        <w:trPr>
+          <w:cnfStyle w:val="000000100000" w:firstRow="0" w:lastRow="0" w:firstColumn="0" w:lastColumn="0" w:oddVBand="0" w:evenVBand="0" w:oddHBand="1" w:evenHBand="0" w:firstRowFirstColumn="0" w:firstRowLastColumn="0" w:lastRowFirstColumn="0" w:lastRowLastColumn="0"/>
+        </w:trPr>
+        <w:tc>
+          <w:tcPr>
+            <w:cnfStyle w:val="001000000000" w:firstRow="0" w:lastRow="0" w:firstColumn="1" w:lastColumn="0" w:oddVBand="0" w:evenVBand="0" w:oddHBand="0" w:evenHBand="0" w:firstRowFirstColumn="0" w:firstRowLastColumn="0" w:lastRowFirstColumn="0" w:lastRowLastColumn="0"/>
+            <w:tcW w:w="0" w:type="auto"/>
+            <w:hideMark/>
+          </w:tcPr>
+          <w:p>
+            <w:pPr>
+              <w:pStyle w:val="Odlomak"/>
+              <w:rPr>
+                <w:b w:val="0"/>
+                <w:bCs w:val="0"/>
+              </w:rPr>
+            </w:pPr>
+            <w:r>
+              <w:rPr>
+                <w:b w:val="0"/>
+                <w:bCs w:val="0"/>
+              </w:rPr>
+              <w:t>Neo4j</w:t>
+            </w:r>
+          </w:p>
+        </w:tc>
+        <w:tc>
+          <w:tcPr>
+            <w:tcW w:w="0" w:type="auto"/>
+            <w:hideMark/>
+          </w:tcPr>
+          <w:p>
+            <w:pPr>
+              <w:pStyle w:val="Odlomak"/>
+              <w:jc w:val="right"/>
+              <w:cnfStyle w:val="000000100000" w:firstRow="0" w:lastRow="0" w:firstColumn="0" w:lastColumn="0" w:oddVBand="0" w:evenVBand="0" w:oddHBand="1" w:evenHBand="0" w:firstRowFirstColumn="0" w:firstRowLastColumn="0" w:lastRowFirstColumn="0" w:lastRowLastColumn="0"/>
+            </w:pPr>
+            <w:r>
+              <w:t xml:space="preserve">Graf baza: Prirodno modeliranje logističke mreže i </w:t>
+            </w:r>
+            <w:proofErr w:type="spellStart"/>
+            <w:r>
+              <w:t>nativni</w:t>
+            </w:r>
+            <w:proofErr w:type="spellEnd"/>
+            <w:r>
+              <w:t xml:space="preserve"> </w:t>
+            </w:r>
+            <w:proofErr w:type="spellStart"/>
+            <w:r>
+              <w:rPr>
+                <w:i/>
+                <w:iCs/>
+              </w:rPr>
+              <w:t>shortest-path</w:t>
+            </w:r>
+            <w:proofErr w:type="spellEnd"/>
+            <w:r>
+              <w:t xml:space="preserve"> algoritmi.</w:t>
+            </w:r>
+          </w:p>
+        </w:tc>
+        <w:tc>
+          <w:tcPr>
+            <w:tcW w:w="0" w:type="auto"/>
+            <w:hideMark/>
+          </w:tcPr>
+          <w:p>
+            <w:pPr>
+              <w:pStyle w:val="Odlomak"/>
+              <w:jc w:val="right"/>
+              <w:cnfStyle w:val="000000100000" w:firstRow="0" w:lastRow="0" w:firstColumn="0" w:lastColumn="0" w:oddVBand="0" w:evenVBand="0" w:oddHBand="1" w:evenHBand="0" w:firstRowFirstColumn="0" w:firstRowLastColumn="0" w:lastRowFirstColumn="0" w:lastRowLastColumn="0"/>
+            </w:pPr>
+            <w:r>
+              <w:t xml:space="preserve">Web aplikacija šalje </w:t>
+            </w:r>
+            <w:proofErr w:type="spellStart"/>
+            <w:r>
+              <w:t>Cypher</w:t>
+            </w:r>
+            <w:proofErr w:type="spellEnd"/>
+            <w:r>
+              <w:t xml:space="preserve"> upite za izračun optimalnih ruta.</w:t>
+            </w:r>
+          </w:p>
+        </w:tc>
+      </w:tr>
+      <w:tr>
+        <w:tc>
+          <w:tcPr>
+            <w:cnfStyle w:val="001000000000" w:firstRow="0" w:lastRow="0" w:firstColumn="1" w:lastColumn="0" w:oddVBand="0" w:evenVBand="0" w:oddHBand="0" w:evenHBand="0" w:firstRowFirstColumn="0" w:firstRowLastColumn="0" w:lastRowFirstColumn="0" w:lastRowLastColumn="0"/>
+            <w:tcW w:w="0" w:type="auto"/>
+            <w:hideMark/>
+          </w:tcPr>
+          <w:p>
+            <w:pPr>
+              <w:pStyle w:val="Odlomak"/>
+              <w:rPr>
+                <w:b w:val="0"/>
+                <w:bCs w:val="0"/>
+              </w:rPr>
+            </w:pPr>
+            <w:r>
+              <w:rPr>
+                <w:b w:val="0"/>
+                <w:bCs w:val="0"/>
+              </w:rPr>
+              <w:t>Redpanda</w:t>
+            </w:r>
+          </w:p>
+        </w:tc>
+        <w:tc>
+          <w:tcPr>
+            <w:tcW w:w="0" w:type="auto"/>
+            <w:hideMark/>
+          </w:tcPr>
+          <w:p>
+            <w:pPr>
+              <w:pStyle w:val="Odlomak"/>
+              <w:jc w:val="right"/>
+              <w:cnfStyle w:val="000000000000" w:firstRow="0" w:lastRow="0" w:firstColumn="0" w:lastColumn="0" w:oddVBand="0" w:evenVBand="0" w:oddHBand="0" w:evenHBand="0" w:firstRowFirstColumn="0" w:firstRowLastColumn="0" w:lastRowFirstColumn="0" w:lastRowLastColumn="0"/>
+            </w:pPr>
+            <w:r>
+              <w:t>Event Streaming: Prijenos GPS događaja u realnom vremenu; potpuno odvajanje (</w:t>
+            </w:r>
+            <w:proofErr w:type="spellStart"/>
+            <w:r>
+              <w:t>decoupling</w:t>
+            </w:r>
+            <w:proofErr w:type="spellEnd"/>
+            <w:r>
+              <w:t>) servisa.</w:t>
+            </w:r>
+          </w:p>
+        </w:tc>
+        <w:tc>
+          <w:tcPr>
+            <w:tcW w:w="0" w:type="auto"/>
+            <w:hideMark/>
+          </w:tcPr>
+          <w:p>
+            <w:pPr>
+              <w:pStyle w:val="Odlomak"/>
+              <w:jc w:val="right"/>
+              <w:cnfStyle w:val="000000000000" w:firstRow="0" w:lastRow="0" w:firstColumn="0" w:lastColumn="0" w:oddVBand="0" w:evenVBand="0" w:oddHBand="0" w:evenHBand="0" w:firstRowFirstColumn="0" w:firstRowLastColumn="0" w:lastRowFirstColumn="0" w:lastRowLastColumn="0"/>
+            </w:pPr>
+            <w:r>
+              <w:t xml:space="preserve">Web API šalje GPS događaje u </w:t>
+            </w:r>
+            <w:proofErr w:type="spellStart"/>
+            <w:r>
+              <w:t>topic</w:t>
+            </w:r>
+            <w:proofErr w:type="spellEnd"/>
+            <w:r>
+              <w:t xml:space="preserve">; </w:t>
+            </w:r>
+            <w:proofErr w:type="spellStart"/>
+            <w:r>
+              <w:t>Consumer</w:t>
+            </w:r>
+            <w:proofErr w:type="spellEnd"/>
+            <w:r>
+              <w:t xml:space="preserve"> ih preuzima.</w:t>
+            </w:r>
+          </w:p>
+        </w:tc>
+      </w:tr>
+      <w:tr>
+        <w:trPr>
+          <w:cnfStyle w:val="000000100000" w:firstRow="0" w:lastRow="0" w:firstColumn="0" w:lastColumn="0" w:oddVBand="0" w:evenVBand="0" w:oddHBand="1" w:evenHBand="0" w:firstRowFirstColumn="0" w:firstRowLastColumn="0" w:lastRowFirstColumn="0" w:lastRowLastColumn="0"/>
+        </w:trPr>
+        <w:tc>
+          <w:tcPr>
+            <w:cnfStyle w:val="001000000000" w:firstRow="0" w:lastRow="0" w:firstColumn="1" w:lastColumn="0" w:oddVBand="0" w:evenVBand="0" w:oddHBand="0" w:evenHBand="0" w:firstRowFirstColumn="0" w:firstRowLastColumn="0" w:lastRowFirstColumn="0" w:lastRowLastColumn="0"/>
+            <w:tcW w:w="0" w:type="auto"/>
+            <w:hideMark/>
+          </w:tcPr>
+          <w:p>
+            <w:pPr>
+              <w:pStyle w:val="Odlomak"/>
+              <w:rPr>
+                <w:b w:val="0"/>
+                <w:bCs w:val="0"/>
+              </w:rPr>
+            </w:pPr>
+            <w:r>
+              <w:rPr>
+                <w:b w:val="0"/>
+                <w:bCs w:val="0"/>
+              </w:rPr>
+              <w:t>Location Consumer</w:t>
+            </w:r>
+          </w:p>
+        </w:tc>
+        <w:tc>
+          <w:tcPr>
+            <w:tcW w:w="0" w:type="auto"/>
+            <w:hideMark/>
+          </w:tcPr>
+          <w:p>
+            <w:pPr>
+              <w:pStyle w:val="Odlomak"/>
+              <w:jc w:val="right"/>
+              <w:cnfStyle w:val="000000100000" w:firstRow="0" w:lastRow="0" w:firstColumn="0" w:lastColumn="0" w:oddVBand="0" w:evenVBand="0" w:oddHBand="1" w:evenHBand="0" w:firstRowFirstColumn="0" w:firstRowLastColumn="0" w:lastRowFirstColumn="0" w:lastRowLastColumn="0"/>
+            </w:pPr>
+            <w:r>
+              <w:t>Procesor događaja: Asinkrona obrada podataka bez usporavanja glavnog API-ja.</w:t>
+            </w:r>
+          </w:p>
+        </w:tc>
+        <w:tc>
+          <w:tcPr>
+            <w:tcW w:w="0" w:type="auto"/>
+            <w:hideMark/>
+          </w:tcPr>
+          <w:p>
+            <w:pPr>
+              <w:pStyle w:val="Odlomak"/>
+              <w:jc w:val="right"/>
+              <w:cnfStyle w:val="000000100000" w:firstRow="0" w:lastRow="0" w:firstColumn="0" w:lastColumn="0" w:oddVBand="0" w:evenVBand="0" w:oddHBand="1" w:evenHBand="0" w:firstRowFirstColumn="0" w:firstRowLastColumn="0" w:lastRowFirstColumn="0" w:lastRowLastColumn="0"/>
+            </w:pPr>
+            <w:r>
+              <w:t xml:space="preserve">Čita iz </w:t>
+            </w:r>
+            <w:proofErr w:type="spellStart"/>
+            <w:r>
+              <w:t>Redpande</w:t>
+            </w:r>
+            <w:proofErr w:type="spellEnd"/>
+            <w:r>
+              <w:t xml:space="preserve"> i zapisuje lokacije u </w:t>
+            </w:r>
+            <w:proofErr w:type="spellStart"/>
+            <w:r>
+              <w:t>MongoDB</w:t>
+            </w:r>
+            <w:proofErr w:type="spellEnd"/>
+            <w:r>
+              <w:t xml:space="preserve"> i </w:t>
+            </w:r>
+            <w:proofErr w:type="spellStart"/>
+            <w:r>
+              <w:t>OpenSearch</w:t>
+            </w:r>
+            <w:proofErr w:type="spellEnd"/>
+            <w:r>
+              <w:t>.</w:t>
+            </w:r>
+          </w:p>
+        </w:tc>
+      </w:tr>
+      <w:tr>
+        <w:tc>
+          <w:tcPr>
+            <w:cnfStyle w:val="001000000000" w:firstRow="0" w:lastRow="0" w:firstColumn="1" w:lastColumn="0" w:oddVBand="0" w:evenVBand="0" w:oddHBand="0" w:evenHBand="0" w:firstRowFirstColumn="0" w:firstRowLastColumn="0" w:lastRowFirstColumn="0" w:lastRowLastColumn="0"/>
+            <w:tcW w:w="0" w:type="auto"/>
+            <w:hideMark/>
+          </w:tcPr>
+          <w:p>
+            <w:pPr>
+              <w:pStyle w:val="Odlomak"/>
+              <w:rPr>
+                <w:b w:val="0"/>
+                <w:bCs w:val="0"/>
+              </w:rPr>
+            </w:pPr>
+            <w:r>
+              <w:rPr>
+                <w:b w:val="0"/>
+                <w:bCs w:val="0"/>
+              </w:rPr>
+              <w:t>OpenSearch</w:t>
+            </w:r>
+          </w:p>
+        </w:tc>
+        <w:tc>
+          <w:tcPr>
+            <w:tcW w:w="0" w:type="auto"/>
+            <w:hideMark/>
+          </w:tcPr>
+          <w:p>
+            <w:pPr>
+              <w:pStyle w:val="Odlomak"/>
+              <w:jc w:val="right"/>
+              <w:cnfStyle w:val="000000000000" w:firstRow="0" w:lastRow="0" w:firstColumn="0" w:lastColumn="0" w:oddVBand="0" w:evenVBand="0" w:oddHBand="0" w:evenHBand="0" w:firstRowFirstColumn="0" w:firstRowLastColumn="0" w:lastRowFirstColumn="0" w:lastRowLastColumn="0"/>
+            </w:pPr>
+            <w:r>
+              <w:t xml:space="preserve">Pretraga i analitika: Brzo </w:t>
+            </w:r>
+            <w:proofErr w:type="spellStart"/>
+            <w:r>
+              <w:t>full-text</w:t>
+            </w:r>
+            <w:proofErr w:type="spellEnd"/>
+            <w:r>
+              <w:t xml:space="preserve"> pretraživanje pošiljaka i centralizirana obrada logova.</w:t>
+            </w:r>
+          </w:p>
+        </w:tc>
+        <w:tc>
+          <w:tcPr>
+            <w:tcW w:w="0" w:type="auto"/>
+            <w:hideMark/>
+          </w:tcPr>
+          <w:p>
+            <w:pPr>
+              <w:pStyle w:val="Odlomak"/>
+              <w:jc w:val="right"/>
+              <w:cnfStyle w:val="000000000000" w:firstRow="0" w:lastRow="0" w:firstColumn="0" w:lastColumn="0" w:oddVBand="0" w:evenVBand="0" w:oddHBand="0" w:evenHBand="0" w:firstRowFirstColumn="0" w:firstRowLastColumn="0" w:lastRowFirstColumn="0" w:lastRowLastColumn="0"/>
+            </w:pPr>
+            <w:r>
+              <w:t xml:space="preserve">Indeksira podatke iz aplikacije i logove koje šalje </w:t>
+            </w:r>
+            <w:proofErr w:type="spellStart"/>
+            <w:r>
+              <w:t>Fluent</w:t>
+            </w:r>
+            <w:proofErr w:type="spellEnd"/>
+            <w:r>
+              <w:t xml:space="preserve"> Bit.</w:t>
+            </w:r>
+          </w:p>
+        </w:tc>
+      </w:tr>
+      <w:tr>
+        <w:trPr>
+          <w:cnfStyle w:val="000000100000" w:firstRow="0" w:lastRow="0" w:firstColumn="0" w:lastColumn="0" w:oddVBand="0" w:evenVBand="0" w:oddHBand="1" w:evenHBand="0" w:firstRowFirstColumn="0" w:firstRowLastColumn="0" w:lastRowFirstColumn="0" w:lastRowLastColumn="0"/>
+        </w:trPr>
+        <w:tc>
+          <w:tcPr>
+            <w:cnfStyle w:val="001000000000" w:firstRow="0" w:lastRow="0" w:firstColumn="1" w:lastColumn="0" w:oddVBand="0" w:evenVBand="0" w:oddHBand="0" w:evenHBand="0" w:firstRowFirstColumn="0" w:firstRowLastColumn="0" w:lastRowFirstColumn="0" w:lastRowLastColumn="0"/>
+            <w:tcW w:w="0" w:type="auto"/>
+            <w:hideMark/>
+          </w:tcPr>
+          <w:p>
+            <w:pPr>
+              <w:pStyle w:val="Odlomak"/>
+              <w:rPr>
+                <w:b w:val="0"/>
+                <w:bCs w:val="0"/>
+              </w:rPr>
+            </w:pPr>
+            <w:r>
+              <w:rPr>
+                <w:b w:val="0"/>
+                <w:bCs w:val="0"/>
+              </w:rPr>
+              <w:t>Fluent Bit</w:t>
+            </w:r>
+          </w:p>
+        </w:tc>
+        <w:tc>
+          <w:tcPr>
+            <w:tcW w:w="0" w:type="auto"/>
+            <w:hideMark/>
+          </w:tcPr>
+          <w:p>
+            <w:pPr>
+              <w:pStyle w:val="Odlomak"/>
+              <w:jc w:val="right"/>
+              <w:cnfStyle w:val="000000100000" w:firstRow="0" w:lastRow="0" w:firstColumn="0" w:lastColumn="0" w:oddVBand="0" w:evenVBand="0" w:oddHBand="1" w:evenHBand="0" w:firstRowFirstColumn="0" w:firstRowLastColumn="0" w:lastRowFirstColumn="0" w:lastRowLastColumn="0"/>
+            </w:pPr>
+            <w:r>
+              <w:t>Log agent: Izuzetno lagan servis za sakupljanje i slanje logova iz svih kontejnera.</w:t>
+            </w:r>
+          </w:p>
+        </w:tc>
+        <w:tc>
+          <w:tcPr>
+            <w:tcW w:w="0" w:type="auto"/>
+            <w:hideMark/>
+          </w:tcPr>
+          <w:p>
+            <w:pPr>
+              <w:pStyle w:val="Odlomak"/>
+              <w:jc w:val="right"/>
+              <w:cnfStyle w:val="000000100000" w:firstRow="0" w:lastRow="0" w:firstColumn="0" w:lastColumn="0" w:oddVBand="0" w:evenVBand="0" w:oddHBand="1" w:evenHBand="0" w:firstRowFirstColumn="0" w:firstRowLastColumn="0" w:lastRowFirstColumn="0" w:lastRowLastColumn="0"/>
+            </w:pPr>
+            <w:r>
+              <w:t xml:space="preserve">Prikuplja logove servisa i šalje ih u </w:t>
+            </w:r>
+            <w:proofErr w:type="spellStart"/>
+            <w:r>
+              <w:t>OpenSearch</w:t>
+            </w:r>
+            <w:proofErr w:type="spellEnd"/>
+            <w:r>
+              <w:t xml:space="preserve"> na analizu.</w:t>
+            </w:r>
+          </w:p>
+        </w:tc>
+      </w:tr>
+    </w:tbl>
     <w:p>
       <w:pPr>
         <w:pStyle w:val="Odlomak"/>
-      </w:pPr>
-      <w:r>
-        <w:t>Nginx je korišten kao web poslužitelj i reverse proxy, s ciljem raspodjele opterećenja i usmjeravanja zahtjeva prema aplikacijskim servisima. Ovakav pristup omogućuje bolju dostupnost sustava te predstavlja osnovu za horizontalno skaliranje aplikacije.</w:t>
-      </w:r>
-    </w:p>
-    <w:p>
-      <w:pPr>
-        <w:pStyle w:val="Odlomak"/>
-      </w:pPr>
-      <w:r>
-        <w:t>Za pohranu podataka korištene su različite vrste baza podataka, ovisno o prirodi podataka. MongoDB je odabran kao dokumentna baza zbog fleksibilne sheme i mogućnosti replikacije, što je pogodno za rad s podacima o pošiljkama koji se često mijenjaju. Neo4j je korišten za grafovski model podataka jer omogućuje prirodno modeliranje logističke mreže i efikasno izvođenje upita nad vezama između čvorova. OpenSearch je uveden radi brzog pretraživanja i analize velikog broja zapisa, dok OpenSearch Dashboards služi za vizualizaciju i pregled podataka.</w:t>
-      </w:r>
-    </w:p>
-    <w:p>
-      <w:pPr>
-        <w:pStyle w:val="Odlomak"/>
-      </w:pPr>
-      <w:r>
-        <w:t>Cijeli sustav je kontejneriziran pomoću Dockera, čime je osigurana izolacija pojedinih servisa i jednostavno pokretanje sustava u različitim okruženjima. Docker Compose korišten je za orkestraciju kontejnera i definiranje odnosa između servisa. Dodatno, Fluent Bit korišten je za prikupljanje i obradu logova, čime se omogućuje centralizirano praćenje rada sustava.</w:t>
-      </w:r>
-    </w:p>
-    <w:p>
-      <w:pPr>
-        <w:pStyle w:val="Odlomak"/>
-      </w:pPr>
-    </w:p>
-    <w:p>
-      <w:pPr>
-        <w:pStyle w:val="Odlomak"/>
-      </w:pPr>
-    </w:p>
-    <w:p>
-      <w:pPr>
-        <w:pStyle w:val="Odlomak"/>
-      </w:pPr>
-    </w:p>
-    <w:p>
-      <w:pPr>
-        <w:pStyle w:val="Odlomak"/>
-      </w:pPr>
-    </w:p>
-    <w:p>
-      <w:pPr>
-        <w:pStyle w:val="Odlomak"/>
-      </w:pPr>
-    </w:p>
-    <w:p>
-      <w:pPr>
-        <w:pStyle w:val="Odlomak"/>
-      </w:pPr>
-    </w:p>
-    <w:p>
-      <w:pPr>
-        <w:pStyle w:val="Odlomak"/>
-      </w:pPr>
-    </w:p>
-    <w:p>
-      <w:pPr>
-        <w:pStyle w:val="Odlomak"/>
-      </w:pPr>
-    </w:p>
-    <w:p>
-      <w:pPr>
-        <w:pStyle w:val="Odlomak"/>
-      </w:pPr>
-    </w:p>
-    <w:p>
-      <w:pPr>
-        <w:pStyle w:val="Odlomak"/>
+        <w:ind w:firstLine="0"/>
       </w:pPr>
     </w:p>
     <w:p>
@@ -2688,9 +7895,6 @@
           <w:lang w:eastAsia="en-US"/>
         </w:rPr>
       </w:pPr>
-      <w:r>
-        <w:br w:type="page"/>
-      </w:r>
     </w:p>
     <w:p>
       <w:pPr>
@@ -2700,12 +7904,12 @@
           <w:numId w:val="8"/>
         </w:numPr>
       </w:pPr>
-      <w:bookmarkStart w:id="9" w:name="_Toc219369976"/>
+      <w:bookmarkStart w:id="18" w:name="_Toc220514074"/>
       <w:r>
         <w:lastRenderedPageBreak/>
         <w:t>IMPLEMENTACIJA</w:t>
       </w:r>
-      <w:bookmarkEnd w:id="9"/>
+      <w:bookmarkEnd w:id="18"/>
     </w:p>
     <w:p/>
     <w:p>
@@ -2716,14 +7920,14 @@
           <w:numId w:val="8"/>
         </w:numPr>
       </w:pPr>
-      <w:bookmarkStart w:id="10" w:name="_Toc219369977"/>
+      <w:bookmarkStart w:id="19" w:name="_Toc220514075"/>
       <w:r>
         <w:t xml:space="preserve">Faza 1 - </w:t>
       </w:r>
       <w:r>
         <w:t>kreiranje, statusi, dokument DB model</w:t>
       </w:r>
-      <w:bookmarkEnd w:id="10"/>
+      <w:bookmarkEnd w:id="19"/>
     </w:p>
     <w:p/>
     <w:p>
@@ -2842,7 +8046,7 @@
           <w:numId w:val="8"/>
         </w:numPr>
       </w:pPr>
-      <w:bookmarkStart w:id="11" w:name="_Toc219369978"/>
+      <w:bookmarkStart w:id="20" w:name="_Toc220514076"/>
       <w:r>
         <w:lastRenderedPageBreak/>
         <w:t xml:space="preserve">Faza 2 - </w:t>
@@ -2850,7 +8054,7 @@
       <w:r>
         <w:t>logistička mreža, graf model</w:t>
       </w:r>
-      <w:bookmarkEnd w:id="11"/>
+      <w:bookmarkEnd w:id="20"/>
     </w:p>
     <w:p/>
     <w:p>
@@ -2991,7 +8195,7 @@
           <w:numId w:val="8"/>
         </w:numPr>
       </w:pPr>
-      <w:bookmarkStart w:id="12" w:name="_Toc219369979"/>
+      <w:bookmarkStart w:id="21" w:name="_Toc220514077"/>
       <w:r>
         <w:lastRenderedPageBreak/>
         <w:t xml:space="preserve">Faza 3 - </w:t>
@@ -2999,7 +8203,7 @@
       <w:r>
         <w:t>GPS real-time, event modeli, indeksiranje</w:t>
       </w:r>
-      <w:bookmarkEnd w:id="12"/>
+      <w:bookmarkEnd w:id="21"/>
     </w:p>
     <w:p/>
     <w:p>
@@ -3141,7 +8345,7 @@
           <w:numId w:val="8"/>
         </w:numPr>
       </w:pPr>
-      <w:bookmarkStart w:id="13" w:name="_Toc219369980"/>
+      <w:bookmarkStart w:id="22" w:name="_Toc220514078"/>
       <w:r>
         <w:lastRenderedPageBreak/>
         <w:t xml:space="preserve">Faza 4 - </w:t>
@@ -3149,7 +8353,7 @@
       <w:r>
         <w:t>ML, batch priprema</w:t>
       </w:r>
-      <w:bookmarkEnd w:id="13"/>
+      <w:bookmarkEnd w:id="22"/>
     </w:p>
     <w:p/>
     <w:p>
@@ -3297,12 +8501,12 @@
           <w:numId w:val="8"/>
         </w:numPr>
       </w:pPr>
-      <w:bookmarkStart w:id="14" w:name="_Toc219369981"/>
+      <w:bookmarkStart w:id="23" w:name="_Toc220514079"/>
       <w:r>
         <w:lastRenderedPageBreak/>
         <w:t>TESTIRANJE</w:t>
       </w:r>
-      <w:bookmarkEnd w:id="14"/>
+      <w:bookmarkEnd w:id="23"/>
     </w:p>
     <w:p>
       <w:pPr>
@@ -3447,12 +8651,12 @@
           <w:numId w:val="8"/>
         </w:numPr>
       </w:pPr>
-      <w:bookmarkStart w:id="15" w:name="_Toc219369982"/>
+      <w:bookmarkStart w:id="24" w:name="_Toc220514080"/>
       <w:r>
         <w:lastRenderedPageBreak/>
         <w:t>BUDUĆI RAZVOJ</w:t>
       </w:r>
-      <w:bookmarkEnd w:id="15"/>
+      <w:bookmarkEnd w:id="24"/>
     </w:p>
     <w:p/>
     <w:p>
@@ -4966,11 +10170,11 @@
           <w:numId w:val="8"/>
         </w:numPr>
       </w:pPr>
-      <w:bookmarkStart w:id="16" w:name="_Toc219369983"/>
+      <w:bookmarkStart w:id="25" w:name="_Toc220514081"/>
       <w:r>
         <w:t>ZAKLJUČAK</w:t>
       </w:r>
-      <w:bookmarkEnd w:id="16"/>
+      <w:bookmarkEnd w:id="25"/>
     </w:p>
     <w:p/>
     <w:p>
@@ -26823,6 +32027,7 @@
   <w:style w:type="character" w:default="1" w:styleId="Zadanifontodlomka">
     <w:name w:val="Default Paragraph Font"/>
     <w:uiPriority w:val="1"/>
+    <w:semiHidden/>
     <w:unhideWhenUsed/>
   </w:style>
   <w:style w:type="table" w:default="1" w:styleId="Obinatablica">
@@ -27664,6 +32869,111 @@
       </w:tblBorders>
     </w:tblPr>
   </w:style>
+  <w:style w:type="character" w:styleId="Neupadljivoisticanje">
+    <w:name w:val="Subtle Emphasis"/>
+    <w:basedOn w:val="Zadanifontodlomka"/>
+    <w:uiPriority w:val="19"/>
+    <w:qFormat/>
+    <w:rsid w:val="00B66565"/>
+    <w:rPr>
+      <w:i/>
+      <w:iCs/>
+      <w:color w:val="404040" w:themeColor="text1" w:themeTint="BF"/>
+    </w:rPr>
+  </w:style>
+  <w:style w:type="table" w:styleId="Obinatablica3">
+    <w:name w:val="Plain Table 3"/>
+    <w:basedOn w:val="Obinatablica"/>
+    <w:uiPriority w:val="43"/>
+    <w:rsid w:val="00DB3E4B"/>
+    <w:pPr>
+      <w:spacing w:after="0" w:line="240" w:lineRule="auto"/>
+    </w:pPr>
+    <w:tblPr>
+      <w:tblStyleRowBandSize w:val="1"/>
+      <w:tblStyleColBandSize w:val="1"/>
+    </w:tblPr>
+    <w:tblStylePr w:type="firstRow">
+      <w:rPr>
+        <w:b/>
+        <w:bCs/>
+        <w:caps/>
+      </w:rPr>
+      <w:tblPr/>
+      <w:tcPr>
+        <w:tcBorders>
+          <w:bottom w:val="single" w:sz="4" w:space="0" w:color="7F7F7F" w:themeColor="text1" w:themeTint="80"/>
+        </w:tcBorders>
+      </w:tcPr>
+    </w:tblStylePr>
+    <w:tblStylePr w:type="lastRow">
+      <w:rPr>
+        <w:b/>
+        <w:bCs/>
+        <w:caps/>
+      </w:rPr>
+      <w:tblPr/>
+      <w:tcPr>
+        <w:tcBorders>
+          <w:top w:val="nil"/>
+        </w:tcBorders>
+      </w:tcPr>
+    </w:tblStylePr>
+    <w:tblStylePr w:type="firstCol">
+      <w:rPr>
+        <w:b/>
+        <w:bCs/>
+        <w:caps/>
+      </w:rPr>
+      <w:tblPr/>
+      <w:tcPr>
+        <w:tcBorders>
+          <w:right w:val="single" w:sz="4" w:space="0" w:color="7F7F7F" w:themeColor="text1" w:themeTint="80"/>
+        </w:tcBorders>
+      </w:tcPr>
+    </w:tblStylePr>
+    <w:tblStylePr w:type="lastCol">
+      <w:rPr>
+        <w:b/>
+        <w:bCs/>
+        <w:caps/>
+      </w:rPr>
+      <w:tblPr/>
+      <w:tcPr>
+        <w:tcBorders>
+          <w:left w:val="nil"/>
+        </w:tcBorders>
+      </w:tcPr>
+    </w:tblStylePr>
+    <w:tblStylePr w:type="band1Vert">
+      <w:tblPr/>
+      <w:tcPr>
+        <w:shd w:val="clear" w:color="auto" w:fill="F2F2F2" w:themeFill="background1" w:themeFillShade="F2"/>
+      </w:tcPr>
+    </w:tblStylePr>
+    <w:tblStylePr w:type="band1Horz">
+      <w:tblPr/>
+      <w:tcPr>
+        <w:shd w:val="clear" w:color="auto" w:fill="F2F2F2" w:themeFill="background1" w:themeFillShade="F2"/>
+      </w:tcPr>
+    </w:tblStylePr>
+    <w:tblStylePr w:type="neCell">
+      <w:tblPr/>
+      <w:tcPr>
+        <w:tcBorders>
+          <w:left w:val="nil"/>
+        </w:tcBorders>
+      </w:tcPr>
+    </w:tblStylePr>
+    <w:tblStylePr w:type="nwCell">
+      <w:tblPr/>
+      <w:tcPr>
+        <w:tcBorders>
+          <w:right w:val="nil"/>
+        </w:tcBorders>
+      </w:tcPr>
+    </w:tblStylePr>
+  </w:style>
 </w:styles>
 </file>
 
